--- a/downloads/student/ai-6-week-17.docx
+++ b/downloads/student/ai-6-week-17.docx
@@ -777,6 +777,16 @@
     <w:p>
       <w:r>
         <w:t>Without reliable status or deduplication, escalate uncertainty rather than claiming one and only one print.</w:t>
+      </w:r>
+    </w:p>
+    <w:p>
+      <w:r>
+        <w:t>Read the labelled picture: Distinguish a missing printer acknowledgement from confirmed failure. What should happen if J6 is complete, and what evidence changes when J6 is reliably reported absent?</w:t>
+      </w:r>
+    </w:p>
+    <w:p>
+      <w:r>
+        <w:t>Change one thing: Status reliably reports J6 absent. Predict the result before checking the explanation. What remains the same?</w:t>
       </w:r>
     </w:p>
     <w:p>
@@ -1875,6 +1885,187 @@
         <w:t>Attempt the independent case before hints. Record whether you worked alone, used a hint or followed a model. After feedback, fix the first unsupported step and explain why it changed. A later check uses a changed case, not a copied answer.</w:t>
       </w:r>
     </w:p>
+    <w:p>
+      <w:pPr>
+        <w:pStyle w:val="Heading1"/>
+      </w:pPr>
+      <w:r>
+        <w:t>15. Your lesson route</w:t>
+      </w:r>
+    </w:p>
+    <w:p>
+      <w:r>
+        <w:t>Start with this question: Recover an uncertain print job. A badge printer loses its reply after receiving a print request.</w:t>
+      </w:r>
+    </w:p>
+    <w:tbl>
+      <w:tblPr>
+        <w:tblStyle w:val="LightShading-Accent1"/>
+        <w:tblW w:type="auto" w:w="0"/>
+        <w:tblLook w:firstColumn="1" w:firstRow="1" w:lastColumn="0" w:lastRow="0" w:noHBand="0" w:noVBand="1" w:val="04A0"/>
+      </w:tblPr>
+      <w:tblGrid>
+        <w:gridCol w:w="5112"/>
+        <w:gridCol w:w="5112"/>
+      </w:tblGrid>
+      <w:tr>
+        <w:trPr>
+          <w:tblHeader/>
+        </w:trPr>
+        <w:tc>
+          <w:tcPr>
+            <w:tcW w:type="dxa" w:w="5112"/>
+          </w:tcPr>
+          <w:p>
+            <w:r>
+              <w:t>By the end, I can</w:t>
+            </w:r>
+          </w:p>
+        </w:tc>
+        <w:tc>
+          <w:tcPr>
+            <w:tcW w:type="dxa" w:w="5112"/>
+          </w:tcPr>
+          <w:p>
+            <w:r>
+              <w:t>How I will show it</w:t>
+            </w:r>
+          </w:p>
+        </w:tc>
+      </w:tr>
+      <w:tr>
+        <w:tc>
+          <w:tcPr>
+            <w:tcW w:type="dxa" w:w="5112"/>
+          </w:tcPr>
+          <w:p>
+            <w:r>
+              <w:t>Explain the mechanism and terminology of external side effects and recovery</w:t>
+            </w:r>
+          </w:p>
+        </w:tc>
+        <w:tc>
+          <w:tcPr>
+            <w:tcW w:type="dxa" w:w="5112"/>
+          </w:tcPr>
+          <w:p>
+            <w:r>
+              <w:t>Explain the deciding step, show a trace or test, and state one limit.</w:t>
+            </w:r>
+          </w:p>
+        </w:tc>
+      </w:tr>
+      <w:tr>
+        <w:tc>
+          <w:tcPr>
+            <w:tcW w:type="dxa" w:w="5112"/>
+          </w:tcPr>
+          <w:p>
+            <w:r>
+              <w:t>Apply the stated procedure to a new case with a traceable result</w:t>
+            </w:r>
+          </w:p>
+        </w:tc>
+        <w:tc>
+          <w:tcPr>
+            <w:tcW w:type="dxa" w:w="5112"/>
+          </w:tcPr>
+          <w:p>
+            <w:r>
+              <w:t>Explain the deciding step, show a trace or test, and state one limit.</w:t>
+            </w:r>
+          </w:p>
+        </w:tc>
+      </w:tr>
+      <w:tr>
+        <w:tc>
+          <w:tcPr>
+            <w:tcW w:type="dxa" w:w="5112"/>
+          </w:tcPr>
+          <w:p>
+            <w:r>
+              <w:t>Identify an assumption or limitation and design a revealing follow-up</w:t>
+            </w:r>
+          </w:p>
+        </w:tc>
+        <w:tc>
+          <w:tcPr>
+            <w:tcW w:type="dxa" w:w="5112"/>
+          </w:tcPr>
+          <w:p>
+            <w:r>
+              <w:t>Explain the deciding step, show a trace or test, and state one limit.</w:t>
+            </w:r>
+          </w:p>
+        </w:tc>
+      </w:tr>
+    </w:tbl>
+    <w:p>
+      <w:r>
+        <w:t>Remember → watch and explain → try with help → investigate → try independently → keep project evidence. Your teacher may spread this lesson across several classes.</w:t>
+      </w:r>
+    </w:p>
+    <w:p>
+      <w:r>
+        <w:t>Keep your first prediction. Compare it with what the evidence shows and explain any change.</w:t>
+      </w:r>
+    </w:p>
+    <w:p>
+      <w:pPr>
+        <w:pStyle w:val="Heading1"/>
+      </w:pPr>
+      <w:r>
+        <w:t>16. Finish and return</w:t>
+      </w:r>
+    </w:p>
+    <w:p>
+      <w:r>
+        <w:t>Close your notes. Explain this goal in your own words: Explain the mechanism and terminology of external side effects and recovery</w:t>
+      </w:r>
+    </w:p>
+    <w:p>
+      <w:pPr>
+        <w:pStyle w:val="Heading3"/>
+      </w:pPr>
+      <w:r>
+        <w:t>My deciding step, evidence and one remaining question</w:t>
+      </w:r>
+    </w:p>
+    <w:p>
+      <w:r>
+        <w:t>________________________________________________________________</w:t>
+      </w:r>
+    </w:p>
+    <w:p>
+      <w:r>
+        <w:t>________________________________________________________________</w:t>
+      </w:r>
+    </w:p>
+    <w:p>
+      <w:r>
+        <w:t>________________________________________________________________</w:t>
+      </w:r>
+    </w:p>
+    <w:p>
+      <w:r>
+        <w:t>________________________________________________________________</w:t>
+      </w:r>
+    </w:p>
+    <w:p>
+      <w:r>
+        <w:t>________________________________________________________________</w:t>
+      </w:r>
+    </w:p>
+    <w:p>
+      <w:r>
+        <w:t>If you are unsure, return to the worked picture and explain one arrow. If you are ready, change an input or assumption and justify your prediction.</w:t>
+      </w:r>
+    </w:p>
+    <w:p>
+      <w:r>
+        <w:t>Save your workbook evidence. At the next review, try a different case before opening your old answer.</w:t>
+      </w:r>
+    </w:p>
     <w:sectPr>
       <w:pgSz w:w="12240" w:h="15840"/>
       <w:pgMar w:top="936" w:right="1008" w:bottom="936" w:left="1008" w:header="720" w:footer="720" w:gutter="0"/>

--- a/downloads/student/ai-6-week-17.docx
+++ b/downloads/student/ai-6-week-17.docx
@@ -2066,6 +2066,202 @@
         <w:t>Save your workbook evidence. At the next review, try a different case before opening your old answer.</w:t>
       </w:r>
     </w:p>
+    <w:p>
+      <w:pPr>
+        <w:pStyle w:val="Heading1"/>
+      </w:pPr>
+      <w:r>
+        <w:t>17. Supported practice, repair and portfolio</w:t>
+      </w:r>
+    </w:p>
+    <w:p>
+      <w:r>
+        <w:t>Use this supported practice once, in the browser or on paper. Keep the reserved independent assessment for a separate first attempt before teacher feedback.</w:t>
+      </w:r>
+    </w:p>
+    <w:p>
+      <w:r>
+        <w:t>Recover an uncertain print job. A badge printer loses its reply after receiving a print request.</w:t>
+      </w:r>
+    </w:p>
+    <w:p>
+      <w:pPr>
+        <w:pStyle w:val="Heading3"/>
+      </w:pPr>
+      <w:r>
+        <w:t>Practice 1: explain the deciding evidence</w:t>
+      </w:r>
+    </w:p>
+    <w:p>
+      <w:r>
+        <w:t>Which labelled step matches this detail? If complete, return that result without issuing another print job.</w:t>
+      </w:r>
+    </w:p>
+    <w:p>
+      <w:r>
+        <w:t>1. Record uncertainty</w:t>
+      </w:r>
+    </w:p>
+    <w:p>
+      <w:r>
+        <w:t>2. Recover from status</w:t>
+      </w:r>
+    </w:p>
+    <w:p>
+      <w:r>
+        <w:t>3. Query J6</w:t>
+      </w:r>
+    </w:p>
+    <w:p>
+      <w:pPr>
+        <w:pStyle w:val="Heading3"/>
+      </w:pPr>
+      <w:r>
+        <w:t>My selected conclusion, deciding fact and explanation</w:t>
+      </w:r>
+    </w:p>
+    <w:p>
+      <w:r>
+        <w:t>________________________________________________________________</w:t>
+      </w:r>
+    </w:p>
+    <w:p>
+      <w:r>
+        <w:t>________________________________________________________________</w:t>
+      </w:r>
+    </w:p>
+    <w:p>
+      <w:r>
+        <w:t>________________________________________________________________</w:t>
+      </w:r>
+    </w:p>
+    <w:p>
+      <w:r>
+        <w:t>________________________________________________________________</w:t>
+      </w:r>
+    </w:p>
+    <w:p>
+      <w:r>
+        <w:t>________________________________________________________________</w:t>
+      </w:r>
+    </w:p>
+    <w:p>
+      <w:r>
+        <w:t>Hint if needed: Read the steps in the pictorial case. Match the supplied detail to the stage that performs or records it.</w:t>
+      </w:r>
+    </w:p>
+    <w:p>
+      <w:r>
+        <w:t>After your attempt, compare with the supported explanation: Recover from status If complete, return that result without issuing another print job. A lost response does not show whether an external effect occurred. Recovery distinguishes unknown outcome from a confirmed failed action.</w:t>
+      </w:r>
+    </w:p>
+    <w:p>
+      <w:pPr>
+        <w:pStyle w:val="Heading3"/>
+      </w:pPr>
+      <w:r>
+        <w:t>Practice 2: explain the deciding evidence</w:t>
+      </w:r>
+    </w:p>
+    <w:p>
+      <w:r>
+        <w:t>Changed-case practice: Status reliably reports J6 absent. Which conclusion is supported by the supplied facts?</w:t>
+      </w:r>
+    </w:p>
+    <w:p>
+      <w:r>
+        <w:t>1. This one example guarantees correct results for every future input.</w:t>
+      </w:r>
+    </w:p>
+    <w:p>
+      <w:r>
+        <w:t>2. A policy-approved resend using the same deduplication key may be considered.</w:t>
+      </w:r>
+    </w:p>
+    <w:p>
+      <w:r>
+        <w:t>3. We can decide the result without examining the changed input or the procedure.</w:t>
+      </w:r>
+    </w:p>
+    <w:p>
+      <w:pPr>
+        <w:pStyle w:val="Heading3"/>
+      </w:pPr>
+      <w:r>
+        <w:t>My selected conclusion, deciding fact and explanation</w:t>
+      </w:r>
+    </w:p>
+    <w:p>
+      <w:r>
+        <w:t>________________________________________________________________</w:t>
+      </w:r>
+    </w:p>
+    <w:p>
+      <w:r>
+        <w:t>________________________________________________________________</w:t>
+      </w:r>
+    </w:p>
+    <w:p>
+      <w:r>
+        <w:t>________________________________________________________________</w:t>
+      </w:r>
+    </w:p>
+    <w:p>
+      <w:r>
+        <w:t>________________________________________________________________</w:t>
+      </w:r>
+    </w:p>
+    <w:p>
+      <w:r>
+        <w:t>________________________________________________________________</w:t>
+      </w:r>
+    </w:p>
+    <w:p>
+      <w:r>
+        <w:t>Hint if needed: Use the changed condition and the deciding step in the pictorial trace. The answer must say what follows from those facts.</w:t>
+      </w:r>
+    </w:p>
+    <w:p>
+      <w:r>
+        <w:t>After your attempt, compare with the supported explanation: A policy-approved resend using the same deduplication key may be considered. Confirmed absence supplies different evidence from silence.</w:t>
+      </w:r>
+    </w:p>
+    <w:p>
+      <w:pPr>
+        <w:pStyle w:val="Heading3"/>
+      </w:pPr>
+      <w:r>
+        <w:t>Repair a missing building block</w:t>
+      </w:r>
+    </w:p>
+    <w:p>
+      <w:r>
+        <w:t>Review Timeouts retries and cancellation (ai-6/16). Goal: Explain the mechanism and terminology of timeouts retries and cancellation. Short practice: Calculate waiting time for a one-second timeout followed by a 0.4-second success. What changes if cancellation arrives after the first attempt but before the retry?. Return to this week and explain what you changed.</w:t>
+      </w:r>
+    </w:p>
+    <w:p>
+      <w:r>
+        <w:t>Review Planning and action selection (ai-6/14). Goal: Explain the mechanism and terminology of planning and action selection. Short practice: Choose a permitted plan when no approved tower-height card exists. What new answer becomes supported after a card records 24 metres, and why could the bot not invent it earlier?. Return to this week and explain what you changed.</w:t>
+      </w:r>
+    </w:p>
+    <w:p>
+      <w:r>
+        <w:t>Review Failure budgets and service objectives (ai-6/11). Goal: Explain the mechanism and terminology of failure budgets and service objectives. Short practice: Calculate the maximum allowed failures among 100 requests. Does 97 successes and 3 failures meet the target, and what changes after one failure becomes a success?. Return to this week and explain what you changed.</w:t>
+      </w:r>
+    </w:p>
+    <w:p>
+      <w:pPr>
+        <w:pStyle w:val="Heading3"/>
+      </w:pPr>
+      <w:r>
+        <w:t>Keep your completed work</w:t>
+      </w:r>
+    </w:p>
+    <w:p>
+      <w:r>
+        <w:t>Use Download completed work in the hosted lesson to export your answers, reflections, practice feedback and code-run evidence. Open the HTML copy to read or print it. Drafts stay in this browser when storage is available; clear drafts on a shared device.</w:t>
+      </w:r>
+    </w:p>
     <w:sectPr>
       <w:pgSz w:w="12240" w:h="15840"/>
       <w:pgMar w:top="936" w:right="1008" w:bottom="936" w:left="1008" w:header="720" w:footer="720" w:gutter="0"/>

--- a/downloads/student/ai-6-week-17.docx
+++ b/downloads/student/ai-6-week-17.docx
@@ -42,6 +42,11 @@
       </w:r>
     </w:p>
     <w:p>
+      <w:r>
+        <w:t>Start with the target: Explain the mechanism and terminology of external side effects and recovery. Try the recall before opening notes.</w:t>
+      </w:r>
+    </w:p>
+    <w:p>
       <w:pPr>
         <w:pStyle w:val="Heading3"/>
       </w:pPr>
@@ -50,17 +55,47 @@
       </w:r>
     </w:p>
     <w:p>
-      <w:r>
-        <w:t>I can explain the mechanism and terminology of external side effects and recovery.</w:t>
-      </w:r>
-    </w:p>
-    <w:p>
-      <w:r>
+      <w:pPr>
+        <w:spacing w:line="336" w:lineRule="auto" w:after="180"/>
+      </w:pPr>
+      <w:r>
+        <w:rPr>
+          <w:b w:val="0"/>
+        </w:rPr>
+        <w:t xml:space="preserve">I can explain the </w:t>
+      </w:r>
+      <w:r>
+        <w:rPr>
+          <w:b/>
+        </w:rPr>
+        <w:t>mechanism</w:t>
+      </w:r>
+      <w:r>
+        <w:rPr>
+          <w:b w:val="0"/>
+        </w:rPr>
+        <w:t xml:space="preserve"> and terminology of external side effects and recovery.</w:t>
+      </w:r>
+    </w:p>
+    <w:p>
+      <w:pPr>
+        <w:spacing w:line="336" w:lineRule="auto" w:after="180"/>
+      </w:pPr>
+      <w:r>
+        <w:rPr>
+          <w:b w:val="0"/>
+        </w:rPr>
         <w:t>I can apply the stated procedure to a new case with a traceable result.</w:t>
       </w:r>
     </w:p>
     <w:p>
-      <w:r>
+      <w:pPr>
+        <w:spacing w:line="336" w:lineRule="auto" w:after="180"/>
+      </w:pPr>
+      <w:r>
+        <w:rPr>
+          <w:b w:val="0"/>
+        </w:rPr>
         <w:t>I can identify an assumption or limitation and design a revealing follow-up.</w:t>
       </w:r>
     </w:p>
@@ -73,47 +108,125 @@
       </w:r>
     </w:p>
     <w:p>
-      <w:r>
+      <w:pPr>
+        <w:spacing w:line="336" w:lineRule="auto" w:after="180"/>
+      </w:pPr>
+      <w:r>
+        <w:rPr>
+          <w:b w:val="0"/>
+        </w:rPr>
         <w:t>Close your notes first. A rough first answer helps us choose the right starting point; it is not a score for your ability.</w:t>
       </w:r>
     </w:p>
     <w:p>
-      <w:r>
+      <w:pPr>
+        <w:spacing w:line="336" w:lineRule="auto" w:after="180"/>
+      </w:pPr>
+      <w:r>
+        <w:rPr>
+          <w:b w:val="0"/>
+        </w:rPr>
         <w:t>Without opening the old lesson, explain one key idea from Timeouts retries and cancellation. Give an example and a mistake that the idea helps you avoid.</w:t>
       </w:r>
     </w:p>
     <w:p>
-      <w:r>
+      <w:pPr>
+        <w:spacing w:line="336" w:lineRule="auto" w:after="180"/>
+      </w:pPr>
+      <w:r>
+        <w:rPr>
+          <w:b w:val="0"/>
+        </w:rPr>
         <w:t>Without opening the old lesson, explain one key idea from Planning and action selection. Give an example and a mistake that the idea helps you avoid.</w:t>
       </w:r>
     </w:p>
     <w:p>
-      <w:r>
+      <w:pPr>
+        <w:spacing w:line="336" w:lineRule="auto" w:after="180"/>
+      </w:pPr>
+      <w:r>
+        <w:rPr>
+          <w:b w:val="0"/>
+        </w:rPr>
         <w:t>Without opening the old lesson, explain one key idea from Failure budgets and service objectives. Give an example and a mistake that the idea helps you avoid.</w:t>
       </w:r>
     </w:p>
     <w:p>
-      <w:r>
-        <w:t>After trying, check the relevant lesson or ask your teacher. Change the part of your explanation that the evidence shows was wrong.</w:t>
-      </w:r>
-    </w:p>
-    <w:p>
-      <w:r>
+      <w:pPr>
+        <w:spacing w:line="336" w:lineRule="auto" w:after="180"/>
+      </w:pPr>
+      <w:r>
+        <w:rPr>
+          <w:b w:val="0"/>
+        </w:rPr>
+        <w:t xml:space="preserve">After trying, check the relevant lesson or ask your teacher. Change the part of your explanation that the </w:t>
+      </w:r>
+      <w:r>
+        <w:rPr>
+          <w:b/>
+        </w:rPr>
+        <w:t>evidence</w:t>
+      </w:r>
+      <w:r>
+        <w:rPr>
+          <w:b w:val="0"/>
+        </w:rPr>
+        <w:t xml:space="preserve"> shows was wrong.</w:t>
+      </w:r>
+    </w:p>
+    <w:p>
+      <w:pPr>
+        <w:spacing w:line="336" w:lineRule="auto" w:after="180"/>
+      </w:pPr>
+      <w:r>
+        <w:rPr>
+          <w:b w:val="0"/>
+        </w:rPr>
         <w:t>This week you will practise:</w:t>
       </w:r>
     </w:p>
     <w:p>
-      <w:r>
-        <w:t>Explain the mechanism and terminology of external side effects and recovery</w:t>
-      </w:r>
-    </w:p>
-    <w:p>
-      <w:r>
+      <w:pPr>
+        <w:spacing w:line="336" w:lineRule="auto" w:after="180"/>
+      </w:pPr>
+      <w:r>
+        <w:rPr>
+          <w:b w:val="0"/>
+        </w:rPr>
+        <w:t xml:space="preserve">Explain the </w:t>
+      </w:r>
+      <w:r>
+        <w:rPr>
+          <w:b/>
+        </w:rPr>
+        <w:t>mechanism</w:t>
+      </w:r>
+      <w:r>
+        <w:rPr>
+          <w:b w:val="0"/>
+        </w:rPr>
+        <w:t xml:space="preserve"> and terminology of external side effects and recovery</w:t>
+      </w:r>
+    </w:p>
+    <w:p>
+      <w:pPr>
+        <w:spacing w:line="336" w:lineRule="auto" w:after="180"/>
+      </w:pPr>
+      <w:r>
+        <w:rPr>
+          <w:b w:val="0"/>
+        </w:rPr>
         <w:t>Apply the stated procedure to a new case with a traceable result</w:t>
       </w:r>
     </w:p>
     <w:p>
-      <w:r>
+      <w:pPr>
+        <w:spacing w:line="336" w:lineRule="auto" w:after="180"/>
+      </w:pPr>
+      <w:r>
+        <w:rPr>
+          <w:b w:val="0"/>
+        </w:rPr>
         <w:t>Identify an assumption or limitation and design a revealing follow-up</w:t>
       </w:r>
     </w:p>
@@ -126,8 +239,38 @@
       </w:r>
     </w:p>
     <w:p>
-      <w:r>
-        <w:t>Recall Timeouts retries and cancellation. Explain why a recorded result needs its input conditions and evidence source before it can support a claim.</w:t>
+      <w:pPr>
+        <w:spacing w:line="336" w:lineRule="auto" w:after="180"/>
+      </w:pPr>
+      <w:r>
+        <w:rPr>
+          <w:b w:val="0"/>
+        </w:rPr>
+        <w:t xml:space="preserve">Recall Timeouts retries and cancellation. Explain why a recorded result needs its </w:t>
+      </w:r>
+      <w:r>
+        <w:rPr>
+          <w:b/>
+        </w:rPr>
+        <w:t>input</w:t>
+      </w:r>
+      <w:r>
+        <w:rPr>
+          <w:b w:val="0"/>
+        </w:rPr>
+        <w:t xml:space="preserve"> conditions and </w:t>
+      </w:r>
+      <w:r>
+        <w:rPr>
+          <w:b/>
+        </w:rPr>
+        <w:t>evidence</w:t>
+      </w:r>
+      <w:r>
+        <w:rPr>
+          <w:b w:val="0"/>
+        </w:rPr>
+        <w:t xml:space="preserve"> source before it can support a claim.</w:t>
       </w:r>
     </w:p>
     <w:p>
@@ -162,7 +305,13 @@
       </w:r>
     </w:p>
     <w:p>
-      <w:r>
+      <w:pPr>
+        <w:spacing w:line="336" w:lineRule="auto" w:after="180"/>
+      </w:pPr>
+      <w:r>
+        <w:rPr>
+          <w:b w:val="0"/>
+        </w:rPr>
         <w:t>Explain external side effects and recovery using the deciding step in this fictional service.</w:t>
       </w:r>
     </w:p>
@@ -176,12 +325,52 @@
     </w:p>
     <w:p>
       <w:r>
-        <w:t>External effects can succeed while their acknowledgement is lost. Recovery must inspect committed state before repeating the operation.</w:t>
-      </w:r>
-    </w:p>
-    <w:p>
-      <w:r>
-        <w:t>Begin by writing the question the procedure is intended to answer. Identify the information already supplied, the information it will produce and the information still missing. These are constructed classroom examples; they do not require live accounts, private records or an external service. Do not treat a plausible explanation as a measured outcome.</w:t>
+        <w:t>Investigate the supplied External side effects and recovery case. Separate observations, given facts and assumptions before choosing an explanation.</w:t>
+      </w:r>
+    </w:p>
+    <w:p>
+      <w:pPr>
+        <w:spacing w:line="336" w:lineRule="auto" w:after="180"/>
+      </w:pPr>
+      <w:r>
+        <w:rPr>
+          <w:b w:val="0"/>
+        </w:rPr>
+        <w:t xml:space="preserve">External effects can succeed while their </w:t>
+      </w:r>
+      <w:r>
+        <w:rPr>
+          <w:b/>
+        </w:rPr>
+        <w:t>acknowledgement</w:t>
+      </w:r>
+      <w:r>
+        <w:rPr>
+          <w:b w:val="0"/>
+        </w:rPr>
+        <w:t xml:space="preserve"> is lost. Recovery must inspect committed state before repeating the operation.</w:t>
+      </w:r>
+    </w:p>
+    <w:p>
+      <w:pPr>
+        <w:spacing w:line="336" w:lineRule="auto" w:after="180"/>
+      </w:pPr>
+      <w:r>
+        <w:rPr>
+          <w:b w:val="0"/>
+        </w:rPr>
+        <w:t>Begin by writing the question the procedure is intended to answer. Identify the information already supplied, the information it will produce and the information still missing.</w:t>
+      </w:r>
+    </w:p>
+    <w:p>
+      <w:pPr>
+        <w:spacing w:line="336" w:lineRule="auto" w:after="180"/>
+      </w:pPr>
+      <w:r>
+        <w:rPr>
+          <w:b w:val="0"/>
+        </w:rPr>
+        <w:t>These are constructed classroom examples; they do not require live accounts, private records or an external service. Do not treat a plausible explanation as a measured outcome.</w:t>
       </w:r>
     </w:p>
     <w:p>
@@ -217,7 +406,41 @@
     </w:p>
     <w:p>
       <w:r>
-        <w:t>The mock ledger records prepared, committed or unknown per operation ID. Retry a committed operation by returning its result; reconcile unknown status instead of assuming failure. Preserve compensation as a separate authorised action.</w:t>
+        <w:t>Follow the mechanism for External side effects and recovery. Connect each labelled input, deciding step and result.</w:t>
+      </w:r>
+    </w:p>
+    <w:p>
+      <w:pPr>
+        <w:spacing w:line="336" w:lineRule="auto" w:after="180"/>
+      </w:pPr>
+      <w:r>
+        <w:rPr>
+          <w:b w:val="0"/>
+        </w:rPr>
+        <w:t>The mock ledger records prepared, committed or unknown per operation ID. Retry a committed operation by returning its result; reconcile unknown status instead of assuming failure.</w:t>
+      </w:r>
+    </w:p>
+    <w:p>
+      <w:pPr>
+        <w:spacing w:line="336" w:lineRule="auto" w:after="180"/>
+      </w:pPr>
+      <w:r>
+        <w:rPr>
+          <w:b w:val="0"/>
+        </w:rPr>
+        <w:t xml:space="preserve">Preserve </w:t>
+      </w:r>
+      <w:r>
+        <w:rPr>
+          <w:b/>
+        </w:rPr>
+        <w:t>compensation</w:t>
+      </w:r>
+      <w:r>
+        <w:rPr>
+          <w:b w:val="0"/>
+        </w:rPr>
+        <w:t xml:space="preserve"> as a separate authorised action.</w:t>
       </w:r>
     </w:p>
     <w:p>
@@ -313,8 +536,49 @@
       </w:r>
     </w:p>
     <w:p>
-      <w:r>
-        <w:t>Before applying the procedure, write its units, denominator or decision boundary where relevant. A partner should be able to repeat each step using the same inputs. If a required input is absent or violates the stated contract, record that condition explicitly instead of quietly replacing it with a convenient value.</w:t>
+      <w:pPr>
+        <w:spacing w:line="336" w:lineRule="auto" w:after="180"/>
+      </w:pPr>
+      <w:r>
+        <w:rPr>
+          <w:b w:val="0"/>
+        </w:rPr>
+        <w:t xml:space="preserve">Before applying the procedure, write its units, denominator or decision boundary where relevant. A partner should be able to repeat each step using the same </w:t>
+      </w:r>
+      <w:r>
+        <w:rPr>
+          <w:b/>
+        </w:rPr>
+        <w:t>input</w:t>
+      </w:r>
+      <w:r>
+        <w:rPr>
+          <w:b w:val="0"/>
+        </w:rPr>
+        <w:t>s.</w:t>
+      </w:r>
+    </w:p>
+    <w:p>
+      <w:pPr>
+        <w:spacing w:line="336" w:lineRule="auto" w:after="180"/>
+      </w:pPr>
+      <w:r>
+        <w:rPr>
+          <w:b w:val="0"/>
+        </w:rPr>
+        <w:t xml:space="preserve">If a required </w:t>
+      </w:r>
+      <w:r>
+        <w:rPr>
+          <w:b/>
+        </w:rPr>
+        <w:t>input</w:t>
+      </w:r>
+      <w:r>
+        <w:rPr>
+          <w:b w:val="0"/>
+        </w:rPr>
+        <w:t xml:space="preserve"> is absent or violates the stated contract, record that condition explicitly instead of quietly replacing it with a convenient value.</w:t>
       </w:r>
     </w:p>
     <w:p>
@@ -326,8 +590,26 @@
       </w:r>
     </w:p>
     <w:p>
-      <w:r>
-        <w:t>Point to the input, the deciding step and the result in this week’s visual. Explain the same step in ordinary words. A picture helps when you can say what each part represents.</w:t>
+      <w:pPr>
+        <w:spacing w:line="336" w:lineRule="auto" w:after="180"/>
+      </w:pPr>
+      <w:r>
+        <w:rPr>
+          <w:b w:val="0"/>
+        </w:rPr>
+        <w:t xml:space="preserve">Point to the </w:t>
+      </w:r>
+      <w:r>
+        <w:rPr>
+          <w:b/>
+        </w:rPr>
+        <w:t>input</w:t>
+      </w:r>
+      <w:r>
+        <w:rPr>
+          <w:b w:val="0"/>
+        </w:rPr>
+        <w:t>, the deciding step and the result in this week’s visual. Explain the same step in ordinary words. A picture helps when you can say what each part represents.</w:t>
       </w:r>
     </w:p>
     <w:p>
@@ -339,6 +621,11 @@
       </w:r>
     </w:p>
     <w:p>
+      <w:r>
+        <w:t>Compare the supplied cases for External side effects and recovery. Identify the detail that changes the conclusion.</w:t>
+      </w:r>
+    </w:p>
+    <w:p>
       <w:pPr>
         <w:pStyle w:val="Heading3"/>
       </w:pPr>
@@ -347,7 +634,13 @@
       </w:r>
     </w:p>
     <w:p>
-      <w:r>
+      <w:pPr>
+        <w:spacing w:line="336" w:lineRule="auto" w:after="180"/>
+      </w:pPr>
+      <w:r>
+        <w:rPr>
+          <w:b w:val="0"/>
+        </w:rPr>
         <w:t>A booking is committed in storage, but response delivery times out. Caller asks to repeat. Show the intermediate steps and give the conclusion with its scope.</w:t>
       </w:r>
     </w:p>
@@ -393,18 +686,81 @@
       </w:r>
     </w:p>
     <w:p>
-      <w:r>
+      <w:pPr>
+        <w:pStyle w:val="Heading3"/>
+      </w:pPr>
+      <w:r>
+        <w:t>Change one thing</w:t>
+      </w:r>
+    </w:p>
+    <w:p>
+      <w:pPr>
+        <w:spacing w:line="336" w:lineRule="auto" w:after="180"/>
+        <w:shd w:fill="F5F1FB"/>
+      </w:pPr>
+      <w:r>
+        <w:rPr>
+          <w:b w:val="0"/>
+        </w:rPr>
         <w:t>Change: Status reliably reports J6 absent.</w:t>
       </w:r>
     </w:p>
     <w:p>
-      <w:r>
-        <w:t>Prediction: A policy-approved resend using the same deduplication key may be considered.</w:t>
-      </w:r>
-    </w:p>
-    <w:p>
-      <w:r>
-        <w:t>Reason: Confirmed absence supplies different evidence from silence.</w:t>
+      <w:pPr>
+        <w:pStyle w:val="Heading3"/>
+      </w:pPr>
+      <w:r>
+        <w:t>Predicted result</w:t>
+      </w:r>
+    </w:p>
+    <w:p>
+      <w:pPr>
+        <w:spacing w:line="336" w:lineRule="auto" w:after="180"/>
+        <w:shd w:fill="F1F6FC"/>
+      </w:pPr>
+      <w:r>
+        <w:rPr>
+          <w:b/>
+        </w:rPr>
+        <w:t>Prediction</w:t>
+      </w:r>
+      <w:r>
+        <w:rPr>
+          <w:b w:val="0"/>
+        </w:rPr>
+        <w:t>: A policy-approved resend using the same deduplication key may be considered.</w:t>
+      </w:r>
+    </w:p>
+    <w:p>
+      <w:pPr>
+        <w:pStyle w:val="Heading3"/>
+      </w:pPr>
+      <w:r>
+        <w:t>Why the result follows</w:t>
+      </w:r>
+    </w:p>
+    <w:p>
+      <w:pPr>
+        <w:spacing w:line="336" w:lineRule="auto" w:after="180"/>
+        <w:shd w:fill="F1F6FC"/>
+      </w:pPr>
+      <w:r>
+        <w:rPr>
+          <w:b w:val="0"/>
+        </w:rPr>
+        <w:t xml:space="preserve">Reason: Confirmed absence supplies different </w:t>
+      </w:r>
+      <w:r>
+        <w:rPr>
+          <w:b/>
+        </w:rPr>
+        <w:t>evidence</w:t>
+      </w:r>
+      <w:r>
+        <w:rPr>
+          <w:b w:val="0"/>
+        </w:rPr>
+        <w:t xml:space="preserve"> from silence.</w:t>
       </w:r>
     </w:p>
     <w:p>
@@ -413,6 +769,11 @@
       </w:pPr>
       <w:r>
         <w:t>05. Words that unlock the idea</w:t>
+      </w:r>
+    </w:p>
+    <w:p>
+      <w:r>
+        <w:t>Use the vocabulary of External side effects and recovery to explain a concrete decision, rather than only memorising definitions.</w:t>
       </w:r>
     </w:p>
     <w:tbl>
@@ -550,17 +911,41 @@
     </w:p>
     <w:p>
       <w:r>
+        <w:t>Follow the worked trace for External side effects and recovery, predict a step, then compare with its explanation.</w:t>
+      </w:r>
+    </w:p>
+    <w:p>
+      <w:pPr>
+        <w:spacing w:line="336" w:lineRule="auto" w:after="180"/>
+      </w:pPr>
+      <w:r>
+        <w:rPr>
+          <w:b w:val="0"/>
+        </w:rPr>
         <w:t>A booking is committed in storage, but response delivery times out. Caller asks to repeat.</w:t>
       </w:r>
     </w:p>
     <w:p>
-      <w:r>
-        <w:t>Lookup the operation ID and return the committed booking; do not create a second booking. A lost acknowledgement does not undo the effect.</w:t>
-      </w:r>
-    </w:p>
-    <w:p>
-      <w:r>
-        <w:t>Compare the intermediate evidence with the final statement. Explain why each number or decision follows from the stated inputs. The conclusion belongs to this scenario and procedure; changing the inputs, evaluation population or authority can change what it establishes. Retain the raw record so a later revision can be compared honestly.</w:t>
+      <w:pPr>
+        <w:spacing w:line="336" w:lineRule="auto" w:after="180"/>
+      </w:pPr>
+      <w:r>
+        <w:rPr>
+          <w:b w:val="0"/>
+        </w:rPr>
+        <w:t xml:space="preserve">Lookup the operation ID and return the committed booking; do not create a second booking. A lost </w:t>
+      </w:r>
+      <w:r>
+        <w:rPr>
+          <w:b/>
+        </w:rPr>
+        <w:t>acknowledgement</w:t>
+      </w:r>
+      <w:r>
+        <w:rPr>
+          <w:b w:val="0"/>
+        </w:rPr>
+        <w:t xml:space="preserve"> does not undo the effect.</w:t>
       </w:r>
     </w:p>
     <w:p>
@@ -568,11 +953,85 @@
         <w:pStyle w:val="Heading3"/>
       </w:pPr>
       <w:r>
+        <w:t>Worked explanation · External side effects and recovery</w:t>
+      </w:r>
+    </w:p>
+    <w:p>
+      <w:pPr>
+        <w:spacing w:line="336" w:lineRule="auto" w:after="180"/>
+        <w:shd w:fill="F1F6FC"/>
+      </w:pPr>
+      <w:r>
+        <w:rPr>
+          <w:b w:val="0"/>
+        </w:rPr>
+        <w:t xml:space="preserve">Compare the intermediate </w:t>
+      </w:r>
+      <w:r>
+        <w:rPr>
+          <w:b/>
+        </w:rPr>
+        <w:t>evidence</w:t>
+      </w:r>
+      <w:r>
+        <w:rPr>
+          <w:b w:val="0"/>
+        </w:rPr>
+        <w:t xml:space="preserve"> with the final statement. Explain why each number or decision follows from the stated </w:t>
+      </w:r>
+      <w:r>
+        <w:rPr>
+          <w:b/>
+        </w:rPr>
+        <w:t>input</w:t>
+      </w:r>
+      <w:r>
+        <w:rPr>
+          <w:b w:val="0"/>
+        </w:rPr>
+        <w:t>s.</w:t>
+      </w:r>
+    </w:p>
+    <w:p>
+      <w:pPr>
+        <w:spacing w:line="336" w:lineRule="auto" w:after="180"/>
+        <w:shd w:fill="F1F6FC"/>
+      </w:pPr>
+      <w:r>
+        <w:rPr>
+          <w:b w:val="0"/>
+        </w:rPr>
+        <w:t xml:space="preserve">The conclusion belongs to this scenario and procedure; changing the </w:t>
+      </w:r>
+      <w:r>
+        <w:rPr>
+          <w:b/>
+        </w:rPr>
+        <w:t>input</w:t>
+      </w:r>
+      <w:r>
+        <w:rPr>
+          <w:b w:val="0"/>
+        </w:rPr>
+        <w:t>s, evaluation population or authority can change what it establishes. Retain the raw record so a later revision can be compared honestly.</w:t>
+      </w:r>
+    </w:p>
+    <w:p>
+      <w:pPr>
+        <w:pStyle w:val="Heading3"/>
+      </w:pPr>
+      <w:r>
         <w:t>Learn from the worked case</w:t>
       </w:r>
     </w:p>
     <w:p>
-      <w:r>
+      <w:pPr>
+        <w:spacing w:line="336" w:lineRule="auto" w:after="180"/>
+      </w:pPr>
+      <w:r>
+        <w:rPr>
+          <w:b w:val="0"/>
+        </w:rPr>
         <w:t>Cover the result before checking it. Say what is given, choose the procedure, and follow one step at a time. Then uncover the result and explain your first mismatch. Ask why a step is allowed, not only what number it produces.</w:t>
       </w:r>
     </w:p>
@@ -585,7 +1044,13 @@
       </w:r>
     </w:p>
     <w:p>
-      <w:r>
+      <w:pPr>
+        <w:spacing w:line="336" w:lineRule="auto" w:after="180"/>
+      </w:pPr>
+      <w:r>
+        <w:rPr>
+          <w:b w:val="0"/>
+        </w:rPr>
         <w:t>Recover an uncertain print job. A badge printer loses its reply after receiving a print request.</w:t>
       </w:r>
     </w:p>
@@ -598,8 +1063,35 @@
       </w:r>
     </w:p>
     <w:p>
-      <w:r>
-        <w:t>Job key J6 identifies one badge. The printer supports status lookup by key; missing acknowledgement leaves outcome unknown.</w:t>
+      <w:pPr>
+        <w:pStyle w:val="Heading3"/>
+      </w:pPr>
+      <w:r>
+        <w:t>Supplied facts</w:t>
+      </w:r>
+    </w:p>
+    <w:p>
+      <w:pPr>
+        <w:spacing w:line="336" w:lineRule="auto" w:after="180"/>
+        <w:shd w:fill="F1F6FC"/>
+      </w:pPr>
+      <w:r>
+        <w:rPr>
+          <w:b w:val="0"/>
+        </w:rPr>
+        <w:t xml:space="preserve">Job key J6 identifies one badge. The printer supports status lookup by key; missing </w:t>
+      </w:r>
+      <w:r>
+        <w:rPr>
+          <w:b/>
+        </w:rPr>
+        <w:t>acknowledgement</w:t>
+      </w:r>
+      <w:r>
+        <w:rPr>
+          <w:b w:val="0"/>
+        </w:rPr>
+        <w:t xml:space="preserve"> leaves outcome unknown.</w:t>
       </w:r>
     </w:p>
     <w:p>
@@ -762,7 +1254,22 @@
       </w:r>
     </w:p>
     <w:p>
-      <w:r>
+      <w:pPr>
+        <w:pStyle w:val="Heading3"/>
+      </w:pPr>
+      <w:r>
+        <w:t>Why the result follows</w:t>
+      </w:r>
+    </w:p>
+    <w:p>
+      <w:pPr>
+        <w:spacing w:line="336" w:lineRule="auto" w:after="180"/>
+        <w:shd w:fill="F1F6FC"/>
+      </w:pPr>
+      <w:r>
+        <w:rPr>
+          <w:b w:val="0"/>
+        </w:rPr>
         <w:t>A lost response does not show whether an external effect occurred. Recovery distinguishes unknown outcome from a confirmed failed action.</w:t>
       </w:r>
     </w:p>
@@ -775,17 +1282,86 @@
       </w:r>
     </w:p>
     <w:p>
-      <w:r>
+      <w:pPr>
+        <w:pStyle w:val="Heading3"/>
+      </w:pPr>
+      <w:r>
+        <w:t>Keep the stated limit</w:t>
+      </w:r>
+    </w:p>
+    <w:p>
+      <w:pPr>
+        <w:spacing w:line="336" w:lineRule="auto" w:after="180"/>
+        <w:shd w:fill="FFF5E6"/>
+      </w:pPr>
+      <w:r>
+        <w:rPr>
+          <w:b w:val="0"/>
+        </w:rPr>
         <w:t>Without reliable status or deduplication, escalate uncertainty rather than claiming one and only one print.</w:t>
       </w:r>
     </w:p>
     <w:p>
-      <w:r>
-        <w:t>Read the labelled picture: Distinguish a missing printer acknowledgement from confirmed failure. What should happen if J6 is complete, and what evidence changes when J6 is reliably reported absent?</w:t>
-      </w:r>
-    </w:p>
-    <w:p>
-      <w:r>
+      <w:pPr>
+        <w:pStyle w:val="Heading3"/>
+      </w:pPr>
+      <w:r>
+        <w:t>Keep the stated limit</w:t>
+      </w:r>
+    </w:p>
+    <w:p>
+      <w:pPr>
+        <w:spacing w:line="336" w:lineRule="auto" w:after="180"/>
+        <w:shd w:fill="FFF5E6"/>
+      </w:pPr>
+      <w:r>
+        <w:rPr>
+          <w:b w:val="0"/>
+        </w:rPr>
+        <w:t xml:space="preserve">Read the labelled picture: Distinguish a missing printer </w:t>
+      </w:r>
+      <w:r>
+        <w:rPr>
+          <w:b/>
+        </w:rPr>
+        <w:t>acknowledgement</w:t>
+      </w:r>
+      <w:r>
+        <w:rPr>
+          <w:b w:val="0"/>
+        </w:rPr>
+        <w:t xml:space="preserve"> from confirmed failure. What should happen if J6 is complete, and what </w:t>
+      </w:r>
+      <w:r>
+        <w:rPr>
+          <w:b/>
+        </w:rPr>
+        <w:t>evidence</w:t>
+      </w:r>
+      <w:r>
+        <w:rPr>
+          <w:b w:val="0"/>
+        </w:rPr>
+        <w:t xml:space="preserve"> changes when J6 is reliably reported absent?</w:t>
+      </w:r>
+    </w:p>
+    <w:p>
+      <w:pPr>
+        <w:pStyle w:val="Heading3"/>
+      </w:pPr>
+      <w:r>
+        <w:t>Keep the stated limit</w:t>
+      </w:r>
+    </w:p>
+    <w:p>
+      <w:pPr>
+        <w:spacing w:line="336" w:lineRule="auto" w:after="180"/>
+        <w:shd w:fill="FFF5E6"/>
+      </w:pPr>
+      <w:r>
+        <w:rPr>
+          <w:b w:val="0"/>
+        </w:rPr>
         <w:t>Change one thing: Status reliably reports J6 absent. Predict the result before checking the explanation. What remains the same?</w:t>
       </w:r>
     </w:p>
@@ -799,19 +1375,69 @@
     </w:p>
     <w:p>
       <w:r>
+        <w:t>Find the unsupported step in the External side effects and recovery claim and explain a repair using the supplied evidence.</w:t>
+      </w:r>
+    </w:p>
+    <w:p>
+      <w:pPr>
+        <w:spacing w:line="336" w:lineRule="auto" w:after="180"/>
+      </w:pPr>
+      <w:r>
+        <w:rPr>
+          <w:b w:val="0"/>
+        </w:rPr>
         <w:t>A compensating action is itself a side effect requiring authority; recovery does not silently permit deletion or refund.</w:t>
       </w:r>
     </w:p>
     <w:p>
-      <w:r>
-        <w:t>A useful check asks what would make the reasoning fail. Distinguish a failure to execute the declared procedure from a weakness in the procedure itself. The first may require a correction; the second requires an explicitly revised method and new evidence. Preserve unsuccessful cases so an improved result cannot hide the original problem.</w:t>
-      </w:r>
-    </w:p>
-    <w:p>
       <w:pPr>
         <w:pStyle w:val="Heading3"/>
       </w:pPr>
       <w:r>
+        <w:t>Check the claim against the facts</w:t>
+      </w:r>
+    </w:p>
+    <w:p>
+      <w:pPr>
+        <w:spacing w:line="336" w:lineRule="auto" w:after="180"/>
+        <w:shd w:fill="FFF5E6"/>
+      </w:pPr>
+      <w:r>
+        <w:rPr>
+          <w:b w:val="0"/>
+        </w:rPr>
+        <w:t>A useful check asks what would make the reasoning fail. Distinguish a failure to execute the declared procedure from a weakness in the procedure itself.</w:t>
+      </w:r>
+    </w:p>
+    <w:p>
+      <w:pPr>
+        <w:spacing w:line="336" w:lineRule="auto" w:after="180"/>
+        <w:shd w:fill="FFF5E6"/>
+      </w:pPr>
+      <w:r>
+        <w:rPr>
+          <w:b w:val="0"/>
+        </w:rPr>
+        <w:t xml:space="preserve">The first may require a correction; the second requires an explicitly revised method and new </w:t>
+      </w:r>
+      <w:r>
+        <w:rPr>
+          <w:b/>
+        </w:rPr>
+        <w:t>evidence</w:t>
+      </w:r>
+      <w:r>
+        <w:rPr>
+          <w:b w:val="0"/>
+        </w:rPr>
+        <w:t>. Preserve unsuccessful cases so an improved result cannot hide the original problem.</w:t>
+      </w:r>
+    </w:p>
+    <w:p>
+      <w:pPr>
+        <w:pStyle w:val="Heading3"/>
+      </w:pPr>
+      <w:r>
         <w:t>Guided: restate the worked result, then name the assumption or limitation that prevents a broader conclusion.</w:t>
       </w:r>
     </w:p>
@@ -849,8 +1475,25 @@
       </w:r>
     </w:p>
     <w:p>
-      <w:r>
-        <w:t>A report omits this qualification: A compensating action is itself a side effect requiring authority; recovery does not silently permit deletion or refund. Explain how omitting it could change a reader's interpretation, and write an accurate replacement.</w:t>
+      <w:pPr>
+        <w:spacing w:line="336" w:lineRule="auto" w:after="180"/>
+      </w:pPr>
+      <w:r>
+        <w:rPr>
+          <w:b w:val="0"/>
+        </w:rPr>
+        <w:t>A report omits this qualification: A compensating action is itself a side effect requiring authority; recovery does not silently permit deletion or refund.</w:t>
+      </w:r>
+    </w:p>
+    <w:p>
+      <w:pPr>
+        <w:spacing w:line="336" w:lineRule="auto" w:after="180"/>
+      </w:pPr>
+      <w:r>
+        <w:rPr>
+          <w:b w:val="0"/>
+        </w:rPr>
+        <w:t>Explain how omitting it could change a reader's interpretation, and write an accurate replacement.</w:t>
       </w:r>
     </w:p>
     <w:p>
@@ -901,7 +1544,54 @@
     </w:p>
     <w:p>
       <w:r>
-        <w:t>Explain the weekly mechanism in your own words. Use the worked scenario to name its input, decision rule and output.</w:t>
+        <w:t>Practise External side effects and recovery with support, then explain the deciding step in your own words.</w:t>
+      </w:r>
+    </w:p>
+    <w:p>
+      <w:pPr>
+        <w:spacing w:line="336" w:lineRule="auto" w:after="180"/>
+      </w:pPr>
+      <w:r>
+        <w:rPr>
+          <w:b w:val="0"/>
+        </w:rPr>
+        <w:t xml:space="preserve">Explain the weekly </w:t>
+      </w:r>
+      <w:r>
+        <w:rPr>
+          <w:b/>
+        </w:rPr>
+        <w:t>mechanism</w:t>
+      </w:r>
+      <w:r>
+        <w:rPr>
+          <w:b w:val="0"/>
+        </w:rPr>
+        <w:t xml:space="preserve"> in your own words. Use the worked scenario to name its </w:t>
+      </w:r>
+      <w:r>
+        <w:rPr>
+          <w:b/>
+        </w:rPr>
+        <w:t>input</w:t>
+      </w:r>
+      <w:r>
+        <w:rPr>
+          <w:b w:val="0"/>
+        </w:rPr>
+        <w:t xml:space="preserve">, decision rule and </w:t>
+      </w:r>
+      <w:r>
+        <w:rPr>
+          <w:b/>
+        </w:rPr>
+        <w:t>output</w:t>
+      </w:r>
+      <w:r>
+        <w:rPr>
+          <w:b w:val="0"/>
+        </w:rPr>
+        <w:t>.</w:t>
       </w:r>
     </w:p>
     <w:p>
@@ -974,8 +1664,26 @@
       </w:r>
     </w:p>
     <w:p>
-      <w:r>
-        <w:t>Use workbook W2 for the connected example “External side effects and recovery”. First fill the input and rule boxes. Try the middle steps before asking for a hint. After a hint, try the next step yourself.</w:t>
+      <w:pPr>
+        <w:spacing w:line="336" w:lineRule="auto" w:after="180"/>
+      </w:pPr>
+      <w:r>
+        <w:rPr>
+          <w:b w:val="0"/>
+        </w:rPr>
+        <w:t xml:space="preserve">Use workbook W2 for the connected example “External side effects and recovery”. First fill the </w:t>
+      </w:r>
+      <w:r>
+        <w:rPr>
+          <w:b/>
+        </w:rPr>
+        <w:t>input</w:t>
+      </w:r>
+      <w:r>
+        <w:rPr>
+          <w:b w:val="0"/>
+        </w:rPr>
+        <w:t xml:space="preserve"> and rule boxes. Try the middle steps before asking for a hint. After a hint, try the next step yourself.</w:t>
       </w:r>
     </w:p>
     <w:tbl>
@@ -1058,7 +1766,13 @@
       </w:tr>
     </w:tbl>
     <w:p>
-      <w:r>
+      <w:pPr>
+        <w:spacing w:line="336" w:lineRule="auto" w:after="180"/>
+      </w:pPr>
+      <w:r>
+        <w:rPr>
+          <w:b w:val="0"/>
+        </w:rPr>
         <w:t>Explain your trace to a partner. Your partner points to one step to check. Swap roles on the next case. Each person writes their own explanation.</w:t>
       </w:r>
     </w:p>
@@ -1071,12 +1785,35 @@
       </w:r>
     </w:p>
     <w:p>
-      <w:r>
-        <w:t>Use the worked case for External side effects and recovery. Proposed explanation: “The worked result establishes every future case”. Decide whether this explanation is supported. Point to the step or supplied fact that decides; explain your repair if needed.</w:t>
-      </w:r>
-    </w:p>
-    <w:p>
-      <w:r>
+      <w:pPr>
+        <w:spacing w:line="336" w:lineRule="auto" w:after="180"/>
+      </w:pPr>
+      <w:r>
+        <w:rPr>
+          <w:b w:val="0"/>
+        </w:rPr>
+        <w:t>Use the worked case for External side effects and recovery. Proposed explanation: “The worked result establishes every future case”. Decide whether this explanation is supported.</w:t>
+      </w:r>
+    </w:p>
+    <w:p>
+      <w:pPr>
+        <w:spacing w:line="336" w:lineRule="auto" w:after="180"/>
+      </w:pPr>
+      <w:r>
+        <w:rPr>
+          <w:b w:val="0"/>
+        </w:rPr>
+        <w:t>Point to the step or supplied fact that decides; explain your repair if needed.</w:t>
+      </w:r>
+    </w:p>
+    <w:p>
+      <w:pPr>
+        <w:spacing w:line="336" w:lineRule="auto" w:after="180"/>
+      </w:pPr>
+      <w:r>
+        <w:rPr>
+          <w:b w:val="0"/>
+        </w:rPr>
         <w:t>Answer on your own before discussion. If you are unsure, say which step you need help with.</w:t>
       </w:r>
     </w:p>
@@ -1089,8 +1826,39 @@
       </w:r>
     </w:p>
     <w:p>
-      <w:r>
-        <w:t>Distinguish a missing printer acknowledgement from confirmed failure. What should happen if J6 is complete, and what evidence changes when J6 is reliably reported absent?</w:t>
+      <w:pPr>
+        <w:spacing w:line="336" w:lineRule="auto" w:after="180"/>
+        <w:shd w:fill="F5F1FB"/>
+      </w:pPr>
+      <w:r>
+        <w:rPr>
+          <w:b w:val="0"/>
+        </w:rPr>
+        <w:t xml:space="preserve">Distinguish a missing printer </w:t>
+      </w:r>
+      <w:r>
+        <w:rPr>
+          <w:b/>
+        </w:rPr>
+        <w:t>acknowledgement</w:t>
+      </w:r>
+      <w:r>
+        <w:rPr>
+          <w:b w:val="0"/>
+        </w:rPr>
+        <w:t xml:space="preserve"> from confirmed failure. What should happen if J6 is complete, and what </w:t>
+      </w:r>
+      <w:r>
+        <w:rPr>
+          <w:b/>
+        </w:rPr>
+        <w:t>evidence</w:t>
+      </w:r>
+      <w:r>
+        <w:rPr>
+          <w:b w:val="0"/>
+        </w:rPr>
+        <w:t xml:space="preserve"> changes when J6 is reliably reported absent?</w:t>
       </w:r>
     </w:p>
     <w:p>
@@ -1122,7 +1890,13 @@
       </w:r>
     </w:p>
     <w:p>
-      <w:r>
+      <w:pPr>
+        <w:spacing w:line="336" w:lineRule="auto" w:after="180"/>
+      </w:pPr>
+      <w:r>
+        <w:rPr>
+          <w:b w:val="0"/>
+        </w:rPr>
         <w:t>This is supported practice. Keep the separately named independent case for an attempt before feedback.</w:t>
       </w:r>
     </w:p>
@@ -1135,6 +1909,11 @@
       </w:r>
     </w:p>
     <w:p>
+      <w:r>
+        <w:t>Investigate External side effects and recovery. Record the prediction, actual observation or labelled paper trace, explanation and next test separately.</w:t>
+      </w:r>
+    </w:p>
+    <w:p>
       <w:pPr>
         <w:pStyle w:val="Heading3"/>
       </w:pPr>
@@ -1143,7 +1922,13 @@
       </w:r>
     </w:p>
     <w:p>
-      <w:r>
+      <w:pPr>
+        <w:spacing w:line="336" w:lineRule="auto" w:after="180"/>
+      </w:pPr>
+      <w:r>
+        <w:rPr>
+          <w:b w:val="0"/>
+        </w:rPr>
         <w:t>A booking is committed in storage, but response delivery times out. Caller asks to repeat. Show the intermediate steps and give the conclusion with its scope.</w:t>
       </w:r>
     </w:p>
@@ -1284,7 +2069,13 @@
       </w:tr>
     </w:tbl>
     <w:p>
-      <w:r>
+      <w:pPr>
+        <w:spacing w:line="336" w:lineRule="auto" w:after="180"/>
+      </w:pPr>
+      <w:r>
+        <w:rPr>
+          <w:b w:val="0"/>
+        </w:rPr>
         <w:t>On paper, trace the supplied procedure. If code is provided, predict before running it in a local practice file. Never write an expected answer as though it were an observed run.</w:t>
       </w:r>
     </w:p>
@@ -1297,7 +2088,13 @@
       </w:r>
     </w:p>
     <w:p>
-      <w:r>
+      <w:pPr>
+        <w:spacing w:line="336" w:lineRule="auto" w:after="180"/>
+      </w:pPr>
+      <w:r>
+        <w:rPr>
+          <w:b w:val="0"/>
+        </w:rPr>
         <w:t>Before trying: what do I expect, and why? While trying: which step could first go wrong? Afterwards: what did I actually observe, and what should change? Keep “not run” if you only traced the procedure.</w:t>
       </w:r>
     </w:p>
@@ -1310,6 +2107,11 @@
       </w:r>
     </w:p>
     <w:p>
+      <w:r>
+        <w:t>Move from recall to tracing, diagnosis and transfer in External side effects and recovery. Explain why each step is justified.</w:t>
+      </w:r>
+    </w:p>
+    <w:p>
       <w:pPr>
         <w:pStyle w:val="Heading3"/>
       </w:pPr>
@@ -1318,18 +2120,94 @@
       </w:r>
     </w:p>
     <w:p>
-      <w:r>
-        <w:t>Explain the weekly mechanism in your own words. Use the worked scenario to name its input, decision rule and output.</w:t>
-      </w:r>
-    </w:p>
-    <w:p>
-      <w:r>
-        <w:t>A report omits this qualification: A compensating action is itself a side effect requiring authority; recovery does not silently permit deletion or refund. Explain how omitting it could change a reader's interpretation, and write an accurate replacement.</w:t>
-      </w:r>
-    </w:p>
-    <w:p>
-      <w:r>
-        <w:t>For the worked scenario, propose one additional case that could reveal a failure, describe its expected outcome before running it, and explain what would need to remain fixed for a fair comparison. Do not reuse W4 as a new final test after receiving feedback.</w:t>
+      <w:pPr>
+        <w:spacing w:line="336" w:lineRule="auto" w:after="180"/>
+      </w:pPr>
+      <w:r>
+        <w:rPr>
+          <w:b w:val="0"/>
+        </w:rPr>
+        <w:t xml:space="preserve">Explain the weekly </w:t>
+      </w:r>
+      <w:r>
+        <w:rPr>
+          <w:b/>
+        </w:rPr>
+        <w:t>mechanism</w:t>
+      </w:r>
+      <w:r>
+        <w:rPr>
+          <w:b w:val="0"/>
+        </w:rPr>
+        <w:t xml:space="preserve"> in your own words. Use the worked scenario to name its </w:t>
+      </w:r>
+      <w:r>
+        <w:rPr>
+          <w:b/>
+        </w:rPr>
+        <w:t>input</w:t>
+      </w:r>
+      <w:r>
+        <w:rPr>
+          <w:b w:val="0"/>
+        </w:rPr>
+        <w:t xml:space="preserve">, decision rule and </w:t>
+      </w:r>
+      <w:r>
+        <w:rPr>
+          <w:b/>
+        </w:rPr>
+        <w:t>output</w:t>
+      </w:r>
+      <w:r>
+        <w:rPr>
+          <w:b w:val="0"/>
+        </w:rPr>
+        <w:t>.</w:t>
+      </w:r>
+    </w:p>
+    <w:p>
+      <w:pPr>
+        <w:spacing w:line="336" w:lineRule="auto" w:after="180"/>
+      </w:pPr>
+      <w:r>
+        <w:rPr>
+          <w:b w:val="0"/>
+        </w:rPr>
+        <w:t>A report omits this qualification: A compensating action is itself a side effect requiring authority; recovery does not silently permit deletion or refund.</w:t>
+      </w:r>
+    </w:p>
+    <w:p>
+      <w:pPr>
+        <w:spacing w:line="336" w:lineRule="auto" w:after="180"/>
+      </w:pPr>
+      <w:r>
+        <w:rPr>
+          <w:b w:val="0"/>
+        </w:rPr>
+        <w:t>Explain how omitting it could change a reader's interpretation, and write an accurate replacement.</w:t>
+      </w:r>
+    </w:p>
+    <w:p>
+      <w:pPr>
+        <w:spacing w:line="336" w:lineRule="auto" w:after="180"/>
+      </w:pPr>
+      <w:r>
+        <w:rPr>
+          <w:b w:val="0"/>
+        </w:rPr>
+        <w:t>For the worked scenario, propose one additional case that could reveal a failure, describe its expected outcome before running it, and explain what would need to remain fixed for a fair comparison.</w:t>
+      </w:r>
+    </w:p>
+    <w:p>
+      <w:pPr>
+        <w:spacing w:line="336" w:lineRule="auto" w:after="180"/>
+      </w:pPr>
+      <w:r>
+        <w:rPr>
+          <w:b w:val="0"/>
+        </w:rPr>
+        <w:t>Do not reuse W4 as a new final test after receiving feedback.</w:t>
       </w:r>
     </w:p>
     <w:p>
@@ -1375,7 +2253,77 @@
     </w:p>
     <w:p>
       <w:r>
-        <w:t>Add a labelled external side effects and recovery evidence sheet to Grounded Learning Service. Show how you can explain the mechanism and terminology of external side effects and recovery. Use the supplied fictional case and keep its inputs, intermediate steps, calculation or prediction, and limitation. Connect this record to last week’s record; a matching answer without a trace is insufficient.</w:t>
+        <w:t>Apply this week’s idea to Grounded Learning Service. Keep an annotated decision and the evidence supporting it.</w:t>
+      </w:r>
+    </w:p>
+    <w:p>
+      <w:pPr>
+        <w:spacing w:line="336" w:lineRule="auto" w:after="180"/>
+      </w:pPr>
+      <w:r>
+        <w:rPr>
+          <w:b w:val="0"/>
+        </w:rPr>
+        <w:t xml:space="preserve">Add a labelled external side effects and recovery </w:t>
+      </w:r>
+      <w:r>
+        <w:rPr>
+          <w:b/>
+        </w:rPr>
+        <w:t>evidence</w:t>
+      </w:r>
+      <w:r>
+        <w:rPr>
+          <w:b w:val="0"/>
+        </w:rPr>
+        <w:t xml:space="preserve"> sheet to Grounded Learning Service. Show how you can explain the </w:t>
+      </w:r>
+      <w:r>
+        <w:rPr>
+          <w:b/>
+        </w:rPr>
+        <w:t>mechanism</w:t>
+      </w:r>
+      <w:r>
+        <w:rPr>
+          <w:b w:val="0"/>
+        </w:rPr>
+        <w:t xml:space="preserve"> and terminology of external side effects and recovery.</w:t>
+      </w:r>
+    </w:p>
+    <w:p>
+      <w:pPr>
+        <w:spacing w:line="336" w:lineRule="auto" w:after="180"/>
+      </w:pPr>
+      <w:r>
+        <w:rPr>
+          <w:b w:val="0"/>
+        </w:rPr>
+        <w:t xml:space="preserve">Use the supplied fictional case and keep its </w:t>
+      </w:r>
+      <w:r>
+        <w:rPr>
+          <w:b/>
+        </w:rPr>
+        <w:t>input</w:t>
+      </w:r>
+      <w:r>
+        <w:rPr>
+          <w:b w:val="0"/>
+        </w:rPr>
+        <w:t xml:space="preserve">s, intermediate steps, calculation or </w:t>
+      </w:r>
+      <w:r>
+        <w:rPr>
+          <w:b/>
+        </w:rPr>
+        <w:t>prediction</w:t>
+      </w:r>
+      <w:r>
+        <w:rPr>
+          <w:b w:val="0"/>
+        </w:rPr>
+        <w:t>, and limitation. Connect this record to last week’s record; a matching answer without a trace is insufficient.</w:t>
       </w:r>
     </w:p>
     <w:tbl>
@@ -1503,8 +2451,26 @@
       </w:r>
     </w:p>
     <w:p>
-      <w:r>
-        <w:t>For the Grounded Learning Service, retain an annotated trace and the changed-case result. Name the contract or evidence that makes the deciding step valid, so another team can review it.</w:t>
+      <w:pPr>
+        <w:spacing w:line="336" w:lineRule="auto" w:after="180"/>
+      </w:pPr>
+      <w:r>
+        <w:rPr>
+          <w:b w:val="0"/>
+        </w:rPr>
+        <w:t xml:space="preserve">For the Grounded Learning Service, retain an annotated trace and the changed-case result. Name the contract or </w:t>
+      </w:r>
+      <w:r>
+        <w:rPr>
+          <w:b/>
+        </w:rPr>
+        <w:t>evidence</w:t>
+      </w:r>
+      <w:r>
+        <w:rPr>
+          <w:b w:val="0"/>
+        </w:rPr>
+        <w:t xml:space="preserve"> that makes the deciding step valid, so another team can review it.</w:t>
       </w:r>
     </w:p>
     <w:p>
@@ -1517,7 +2483,29 @@
     </w:p>
     <w:p>
       <w:r>
-        <w:t>Complete the supported workbook tasks before attempting W4 independently. Record any hints or help used. After feedback, use the teacher's fresh retry rather than copying the earlier answer. For a project, select a relevant new case, predict the outcome from the declared rule and preserve the result alongside any revision.</w:t>
+        <w:t>Use a genuinely new case for independent evidence. Previously discussed examples remain practice; use the separately named independent case before feedback.</w:t>
+      </w:r>
+    </w:p>
+    <w:p>
+      <w:pPr>
+        <w:spacing w:line="336" w:lineRule="auto" w:after="180"/>
+      </w:pPr>
+      <w:r>
+        <w:rPr>
+          <w:b w:val="0"/>
+        </w:rPr>
+        <w:t>Complete the supported workbook tasks before attempting W4 independently. Record any hints or help used. After feedback, use the teacher's fresh retry rather than copying the earlier answer.</w:t>
+      </w:r>
+    </w:p>
+    <w:p>
+      <w:pPr>
+        <w:spacing w:line="336" w:lineRule="auto" w:after="180"/>
+      </w:pPr>
+      <w:r>
+        <w:rPr>
+          <w:b w:val="0"/>
+        </w:rPr>
+        <w:t>For a project, select a relevant new case, predict the outcome from the declared rule and preserve the result alongside any revision.</w:t>
       </w:r>
     </w:p>
     <w:p>
@@ -1554,8 +2542,25 @@
       </w:r>
     </w:p>
     <w:p>
-      <w:r>
-        <w:t>For the worked scenario, propose one additional case that could reveal a failure, describe its expected outcome before running it, and explain what would need to remain fixed for a fair comparison. Do not reuse W4 as a new final test after receiving feedback.</w:t>
+      <w:pPr>
+        <w:spacing w:line="336" w:lineRule="auto" w:after="180"/>
+      </w:pPr>
+      <w:r>
+        <w:rPr>
+          <w:b w:val="0"/>
+        </w:rPr>
+        <w:t>For the worked scenario, propose one additional case that could reveal a failure, describe its expected outcome before running it, and explain what would need to remain fixed for a fair comparison.</w:t>
+      </w:r>
+    </w:p>
+    <w:p>
+      <w:pPr>
+        <w:spacing w:line="336" w:lineRule="auto" w:after="180"/>
+      </w:pPr>
+      <w:r>
+        <w:rPr>
+          <w:b w:val="0"/>
+        </w:rPr>
+        <w:t>Do not reuse W4 as a new final test after receiving feedback.</w:t>
       </w:r>
     </w:p>
     <w:p>
@@ -1592,6 +2597,11 @@
       </w:pPr>
       <w:r>
         <w:t>13. Study a complete case</w:t>
+      </w:r>
+    </w:p>
+    <w:p>
+      <w:r>
+        <w:t>Revisit the complete External side effects and recovery case for supported practice. Repeated examples do not become fresh assessments.</w:t>
       </w:r>
     </w:p>
     <w:p>
@@ -1695,8 +2705,26 @@
       </w:r>
     </w:p>
     <w:p>
-      <w:r>
-        <w:t>Follow the input through the stated procedure to its result. Cover the result first, predict it, then explain every intermediate step. The text/table accompanies the figure so the example can be read without colour.</w:t>
+      <w:pPr>
+        <w:spacing w:line="336" w:lineRule="auto" w:after="180"/>
+      </w:pPr>
+      <w:r>
+        <w:rPr>
+          <w:b w:val="0"/>
+        </w:rPr>
+        <w:t xml:space="preserve">Follow the </w:t>
+      </w:r>
+      <w:r>
+        <w:rPr>
+          <w:b/>
+        </w:rPr>
+        <w:t>input</w:t>
+      </w:r>
+      <w:r>
+        <w:rPr>
+          <w:b w:val="0"/>
+        </w:rPr>
+        <w:t xml:space="preserve"> through the stated procedure to its result. Cover the result first, predict it, then explain every intermediate step. The text/table accompanies the figure so the example can be read without colour.</w:t>
       </w:r>
     </w:p>
     <w:p>
@@ -1746,6 +2774,11 @@
       </w:r>
     </w:p>
     <w:p>
+      <w:r>
+        <w:t>Attempt the reserved new case before feedback. Record support; the earlier examples below remain additional practice.</w:t>
+      </w:r>
+    </w:p>
+    <w:p>
       <w:pPr>
         <w:pStyle w:val="Heading3"/>
       </w:pPr>
@@ -1754,7 +2787,14 @@
       </w:r>
     </w:p>
     <w:p>
-      <w:r>
+      <w:pPr>
+        <w:spacing w:line="336" w:lineRule="auto" w:after="180"/>
+        <w:shd w:fill="F5F1FB"/>
+      </w:pPr>
+      <w:r>
+        <w:rPr>
+          <w:b w:val="0"/>
+        </w:rPr>
         <w:t>A payment-like classroom token transfer has unknown status after network loss. Should the mock repeat immediately?</w:t>
       </w:r>
     </w:p>
@@ -1802,7 +2842,13 @@
       </w:r>
     </w:p>
     <w:p>
-      <w:r>
+      <w:pPr>
+        <w:spacing w:line="336" w:lineRule="auto" w:after="180"/>
+      </w:pPr>
+      <w:r>
+        <w:rPr>
+          <w:b w:val="0"/>
+        </w:rPr>
         <w:t>Attempt this case before feedback. Record any help. Earlier examples below are further practice; a case already practised with feedback cannot establish fresh transfer.</w:t>
       </w:r>
     </w:p>
@@ -1815,7 +2861,14 @@
       </w:r>
     </w:p>
     <w:p>
-      <w:r>
+      <w:pPr>
+        <w:spacing w:line="336" w:lineRule="auto" w:after="180"/>
+        <w:shd w:fill="F5F1FB"/>
+      </w:pPr>
+      <w:r>
+        <w:rPr>
+          <w:b w:val="0"/>
+        </w:rPr>
         <w:t>A payment-like classroom token transfer has unknown status after network loss. Should the mock repeat immediately?</w:t>
       </w:r>
     </w:p>
@@ -1868,7 +2921,13 @@
       </w:r>
     </w:p>
     <w:p>
-      <w:r>
+      <w:pPr>
+        <w:spacing w:line="336" w:lineRule="auto" w:after="180"/>
+      </w:pPr>
+      <w:r>
+        <w:rPr>
+          <w:b w:val="0"/>
+        </w:rPr>
         <w:t>Record support used: none, hint or teacher explanation. After feedback, a different case is needed to demonstrate independence.</w:t>
       </w:r>
     </w:p>
@@ -1881,8 +2940,25 @@
       </w:r>
     </w:p>
     <w:p>
-      <w:r>
-        <w:t>Attempt the independent case before hints. Record whether you worked alone, used a hint or followed a model. After feedback, fix the first unsupported step and explain why it changed. A later check uses a changed case, not a copied answer.</w:t>
+      <w:pPr>
+        <w:spacing w:line="336" w:lineRule="auto" w:after="180"/>
+      </w:pPr>
+      <w:r>
+        <w:rPr>
+          <w:b w:val="0"/>
+        </w:rPr>
+        <w:t>Attempt the independent case before hints. Record whether you worked alone, used a hint or followed a model. After feedback, fix the first unsupported step and explain why it changed.</w:t>
+      </w:r>
+    </w:p>
+    <w:p>
+      <w:pPr>
+        <w:spacing w:line="336" w:lineRule="auto" w:after="180"/>
+      </w:pPr>
+      <w:r>
+        <w:rPr>
+          <w:b w:val="0"/>
+        </w:rPr>
+        <w:t>A later check uses a changed case, not a copied answer.</w:t>
       </w:r>
     </w:p>
     <w:p>
@@ -1895,6 +2971,17 @@
     </w:p>
     <w:p>
       <w:r>
+        <w:t>Use this map to navigate External side effects and recovery, connect the goals to tasks and keep one evidence record for each attempt.</w:t>
+      </w:r>
+    </w:p>
+    <w:p>
+      <w:pPr>
+        <w:spacing w:line="336" w:lineRule="auto" w:after="180"/>
+      </w:pPr>
+      <w:r>
+        <w:rPr>
+          <w:b w:val="0"/>
+        </w:rPr>
         <w:t>Start with this question: Recover an uncertain print job. A badge printer loses its reply after receiving a print request.</w:t>
       </w:r>
     </w:p>
@@ -2001,13 +3088,61 @@
       </w:tr>
     </w:tbl>
     <w:p>
-      <w:r>
-        <w:t>Remember → watch and explain → try with help → investigate → try independently → keep project evidence. Your teacher may spread this lesson across several classes.</w:t>
-      </w:r>
-    </w:p>
-    <w:p>
-      <w:r>
-        <w:t>Keep your first prediction. Compare it with what the evidence shows and explain any change.</w:t>
+      <w:pPr>
+        <w:spacing w:line="336" w:lineRule="auto" w:after="180"/>
+      </w:pPr>
+      <w:r>
+        <w:rPr>
+          <w:b w:val="0"/>
+        </w:rPr>
+        <w:t xml:space="preserve">Remember → watch and explain → try with help → investigate → try independently → keep project </w:t>
+      </w:r>
+      <w:r>
+        <w:rPr>
+          <w:b/>
+        </w:rPr>
+        <w:t>evidence</w:t>
+      </w:r>
+      <w:r>
+        <w:rPr>
+          <w:b w:val="0"/>
+        </w:rPr>
+        <w:t>. Your teacher may spread this lesson across several classes.</w:t>
+      </w:r>
+    </w:p>
+    <w:p>
+      <w:pPr>
+        <w:spacing w:line="336" w:lineRule="auto" w:after="180"/>
+      </w:pPr>
+      <w:r>
+        <w:rPr>
+          <w:b w:val="0"/>
+        </w:rPr>
+        <w:t xml:space="preserve">Keep your first </w:t>
+      </w:r>
+      <w:r>
+        <w:rPr>
+          <w:b/>
+        </w:rPr>
+        <w:t>prediction</w:t>
+      </w:r>
+      <w:r>
+        <w:rPr>
+          <w:b w:val="0"/>
+        </w:rPr>
+        <w:t xml:space="preserve">. Compare it with what the </w:t>
+      </w:r>
+      <w:r>
+        <w:rPr>
+          <w:b/>
+        </w:rPr>
+        <w:t>evidence</w:t>
+      </w:r>
+      <w:r>
+        <w:rPr>
+          <w:b w:val="0"/>
+        </w:rPr>
+        <w:t xml:space="preserve"> shows and explain any change.</w:t>
       </w:r>
     </w:p>
     <w:p>
@@ -2020,7 +3155,30 @@
     </w:p>
     <w:p>
       <w:r>
-        <w:t>Close your notes. Explain this goal in your own words: Explain the mechanism and terminology of external side effects and recovery</w:t>
+        <w:t>Explain External side effects and recovery without notes, identify a remaining question and plan a later check with a changed case.</w:t>
+      </w:r>
+    </w:p>
+    <w:p>
+      <w:pPr>
+        <w:spacing w:line="336" w:lineRule="auto" w:after="180"/>
+      </w:pPr>
+      <w:r>
+        <w:rPr>
+          <w:b w:val="0"/>
+        </w:rPr>
+        <w:t xml:space="preserve">Close your notes. Explain this goal in your own words: Explain the </w:t>
+      </w:r>
+      <w:r>
+        <w:rPr>
+          <w:b/>
+        </w:rPr>
+        <w:t>mechanism</w:t>
+      </w:r>
+      <w:r>
+        <w:rPr>
+          <w:b w:val="0"/>
+        </w:rPr>
+        <w:t xml:space="preserve"> and terminology of external side effects and recovery</w:t>
       </w:r>
     </w:p>
     <w:p>
@@ -2057,13 +3215,61 @@
       </w:r>
     </w:p>
     <w:p>
-      <w:r>
-        <w:t>If you are unsure, return to the worked picture and explain one arrow. If you are ready, change an input or assumption and justify your prediction.</w:t>
-      </w:r>
-    </w:p>
-    <w:p>
-      <w:r>
-        <w:t>Save your workbook evidence. At the next review, try a different case before opening your old answer.</w:t>
+      <w:pPr>
+        <w:spacing w:line="336" w:lineRule="auto" w:after="180"/>
+      </w:pPr>
+      <w:r>
+        <w:rPr>
+          <w:b w:val="0"/>
+        </w:rPr>
+        <w:t xml:space="preserve">If you are unsure, return to the worked picture and explain one arrow. If you are ready, change an </w:t>
+      </w:r>
+      <w:r>
+        <w:rPr>
+          <w:b/>
+        </w:rPr>
+        <w:t>input</w:t>
+      </w:r>
+      <w:r>
+        <w:rPr>
+          <w:b w:val="0"/>
+        </w:rPr>
+        <w:t xml:space="preserve"> or assumption and justify your </w:t>
+      </w:r>
+      <w:r>
+        <w:rPr>
+          <w:b/>
+        </w:rPr>
+        <w:t>prediction</w:t>
+      </w:r>
+      <w:r>
+        <w:rPr>
+          <w:b w:val="0"/>
+        </w:rPr>
+        <w:t>.</w:t>
+      </w:r>
+    </w:p>
+    <w:p>
+      <w:pPr>
+        <w:spacing w:line="336" w:lineRule="auto" w:after="180"/>
+      </w:pPr>
+      <w:r>
+        <w:rPr>
+          <w:b w:val="0"/>
+        </w:rPr>
+        <w:t xml:space="preserve">Save your workbook </w:t>
+      </w:r>
+      <w:r>
+        <w:rPr>
+          <w:b/>
+        </w:rPr>
+        <w:t>evidence</w:t>
+      </w:r>
+      <w:r>
+        <w:rPr>
+          <w:b w:val="0"/>
+        </w:rPr>
+        <w:t>. At the next review, try a different case before opening your old answer.</w:t>
       </w:r>
     </w:p>
     <w:p>
@@ -2076,11 +3282,28 @@
     </w:p>
     <w:p>
       <w:r>
+        <w:t>Attempt supported questions before using hints or feedback. Review a missing building block, then keep the completed work.</w:t>
+      </w:r>
+    </w:p>
+    <w:p>
+      <w:pPr>
+        <w:spacing w:line="336" w:lineRule="auto" w:after="180"/>
+      </w:pPr>
+      <w:r>
+        <w:rPr>
+          <w:b w:val="0"/>
+        </w:rPr>
         <w:t>Use this supported practice once, in the browser or on paper. Keep the reserved independent assessment for a separate first attempt before teacher feedback.</w:t>
       </w:r>
     </w:p>
     <w:p>
-      <w:r>
+      <w:pPr>
+        <w:spacing w:line="336" w:lineRule="auto" w:after="180"/>
+      </w:pPr>
+      <w:r>
+        <w:rPr>
+          <w:b w:val="0"/>
+        </w:rPr>
         <w:t>Recover an uncertain print job. A badge printer loses its reply after receiving a print request.</w:t>
       </w:r>
     </w:p>
@@ -2093,22 +3316,49 @@
       </w:r>
     </w:p>
     <w:p>
-      <w:r>
+      <w:pPr>
+        <w:spacing w:line="336" w:lineRule="auto" w:after="180"/>
+      </w:pPr>
+      <w:r>
+        <w:rPr>
+          <w:b w:val="0"/>
+        </w:rPr>
         <w:t>Which labelled step matches this detail? If complete, return that result without issuing another print job.</w:t>
       </w:r>
     </w:p>
     <w:p>
-      <w:r>
+      <w:pPr>
+        <w:spacing w:line="336" w:lineRule="auto" w:after="180"/>
+        <w:shd w:fill="F4F9FC"/>
+      </w:pPr>
+      <w:r>
+        <w:rPr>
+          <w:b w:val="0"/>
+        </w:rPr>
         <w:t>1. Record uncertainty</w:t>
       </w:r>
     </w:p>
     <w:p>
-      <w:r>
+      <w:pPr>
+        <w:spacing w:line="336" w:lineRule="auto" w:after="180"/>
+        <w:shd w:fill="F4F9FC"/>
+      </w:pPr>
+      <w:r>
+        <w:rPr>
+          <w:b w:val="0"/>
+        </w:rPr>
         <w:t>2. Recover from status</w:t>
       </w:r>
     </w:p>
     <w:p>
-      <w:r>
+      <w:pPr>
+        <w:spacing w:line="336" w:lineRule="auto" w:after="180"/>
+        <w:shd w:fill="F4F9FC"/>
+      </w:pPr>
+      <w:r>
+        <w:rPr>
+          <w:b w:val="0"/>
+        </w:rPr>
         <w:t>3. Query J6</w:t>
       </w:r>
     </w:p>
@@ -2146,41 +3396,143 @@
       </w:r>
     </w:p>
     <w:p>
-      <w:r>
+      <w:pPr>
+        <w:pStyle w:val="Heading3"/>
+      </w:pPr>
+      <w:r>
+        <w:t>Hint · try first</w:t>
+      </w:r>
+    </w:p>
+    <w:p>
+      <w:pPr>
+        <w:spacing w:line="336" w:lineRule="auto" w:after="180"/>
+        <w:shd w:fill="F1F6F8"/>
+      </w:pPr>
+      <w:r>
+        <w:rPr>
+          <w:b w:val="0"/>
+        </w:rPr>
         <w:t>Hint if needed: Read the steps in the pictorial case. Match the supplied detail to the stage that performs or records it.</w:t>
       </w:r>
     </w:p>
     <w:p>
-      <w:r>
-        <w:t>After your attempt, compare with the supported explanation: Recover from status If complete, return that result without issuing another print job. A lost response does not show whether an external effect occurred. Recovery distinguishes unknown outcome from a confirmed failed action.</w:t>
-      </w:r>
-    </w:p>
-    <w:p>
       <w:pPr>
         <w:pStyle w:val="Heading3"/>
       </w:pPr>
       <w:r>
+        <w:t>Feedback · compare after trying</w:t>
+      </w:r>
+    </w:p>
+    <w:p>
+      <w:pPr>
+        <w:spacing w:line="336" w:lineRule="auto" w:after="180"/>
+        <w:shd w:fill="F1F6FC"/>
+      </w:pPr>
+      <w:r>
+        <w:rPr>
+          <w:b w:val="0"/>
+        </w:rPr>
+        <w:t>After your attempt, compare with the supported explanation: Recover from status If complete, return that result without issuing another print job. A lost response does not show whether an external effect occurred.</w:t>
+      </w:r>
+    </w:p>
+    <w:p>
+      <w:pPr>
+        <w:spacing w:line="336" w:lineRule="auto" w:after="180"/>
+        <w:shd w:fill="F1F6FC"/>
+      </w:pPr>
+      <w:r>
+        <w:rPr>
+          <w:b w:val="0"/>
+        </w:rPr>
+        <w:t>Recovery distinguishes unknown outcome from a confirmed failed action.</w:t>
+      </w:r>
+    </w:p>
+    <w:p>
+      <w:pPr>
+        <w:pStyle w:val="Heading3"/>
+      </w:pPr>
+      <w:r>
         <w:t>Practice 2: explain the deciding evidence</w:t>
       </w:r>
     </w:p>
     <w:p>
-      <w:r>
+      <w:pPr>
+        <w:pStyle w:val="Heading3"/>
+      </w:pPr>
+      <w:r>
+        <w:t>Changed case · predict first</w:t>
+      </w:r>
+    </w:p>
+    <w:p>
+      <w:pPr>
+        <w:spacing w:line="336" w:lineRule="auto" w:after="180"/>
+        <w:shd w:fill="F5F1FB"/>
+      </w:pPr>
+      <w:r>
+        <w:rPr>
+          <w:b w:val="0"/>
+        </w:rPr>
         <w:t>Changed-case practice: Status reliably reports J6 absent. Which conclusion is supported by the supplied facts?</w:t>
       </w:r>
     </w:p>
     <w:p>
-      <w:r>
-        <w:t>1. This one example guarantees correct results for every future input.</w:t>
-      </w:r>
-    </w:p>
-    <w:p>
-      <w:r>
+      <w:pPr>
+        <w:spacing w:line="336" w:lineRule="auto" w:after="180"/>
+        <w:shd w:fill="F4F9FC"/>
+      </w:pPr>
+      <w:r>
+        <w:rPr>
+          <w:b w:val="0"/>
+        </w:rPr>
+        <w:t xml:space="preserve">1. This one example guarantees correct results for every future </w:t>
+      </w:r>
+      <w:r>
+        <w:rPr>
+          <w:b/>
+        </w:rPr>
+        <w:t>input</w:t>
+      </w:r>
+      <w:r>
+        <w:rPr>
+          <w:b w:val="0"/>
+        </w:rPr>
+        <w:t>.</w:t>
+      </w:r>
+    </w:p>
+    <w:p>
+      <w:pPr>
+        <w:spacing w:line="336" w:lineRule="auto" w:after="180"/>
+        <w:shd w:fill="F4F9FC"/>
+      </w:pPr>
+      <w:r>
+        <w:rPr>
+          <w:b w:val="0"/>
+        </w:rPr>
         <w:t>2. A policy-approved resend using the same deduplication key may be considered.</w:t>
       </w:r>
     </w:p>
     <w:p>
-      <w:r>
-        <w:t>3. We can decide the result without examining the changed input or the procedure.</w:t>
+      <w:pPr>
+        <w:spacing w:line="336" w:lineRule="auto" w:after="180"/>
+        <w:shd w:fill="F4F9FC"/>
+      </w:pPr>
+      <w:r>
+        <w:rPr>
+          <w:b w:val="0"/>
+        </w:rPr>
+        <w:t xml:space="preserve">3. We can decide the result without examining the changed </w:t>
+      </w:r>
+      <w:r>
+        <w:rPr>
+          <w:b/>
+        </w:rPr>
+        <w:t>input</w:t>
+      </w:r>
+      <w:r>
+        <w:rPr>
+          <w:b w:val="0"/>
+        </w:rPr>
+        <w:t xml:space="preserve"> or the procedure.</w:t>
       </w:r>
     </w:p>
     <w:p>
@@ -2217,36 +3569,176 @@
       </w:r>
     </w:p>
     <w:p>
-      <w:r>
+      <w:pPr>
+        <w:pStyle w:val="Heading3"/>
+      </w:pPr>
+      <w:r>
+        <w:t>Hint · try first</w:t>
+      </w:r>
+    </w:p>
+    <w:p>
+      <w:pPr>
+        <w:spacing w:line="336" w:lineRule="auto" w:after="180"/>
+        <w:shd w:fill="F1F6F8"/>
+      </w:pPr>
+      <w:r>
+        <w:rPr>
+          <w:b w:val="0"/>
+        </w:rPr>
         <w:t>Hint if needed: Use the changed condition and the deciding step in the pictorial trace. The answer must say what follows from those facts.</w:t>
       </w:r>
     </w:p>
     <w:p>
-      <w:r>
-        <w:t>After your attempt, compare with the supported explanation: A policy-approved resend using the same deduplication key may be considered. Confirmed absence supplies different evidence from silence.</w:t>
-      </w:r>
-    </w:p>
-    <w:p>
       <w:pPr>
         <w:pStyle w:val="Heading3"/>
       </w:pPr>
       <w:r>
+        <w:t>Feedback · compare after trying</w:t>
+      </w:r>
+    </w:p>
+    <w:p>
+      <w:pPr>
+        <w:spacing w:line="336" w:lineRule="auto" w:after="180"/>
+        <w:shd w:fill="F1F6FC"/>
+      </w:pPr>
+      <w:r>
+        <w:rPr>
+          <w:b w:val="0"/>
+        </w:rPr>
+        <w:t xml:space="preserve">After your attempt, compare with the supported explanation: A policy-approved resend using the same deduplication key may be considered. Confirmed absence supplies different </w:t>
+      </w:r>
+      <w:r>
+        <w:rPr>
+          <w:b/>
+        </w:rPr>
+        <w:t>evidence</w:t>
+      </w:r>
+      <w:r>
+        <w:rPr>
+          <w:b w:val="0"/>
+        </w:rPr>
+        <w:t xml:space="preserve"> from silence.</w:t>
+      </w:r>
+    </w:p>
+    <w:p>
+      <w:pPr>
+        <w:pStyle w:val="Heading3"/>
+      </w:pPr>
+      <w:r>
         <w:t>Repair a missing building block</w:t>
       </w:r>
     </w:p>
     <w:p>
-      <w:r>
-        <w:t>Review Timeouts retries and cancellation (ai-6/16). Goal: Explain the mechanism and terminology of timeouts retries and cancellation. Short practice: Calculate waiting time for a one-second timeout followed by a 0.4-second success. What changes if cancellation arrives after the first attempt but before the retry?. Return to this week and explain what you changed.</w:t>
-      </w:r>
-    </w:p>
-    <w:p>
-      <w:r>
-        <w:t>Review Planning and action selection (ai-6/14). Goal: Explain the mechanism and terminology of planning and action selection. Short practice: Choose a permitted plan when no approved tower-height card exists. What new answer becomes supported after a card records 24 metres, and why could the bot not invent it earlier?. Return to this week and explain what you changed.</w:t>
-      </w:r>
-    </w:p>
-    <w:p>
-      <w:r>
-        <w:t>Review Failure budgets and service objectives (ai-6/11). Goal: Explain the mechanism and terminology of failure budgets and service objectives. Short practice: Calculate the maximum allowed failures among 100 requests. Does 97 successes and 3 failures meet the target, and what changes after one failure becomes a success?. Return to this week and explain what you changed.</w:t>
+      <w:pPr>
+        <w:spacing w:line="336" w:lineRule="auto" w:after="180"/>
+      </w:pPr>
+      <w:r>
+        <w:rPr>
+          <w:b w:val="0"/>
+        </w:rPr>
+        <w:t xml:space="preserve">Review Timeouts retries and cancellation (ai-6/16). Goal: Explain the </w:t>
+      </w:r>
+      <w:r>
+        <w:rPr>
+          <w:b/>
+        </w:rPr>
+        <w:t>mechanism</w:t>
+      </w:r>
+      <w:r>
+        <w:rPr>
+          <w:b w:val="0"/>
+        </w:rPr>
+        <w:t xml:space="preserve"> and terminology of timeouts retries and cancellation.</w:t>
+      </w:r>
+    </w:p>
+    <w:p>
+      <w:pPr>
+        <w:spacing w:line="336" w:lineRule="auto" w:after="180"/>
+      </w:pPr>
+      <w:r>
+        <w:rPr>
+          <w:b w:val="0"/>
+        </w:rPr>
+        <w:t>Short practice: Calculate waiting time for a one-second timeout followed by a 0.4-second success. What changes if cancellation arrives after the first attempt but before the retry?.</w:t>
+      </w:r>
+    </w:p>
+    <w:p>
+      <w:pPr>
+        <w:spacing w:line="336" w:lineRule="auto" w:after="180"/>
+      </w:pPr>
+      <w:r>
+        <w:rPr>
+          <w:b w:val="0"/>
+        </w:rPr>
+        <w:t>Return to this week and explain what you changed.</w:t>
+      </w:r>
+    </w:p>
+    <w:p>
+      <w:pPr>
+        <w:spacing w:line="336" w:lineRule="auto" w:after="180"/>
+      </w:pPr>
+      <w:r>
+        <w:rPr>
+          <w:b w:val="0"/>
+        </w:rPr>
+        <w:t xml:space="preserve">Review Planning and action selection (ai-6/14). Goal: Explain the </w:t>
+      </w:r>
+      <w:r>
+        <w:rPr>
+          <w:b/>
+        </w:rPr>
+        <w:t>mechanism</w:t>
+      </w:r>
+      <w:r>
+        <w:rPr>
+          <w:b w:val="0"/>
+        </w:rPr>
+        <w:t xml:space="preserve"> and terminology of planning and action selection. Short practice: Choose a permitted plan when no approved tower-height card exists.</w:t>
+      </w:r>
+    </w:p>
+    <w:p>
+      <w:pPr>
+        <w:spacing w:line="336" w:lineRule="auto" w:after="180"/>
+      </w:pPr>
+      <w:r>
+        <w:rPr>
+          <w:b w:val="0"/>
+        </w:rPr>
+        <w:t>What new answer becomes supported after a card records 24 metres, and why could the bot not invent it earlier?. Return to this week and explain what you changed.</w:t>
+      </w:r>
+    </w:p>
+    <w:p>
+      <w:pPr>
+        <w:spacing w:line="336" w:lineRule="auto" w:after="180"/>
+      </w:pPr>
+      <w:r>
+        <w:rPr>
+          <w:b w:val="0"/>
+        </w:rPr>
+        <w:t xml:space="preserve">Review Failure budgets and service objectives (ai-6/11). Goal: Explain the </w:t>
+      </w:r>
+      <w:r>
+        <w:rPr>
+          <w:b/>
+        </w:rPr>
+        <w:t>mechanism</w:t>
+      </w:r>
+      <w:r>
+        <w:rPr>
+          <w:b w:val="0"/>
+        </w:rPr>
+        <w:t xml:space="preserve"> and terminology of failure budgets and service objectives. Short practice: Calculate the maximum allowed failures among 100 requests.</w:t>
+      </w:r>
+    </w:p>
+    <w:p>
+      <w:pPr>
+        <w:spacing w:line="336" w:lineRule="auto" w:after="180"/>
+      </w:pPr>
+      <w:r>
+        <w:rPr>
+          <w:b w:val="0"/>
+        </w:rPr>
+        <w:t>Does 97 successes and 3 failures meet the target, and what changes after one failure becomes a success?. Return to this week and explain what you changed.</w:t>
       </w:r>
     </w:p>
     <w:p>
@@ -2258,8 +3750,661 @@
       </w:r>
     </w:p>
     <w:p>
-      <w:r>
-        <w:t>Use Download completed work in the hosted lesson to export your answers, reflections, practice feedback and code-run evidence. Open the HTML copy to read or print it. Drafts stay in this browser when storage is available; clear drafts on a shared device.</w:t>
+      <w:pPr>
+        <w:spacing w:line="336" w:lineRule="auto" w:after="180"/>
+      </w:pPr>
+      <w:r>
+        <w:rPr>
+          <w:b w:val="0"/>
+        </w:rPr>
+        <w:t xml:space="preserve">Use Download completed work in the hosted lesson to export your answers, reflections, practice feedback and code-run </w:t>
+      </w:r>
+      <w:r>
+        <w:rPr>
+          <w:b/>
+        </w:rPr>
+        <w:t>evidence</w:t>
+      </w:r>
+      <w:r>
+        <w:rPr>
+          <w:b w:val="0"/>
+        </w:rPr>
+        <w:t>. Open the HTML copy to read or print it.</w:t>
+      </w:r>
+    </w:p>
+    <w:p>
+      <w:pPr>
+        <w:spacing w:line="336" w:lineRule="auto" w:after="180"/>
+      </w:pPr>
+      <w:r>
+        <w:rPr>
+          <w:b w:val="0"/>
+        </w:rPr>
+        <w:t>Drafts stay in this browser when storage is available; clear drafts on a shared device.</w:t>
+      </w:r>
+    </w:p>
+    <w:p>
+      <w:pPr>
+        <w:pStyle w:val="Heading1"/>
+      </w:pPr>
+      <w:r>
+        <w:t>18. Visual concept journey</w:t>
+      </w:r>
+    </w:p>
+    <w:p>
+      <w:r>
+        <w:t>Explain each External side effects and recovery graphic using its labels, deciding evidence and relevant limitation.</w:t>
+      </w:r>
+    </w:p>
+    <w:p>
+      <w:pPr>
+        <w:pStyle w:val="Heading3"/>
+      </w:pPr>
+      <w:r>
+        <w:t>01. External side effects and recovery: the case</w:t>
+      </w:r>
+    </w:p>
+    <w:p>
+      <w:r>
+        <w:drawing>
+          <wp:inline xmlns:a="http://schemas.openxmlformats.org/drawingml/2006/main" xmlns:pic="http://schemas.openxmlformats.org/drawingml/2006/picture">
+            <wp:extent cx="5486400" cy="2834640"/>
+            <wp:docPr id="2" name="Picture 2" descr="Recover an uncertain print job. A badge printer loses its reply after receiving a print request. Supplied facts: Job key J6 identifies one badge. The printer supports status lookup by key; missing acknowledgement leaves outcome unknown."/>
+            <wp:cNvGraphicFramePr>
+              <a:graphicFrameLocks noChangeAspect="1"/>
+            </wp:cNvGraphicFramePr>
+            <a:graphic>
+              <a:graphicData uri="http://schemas.openxmlformats.org/drawingml/2006/picture">
+                <pic:pic>
+                  <pic:nvPicPr>
+                    <pic:cNvPr id="0" name="academy-story-ai-6-17-01.png"/>
+                    <pic:cNvPicPr/>
+                  </pic:nvPicPr>
+                  <pic:blipFill>
+                    <a:blip r:embed="rId10"/>
+                    <a:stretch>
+                      <a:fillRect/>
+                    </a:stretch>
+                  </pic:blipFill>
+                  <pic:spPr>
+                    <a:xfrm>
+                      <a:off x="0" y="0"/>
+                      <a:ext cx="5486400" cy="2834640"/>
+                    </a:xfrm>
+                    <a:prstGeom prst="rect"/>
+                  </pic:spPr>
+                </pic:pic>
+              </a:graphicData>
+            </a:graphic>
+          </wp:inline>
+        </w:drawing>
+      </w:r>
+    </w:p>
+    <w:p>
+      <w:pPr>
+        <w:spacing w:line="336" w:lineRule="auto" w:after="180"/>
+      </w:pPr>
+      <w:r>
+        <w:rPr>
+          <w:b w:val="0"/>
+        </w:rPr>
+        <w:t>Recover an uncertain print job. A badge printer loses its reply after receiving a print request. Supplied facts: Job key J6 identifies one badge.</w:t>
+      </w:r>
+    </w:p>
+    <w:p>
+      <w:pPr>
+        <w:spacing w:line="336" w:lineRule="auto" w:after="180"/>
+      </w:pPr>
+      <w:r>
+        <w:rPr>
+          <w:b w:val="0"/>
+        </w:rPr>
+        <w:t xml:space="preserve">The printer supports status lookup by key; missing </w:t>
+      </w:r>
+      <w:r>
+        <w:rPr>
+          <w:b/>
+        </w:rPr>
+        <w:t>acknowledgement</w:t>
+      </w:r>
+      <w:r>
+        <w:rPr>
+          <w:b w:val="0"/>
+        </w:rPr>
+        <w:t xml:space="preserve"> leaves outcome unknown.</w:t>
+      </w:r>
+    </w:p>
+    <w:p>
+      <w:pPr>
+        <w:spacing w:line="336" w:lineRule="auto" w:after="180"/>
+        <w:shd w:fill="F5F1FB"/>
+      </w:pPr>
+      <w:r>
+        <w:rPr>
+          <w:b w:val="0"/>
+        </w:rPr>
+        <w:t>Point to the given fact that matters most. Explain why it matters.</w:t>
+      </w:r>
+    </w:p>
+    <w:p>
+      <w:pPr>
+        <w:pStyle w:val="Heading3"/>
+      </w:pPr>
+      <w:r>
+        <w:t>02. Follow the deciding steps</w:t>
+      </w:r>
+    </w:p>
+    <w:p>
+      <w:r>
+        <w:drawing>
+          <wp:inline xmlns:a="http://schemas.openxmlformats.org/drawingml/2006/main" xmlns:pic="http://schemas.openxmlformats.org/drawingml/2006/picture">
+            <wp:extent cx="5486400" cy="3182112"/>
+            <wp:docPr id="3" name="Picture 3" descr="Record uncertainty: Sending occurred, but printing completion is not yet known. → Query J6: Ask for the existing job’s recorded state. → Recover from status: If complete, return that result without issuing another print job."/>
+            <wp:cNvGraphicFramePr>
+              <a:graphicFrameLocks noChangeAspect="1"/>
+            </wp:cNvGraphicFramePr>
+            <a:graphic>
+              <a:graphicData uri="http://schemas.openxmlformats.org/drawingml/2006/picture">
+                <pic:pic>
+                  <pic:nvPicPr>
+                    <pic:cNvPr id="0" name="academy-story-ai-6-17-02.png"/>
+                    <pic:cNvPicPr/>
+                  </pic:nvPicPr>
+                  <pic:blipFill>
+                    <a:blip r:embed="rId11"/>
+                    <a:stretch>
+                      <a:fillRect/>
+                    </a:stretch>
+                  </pic:blipFill>
+                  <pic:spPr>
+                    <a:xfrm>
+                      <a:off x="0" y="0"/>
+                      <a:ext cx="5486400" cy="3182112"/>
+                    </a:xfrm>
+                    <a:prstGeom prst="rect"/>
+                  </pic:spPr>
+                </pic:pic>
+              </a:graphicData>
+            </a:graphic>
+          </wp:inline>
+        </w:drawing>
+      </w:r>
+    </w:p>
+    <w:p>
+      <w:pPr>
+        <w:spacing w:line="336" w:lineRule="auto" w:after="180"/>
+      </w:pPr>
+      <w:r>
+        <w:rPr>
+          <w:b w:val="0"/>
+        </w:rPr>
+        <w:t>Record uncertainty: Sending occurred, but printing completion is not yet known. → Query J6: Ask for the existing job’s recorded state. → Recover from status: If complete, return that result without issuing another print job.</w:t>
+      </w:r>
+    </w:p>
+    <w:p>
+      <w:pPr>
+        <w:spacing w:line="336" w:lineRule="auto" w:after="180"/>
+        <w:shd w:fill="F5F1FB"/>
+      </w:pPr>
+      <w:r>
+        <w:rPr>
+          <w:b w:val="0"/>
+        </w:rPr>
+        <w:t xml:space="preserve">Point to each numbered stage and explain which recorded </w:t>
+      </w:r>
+      <w:r>
+        <w:rPr>
+          <w:b/>
+        </w:rPr>
+        <w:t>input</w:t>
+      </w:r>
+      <w:r>
+        <w:rPr>
+          <w:b w:val="0"/>
+        </w:rPr>
+        <w:t xml:space="preserve"> it uses.</w:t>
+      </w:r>
+    </w:p>
+    <w:p>
+      <w:pPr>
+        <w:pStyle w:val="Heading3"/>
+      </w:pPr>
+      <w:r>
+        <w:t>03. External side effects and recovery — evidence trace</w:t>
+      </w:r>
+    </w:p>
+    <w:p>
+      <w:r>
+        <w:drawing>
+          <wp:inline xmlns:a="http://schemas.openxmlformats.org/drawingml/2006/main" xmlns:pic="http://schemas.openxmlformats.org/drawingml/2006/picture">
+            <wp:extent cx="5486400" cy="3297936"/>
+            <wp:docPr id="4" name="Picture 4" descr="External side effects and recovery — evidence trace. A booking is committed in storage, but response delivery times out. Caller asks to repeat. | The mock ledger records prepared, committed or unknown per operation ID. Retry a committed operation by returning its result; reconcile unknown status instead of assuming failure. Preserve compensation as a separate authorised action. | Lookup the operation ID and return the committed booking; do not create a second booking. A lost acknowledgement does not undo the effect."/>
+            <wp:cNvGraphicFramePr>
+              <a:graphicFrameLocks noChangeAspect="1"/>
+            </wp:cNvGraphicFramePr>
+            <a:graphic>
+              <a:graphicData uri="http://schemas.openxmlformats.org/drawingml/2006/picture">
+                <pic:pic>
+                  <pic:nvPicPr>
+                    <pic:cNvPr id="0" name="academy-story-ai-6-17-03.png"/>
+                    <pic:cNvPicPr/>
+                  </pic:nvPicPr>
+                  <pic:blipFill>
+                    <a:blip r:embed="rId12"/>
+                    <a:stretch>
+                      <a:fillRect/>
+                    </a:stretch>
+                  </pic:blipFill>
+                  <pic:spPr>
+                    <a:xfrm>
+                      <a:off x="0" y="0"/>
+                      <a:ext cx="5486400" cy="3297936"/>
+                    </a:xfrm>
+                    <a:prstGeom prst="rect"/>
+                  </pic:spPr>
+                </pic:pic>
+              </a:graphicData>
+            </a:graphic>
+          </wp:inline>
+        </w:drawing>
+      </w:r>
+    </w:p>
+    <w:p>
+      <w:pPr>
+        <w:spacing w:line="336" w:lineRule="auto" w:after="180"/>
+      </w:pPr>
+      <w:r>
+        <w:rPr>
+          <w:b w:val="0"/>
+        </w:rPr>
+        <w:t xml:space="preserve">External side effects and recovery — </w:t>
+      </w:r>
+      <w:r>
+        <w:rPr>
+          <w:b/>
+        </w:rPr>
+        <w:t>evidence</w:t>
+      </w:r>
+      <w:r>
+        <w:rPr>
+          <w:b w:val="0"/>
+        </w:rPr>
+        <w:t xml:space="preserve"> trace. A booking is committed in storage, but response delivery times out. Caller asks to repeat. | The mock ledger records prepared, committed or unknown per operation ID.</w:t>
+      </w:r>
+    </w:p>
+    <w:p>
+      <w:pPr>
+        <w:spacing w:line="336" w:lineRule="auto" w:after="180"/>
+      </w:pPr>
+      <w:r>
+        <w:rPr>
+          <w:b w:val="0"/>
+        </w:rPr>
+        <w:t>Retry a committed operation by returning its result; reconcile unknown status instead of assuming failure.</w:t>
+      </w:r>
+    </w:p>
+    <w:p>
+      <w:pPr>
+        <w:spacing w:line="336" w:lineRule="auto" w:after="180"/>
+      </w:pPr>
+      <w:r>
+        <w:rPr>
+          <w:b w:val="0"/>
+        </w:rPr>
+        <w:t xml:space="preserve">Preserve </w:t>
+      </w:r>
+      <w:r>
+        <w:rPr>
+          <w:b/>
+        </w:rPr>
+        <w:t>compensation</w:t>
+      </w:r>
+      <w:r>
+        <w:rPr>
+          <w:b w:val="0"/>
+        </w:rPr>
+        <w:t xml:space="preserve"> as a separate authorised action. | Lookup the operation ID and return the committed booking; do not create a second booking. A lost </w:t>
+      </w:r>
+      <w:r>
+        <w:rPr>
+          <w:b/>
+        </w:rPr>
+        <w:t>acknowledgement</w:t>
+      </w:r>
+      <w:r>
+        <w:rPr>
+          <w:b w:val="0"/>
+        </w:rPr>
+        <w:t xml:space="preserve"> does not undo the effect.</w:t>
+      </w:r>
+    </w:p>
+    <w:p>
+      <w:pPr>
+        <w:spacing w:line="336" w:lineRule="auto" w:after="180"/>
+        <w:shd w:fill="F5F1FB"/>
+      </w:pPr>
+      <w:r>
+        <w:rPr>
+          <w:b w:val="0"/>
+        </w:rPr>
+        <w:t>Read the labels and values. Explain the relationship the model shows.</w:t>
+      </w:r>
+    </w:p>
+    <w:p>
+      <w:pPr>
+        <w:pStyle w:val="Heading3"/>
+      </w:pPr>
+      <w:r>
+        <w:t>04. Change one thing. Trace what follows.</w:t>
+      </w:r>
+    </w:p>
+    <w:p>
+      <w:r>
+        <w:drawing>
+          <wp:inline xmlns:a="http://schemas.openxmlformats.org/drawingml/2006/main" xmlns:pic="http://schemas.openxmlformats.org/drawingml/2006/picture">
+            <wp:extent cx="5486400" cy="3026664"/>
+            <wp:docPr id="5" name="Picture 5" descr="Original case: If complete, return that result without issuing another print job. Changed condition: Status reliably reports J6 absent. Expected result: A policy-approved resend using the same deduplication key may be considered. Reason: Confirmed absence supplies different evidence from silence."/>
+            <wp:cNvGraphicFramePr>
+              <a:graphicFrameLocks noChangeAspect="1"/>
+            </wp:cNvGraphicFramePr>
+            <a:graphic>
+              <a:graphicData uri="http://schemas.openxmlformats.org/drawingml/2006/picture">
+                <pic:pic>
+                  <pic:nvPicPr>
+                    <pic:cNvPr id="0" name="academy-story-ai-6-17-04.png"/>
+                    <pic:cNvPicPr/>
+                  </pic:nvPicPr>
+                  <pic:blipFill>
+                    <a:blip r:embed="rId13"/>
+                    <a:stretch>
+                      <a:fillRect/>
+                    </a:stretch>
+                  </pic:blipFill>
+                  <pic:spPr>
+                    <a:xfrm>
+                      <a:off x="0" y="0"/>
+                      <a:ext cx="5486400" cy="3026664"/>
+                    </a:xfrm>
+                    <a:prstGeom prst="rect"/>
+                  </pic:spPr>
+                </pic:pic>
+              </a:graphicData>
+            </a:graphic>
+          </wp:inline>
+        </w:drawing>
+      </w:r>
+    </w:p>
+    <w:p>
+      <w:pPr>
+        <w:spacing w:line="336" w:lineRule="auto" w:after="180"/>
+      </w:pPr>
+      <w:r>
+        <w:rPr>
+          <w:b w:val="0"/>
+        </w:rPr>
+        <w:t>Original case: If complete, return that result without issuing another print job. Changed condition: Status reliably reports J6 absent.</w:t>
+      </w:r>
+    </w:p>
+    <w:p>
+      <w:pPr>
+        <w:spacing w:line="336" w:lineRule="auto" w:after="180"/>
+      </w:pPr>
+      <w:r>
+        <w:rPr>
+          <w:b w:val="0"/>
+        </w:rPr>
+        <w:t xml:space="preserve">Expected result: A policy-approved resend using the same deduplication key may be considered. Reason: Confirmed absence supplies different </w:t>
+      </w:r>
+      <w:r>
+        <w:rPr>
+          <w:b/>
+        </w:rPr>
+        <w:t>evidence</w:t>
+      </w:r>
+      <w:r>
+        <w:rPr>
+          <w:b w:val="0"/>
+        </w:rPr>
+        <w:t xml:space="preserve"> from silence.</w:t>
+      </w:r>
+    </w:p>
+    <w:p>
+      <w:pPr>
+        <w:spacing w:line="336" w:lineRule="auto" w:after="180"/>
+        <w:shd w:fill="F5F1FB"/>
+      </w:pPr>
+      <w:r>
+        <w:rPr>
+          <w:b w:val="0"/>
+        </w:rPr>
+        <w:t>Predict before checking the worked changed-case result. Name what changed and what the supplied facts allow you to conclude.</w:t>
+      </w:r>
+    </w:p>
+    <w:p>
+      <w:pPr>
+        <w:pStyle w:val="Heading3"/>
+      </w:pPr>
+      <w:r>
+        <w:t>05. Connect the explanation to its limit</w:t>
+      </w:r>
+    </w:p>
+    <w:p>
+      <w:r>
+        <w:drawing>
+          <wp:inline xmlns:a="http://schemas.openxmlformats.org/drawingml/2006/main" xmlns:pic="http://schemas.openxmlformats.org/drawingml/2006/picture">
+            <wp:extent cx="5486400" cy="2834640"/>
+            <wp:docPr id="6" name="Picture 6" descr="A lost response does not show whether an external effect occurred. Recovery distinguishes unknown outcome from a confirmed failed action. Limit: Without reliable status or deduplication, escalate uncertainty rather than claiming one and only one print."/>
+            <wp:cNvGraphicFramePr>
+              <a:graphicFrameLocks noChangeAspect="1"/>
+            </wp:cNvGraphicFramePr>
+            <a:graphic>
+              <a:graphicData uri="http://schemas.openxmlformats.org/drawingml/2006/picture">
+                <pic:pic>
+                  <pic:nvPicPr>
+                    <pic:cNvPr id="0" name="academy-story-ai-6-17-05.png"/>
+                    <pic:cNvPicPr/>
+                  </pic:nvPicPr>
+                  <pic:blipFill>
+                    <a:blip r:embed="rId14"/>
+                    <a:stretch>
+                      <a:fillRect/>
+                    </a:stretch>
+                  </pic:blipFill>
+                  <pic:spPr>
+                    <a:xfrm>
+                      <a:off x="0" y="0"/>
+                      <a:ext cx="5486400" cy="2834640"/>
+                    </a:xfrm>
+                    <a:prstGeom prst="rect"/>
+                  </pic:spPr>
+                </pic:pic>
+              </a:graphicData>
+            </a:graphic>
+          </wp:inline>
+        </w:drawing>
+      </w:r>
+    </w:p>
+    <w:p>
+      <w:pPr>
+        <w:spacing w:line="336" w:lineRule="auto" w:after="180"/>
+      </w:pPr>
+      <w:r>
+        <w:rPr>
+          <w:b w:val="0"/>
+        </w:rPr>
+        <w:t>A lost response does not show whether an external effect occurred. Recovery distinguishes unknown outcome from a confirmed failed action.</w:t>
+      </w:r>
+    </w:p>
+    <w:p>
+      <w:pPr>
+        <w:spacing w:line="336" w:lineRule="auto" w:after="180"/>
+      </w:pPr>
+      <w:r>
+        <w:rPr>
+          <w:b w:val="0"/>
+        </w:rPr>
+        <w:t>Limit: Without reliable status or deduplication, escalate uncertainty rather than claiming one and only one print.</w:t>
+      </w:r>
+    </w:p>
+    <w:p>
+      <w:pPr>
+        <w:spacing w:line="336" w:lineRule="auto" w:after="180"/>
+        <w:shd w:fill="F5F1FB"/>
+      </w:pPr>
+      <w:r>
+        <w:rPr>
+          <w:b w:val="0"/>
+        </w:rPr>
+        <w:t>Explain the case, then point to a limit on the claim.</w:t>
+      </w:r>
+    </w:p>
+    <w:p>
+      <w:pPr>
+        <w:pStyle w:val="Heading3"/>
+      </w:pPr>
+      <w:r>
+        <w:t>06. Make the idea visible in your project</w:t>
+      </w:r>
+    </w:p>
+    <w:p>
+      <w:r>
+        <w:drawing>
+          <wp:inline xmlns:a="http://schemas.openxmlformats.org/drawingml/2006/main" xmlns:pic="http://schemas.openxmlformats.org/drawingml/2006/picture">
+            <wp:extent cx="5486400" cy="3529584"/>
+            <wp:docPr id="7" name="Picture 7" descr="For the Grounded Learning Service, retain an annotated trace and the changed-case result. Name the contract or evidence that makes the deciding step valid, so another team can review it. Draw your input, deciding step, result and limit. Supported question: Distinguish a missing printer acknowledgement from confirmed failure. What should happen if J6 is complete, and what evidence changes when J6 is reliably reported absent?"/>
+            <wp:cNvGraphicFramePr>
+              <a:graphicFrameLocks noChangeAspect="1"/>
+            </wp:cNvGraphicFramePr>
+            <a:graphic>
+              <a:graphicData uri="http://schemas.openxmlformats.org/drawingml/2006/picture">
+                <pic:pic>
+                  <pic:nvPicPr>
+                    <pic:cNvPr id="0" name="academy-story-ai-6-17-06.png"/>
+                    <pic:cNvPicPr/>
+                  </pic:nvPicPr>
+                  <pic:blipFill>
+                    <a:blip r:embed="rId15"/>
+                    <a:stretch>
+                      <a:fillRect/>
+                    </a:stretch>
+                  </pic:blipFill>
+                  <pic:spPr>
+                    <a:xfrm>
+                      <a:off x="0" y="0"/>
+                      <a:ext cx="5486400" cy="3529584"/>
+                    </a:xfrm>
+                    <a:prstGeom prst="rect"/>
+                  </pic:spPr>
+                </pic:pic>
+              </a:graphicData>
+            </a:graphic>
+          </wp:inline>
+        </w:drawing>
+      </w:r>
+    </w:p>
+    <w:p>
+      <w:pPr>
+        <w:spacing w:line="336" w:lineRule="auto" w:after="180"/>
+      </w:pPr>
+      <w:r>
+        <w:rPr>
+          <w:b w:val="0"/>
+        </w:rPr>
+        <w:t xml:space="preserve">For the Grounded Learning Service, retain an annotated trace and the changed-case result. Name the contract or </w:t>
+      </w:r>
+      <w:r>
+        <w:rPr>
+          <w:b/>
+        </w:rPr>
+        <w:t>evidence</w:t>
+      </w:r>
+      <w:r>
+        <w:rPr>
+          <w:b w:val="0"/>
+        </w:rPr>
+        <w:t xml:space="preserve"> that makes the deciding step valid, so another team can review it.</w:t>
+      </w:r>
+    </w:p>
+    <w:p>
+      <w:pPr>
+        <w:spacing w:line="336" w:lineRule="auto" w:after="180"/>
+      </w:pPr>
+      <w:r>
+        <w:rPr>
+          <w:b w:val="0"/>
+        </w:rPr>
+        <w:t xml:space="preserve">Draw your </w:t>
+      </w:r>
+      <w:r>
+        <w:rPr>
+          <w:b/>
+        </w:rPr>
+        <w:t>input</w:t>
+      </w:r>
+      <w:r>
+        <w:rPr>
+          <w:b w:val="0"/>
+        </w:rPr>
+        <w:t xml:space="preserve">, deciding step, result and limit. Supported question: Distinguish a missing printer </w:t>
+      </w:r>
+      <w:r>
+        <w:rPr>
+          <w:b/>
+        </w:rPr>
+        <w:t>acknowledgement</w:t>
+      </w:r>
+      <w:r>
+        <w:rPr>
+          <w:b w:val="0"/>
+        </w:rPr>
+        <w:t xml:space="preserve"> from confirmed failure.</w:t>
+      </w:r>
+    </w:p>
+    <w:p>
+      <w:pPr>
+        <w:spacing w:line="336" w:lineRule="auto" w:after="180"/>
+      </w:pPr>
+      <w:r>
+        <w:rPr>
+          <w:b w:val="0"/>
+        </w:rPr>
+        <w:t xml:space="preserve">What should happen if J6 is complete, and what </w:t>
+      </w:r>
+      <w:r>
+        <w:rPr>
+          <w:b/>
+        </w:rPr>
+        <w:t>evidence</w:t>
+      </w:r>
+      <w:r>
+        <w:rPr>
+          <w:b w:val="0"/>
+        </w:rPr>
+        <w:t xml:space="preserve"> changes when J6 is reliably reported absent?</w:t>
+      </w:r>
+    </w:p>
+    <w:p>
+      <w:pPr>
+        <w:spacing w:line="336" w:lineRule="auto" w:after="180"/>
+        <w:shd w:fill="F5F1FB"/>
+      </w:pPr>
+      <w:r>
+        <w:rPr>
+          <w:b w:val="0"/>
+        </w:rPr>
+        <w:t xml:space="preserve">Draw your project trace and justify the deciding step using </w:t>
+      </w:r>
+      <w:r>
+        <w:rPr>
+          <w:b/>
+        </w:rPr>
+        <w:t>evidence</w:t>
+      </w:r>
+      <w:r>
+        <w:rPr>
+          <w:b w:val="0"/>
+        </w:rPr>
+        <w:t>.</w:t>
       </w:r>
     </w:p>
     <w:sectPr>

--- a/downloads/student/ai-6-week-17.docx
+++ b/downloads/student/ai-6-week-17.docx
@@ -25,12 +25,17 @@
         <w:pStyle w:val="Heading1"/>
       </w:pPr>
       <w:r>
-        <w:t>Before you start</w:t>
-      </w:r>
-    </w:p>
-    <w:p>
-      <w:r>
-        <w:t>Recall Timeouts retries and cancellation. Explain why a recorded result needs its input conditions and evidence source before it can support a claim.</w:t>
+        <w:t>Keep the operation ID. Reconcile the state. Authorize any new effect.</w:t>
+      </w:r>
+    </w:p>
+    <w:p>
+      <w:r>
+        <w:t>Distinguish committed, prepared, unknown and reliably absent outcomes before retry or compensation decisions.</w:t>
+      </w:r>
+    </w:p>
+    <w:p>
+      <w:r>
+        <w:t>Status contract → recovery map → printer picture → evidence/authority probes → pure local decision audit → independent unknown-outcome reasoning.</w:t>
       </w:r>
     </w:p>
     <w:p>
@@ -38,20 +43,20 @@
         <w:pStyle w:val="Heading1"/>
       </w:pPr>
       <w:r>
-        <w:t>01. Your mission</w:t>
-      </w:r>
-    </w:p>
-    <w:p>
-      <w:r>
-        <w:t>Start with the target: Explain the mechanism and terminology of external side effects and recovery. Try the recall before opening notes.</w:t>
-      </w:r>
-    </w:p>
-    <w:p>
-      <w:pPr>
-        <w:pStyle w:val="Heading3"/>
-      </w:pPr>
-      <w:r>
-        <w:t>Your learning target</w:t>
+        <w:t>01. Recover the operation’s state before deciding to repeat it</w:t>
+      </w:r>
+    </w:p>
+    <w:p>
+      <w:r>
+        <w:t>A missing acknowledgement leaves uncertainty; it does not erase an effect.</w:t>
+      </w:r>
+    </w:p>
+    <w:p>
+      <w:pPr>
+        <w:pStyle w:val="Heading2"/>
+      </w:pPr>
+      <w:r>
+        <w:t>Learning goals</w:t>
       </w:r>
     </w:p>
     <w:p>
@@ -101,10 +106,10 @@
     </w:p>
     <w:p>
       <w:pPr>
-        <w:pStyle w:val="Heading3"/>
-      </w:pPr>
-      <w:r>
-        <w:t>Remember before reading</w:t>
+        <w:pStyle w:val="Heading2"/>
+      </w:pPr>
+      <w:r>
+        <w:t>Retrieve caller timeouts and exact operation identity</w:t>
       </w:r>
     </w:p>
     <w:p>
@@ -176,6 +181,88 @@
     </w:p>
     <w:p>
       <w:pPr>
+        <w:pStyle w:val="Heading2"/>
+      </w:pPr>
+      <w:r>
+        <w:t>Prerequisite and starting response</w:t>
+      </w:r>
+    </w:p>
+    <w:p>
+      <w:pPr>
+        <w:pStyle w:val="ListBullet"/>
+      </w:pPr>
+      <w:r>
+        <w:t>Recall Timeouts retries and cancellation. Explain why a recorded result needs its input conditions and evidence source before it can support a claim.</w:t>
+      </w:r>
+    </w:p>
+    <w:p>
+      <w:pPr>
+        <w:pStyle w:val="Heading3"/>
+      </w:pPr>
+      <w:r>
+        <w:t>My starting explanation</w:t>
+      </w:r>
+    </w:p>
+    <w:p>
+      <w:r>
+        <w:t>________________________________________________________________</w:t>
+      </w:r>
+    </w:p>
+    <w:p>
+      <w:r>
+        <w:t>________________________________________________________________</w:t>
+      </w:r>
+    </w:p>
+    <w:p>
+      <w:r>
+        <w:t>________________________________________________________________</w:t>
+      </w:r>
+    </w:p>
+    <w:p>
+      <w:pPr>
+        <w:pStyle w:val="Heading2"/>
+      </w:pPr>
+      <w:r>
+        <w:t>End goal</w:t>
+      </w:r>
+    </w:p>
+    <w:p>
+      <w:pPr>
+        <w:spacing w:line="336" w:lineRule="auto" w:after="180"/>
+      </w:pPr>
+      <w:r>
+        <w:rPr>
+          <w:b w:val="0"/>
+        </w:rPr>
+        <w:t>Explain external side effects and recovery using the deciding step in this fictional service.</w:t>
+      </w:r>
+    </w:p>
+    <w:p>
+      <w:pPr>
+        <w:pStyle w:val="Heading2"/>
+      </w:pPr>
+      <w:r>
+        <w:t>Earlier wording, alternatives and picture transcripts · reference / check after trying</w:t>
+      </w:r>
+    </w:p>
+    <w:p>
+      <w:pPr>
+        <w:pStyle w:val="Heading3"/>
+      </w:pPr>
+      <w:r>
+        <w:t>Your learning target</w:t>
+      </w:r>
+    </w:p>
+    <w:p>
+      <w:pPr>
+        <w:pStyle w:val="Heading3"/>
+      </w:pPr>
+      <w:r>
+        <w:t>Remember before reading</w:t>
+      </w:r>
+    </w:p>
+    <w:p>
+      <w:pPr>
         <w:spacing w:line="336" w:lineRule="auto" w:after="180"/>
       </w:pPr>
       <w:r>
@@ -240,13 +327,656 @@
     </w:p>
     <w:p>
       <w:pPr>
+        <w:pStyle w:val="Heading3"/>
+      </w:pPr>
+      <w:r>
+        <w:t>This week’s end goal</w:t>
+      </w:r>
+    </w:p>
+    <w:p>
+      <w:pPr>
+        <w:pStyle w:val="Heading1"/>
+      </w:pPr>
+      <w:r>
+        <w:t>02. Keep acknowledgement, committed state and recovery authority distinct</w:t>
+      </w:r>
+    </w:p>
+    <w:p>
+      <w:r>
+        <w:t>The returned status must belong to the same operation and an authorized source.</w:t>
+      </w:r>
+    </w:p>
+    <w:p>
+      <w:pPr>
+        <w:pStyle w:val="Heading2"/>
+      </w:pPr>
+      <w:r>
+        <w:t>Begin with the lost booking reply</w:t>
+      </w:r>
+    </w:p>
+    <w:p>
+      <w:pPr>
         <w:spacing w:line="336" w:lineRule="auto" w:after="180"/>
       </w:pPr>
       <w:r>
         <w:rPr>
           <w:b w:val="0"/>
         </w:rPr>
-        <w:t xml:space="preserve">Recall Timeouts retries and cancellation. Explain why a recorded result needs its </w:t>
+        <w:t>A desk can record a booking successfully while its reply gets lost. Repeating the booking because no reply arrived can create a second effect. Keep the original operation ID and ask an authorized, reliable status source what happened. A committed result can be returned; an unresolved outcome needs reconciliation. Cancelling or otherwise offsetting an earlier effect is another action, with its own approval and record.</w:t>
+      </w:r>
+    </w:p>
+    <w:p>
+      <w:pPr>
+        <w:pStyle w:val="Heading2"/>
+      </w:pPr>
+      <w:r>
+        <w:t>Define uncertain external effects and recovery</w:t>
+      </w:r>
+    </w:p>
+    <w:p>
+      <w:pPr>
+        <w:spacing w:line="336" w:lineRule="auto" w:after="180"/>
+      </w:pPr>
+      <w:r>
+        <w:rPr>
+          <w:b w:val="0"/>
+        </w:rPr>
+        <w:t xml:space="preserve">External effects can succeed while their </w:t>
+      </w:r>
+      <w:r>
+        <w:rPr>
+          <w:b/>
+        </w:rPr>
+        <w:t>acknowledgement</w:t>
+      </w:r>
+      <w:r>
+        <w:rPr>
+          <w:b w:val="0"/>
+        </w:rPr>
+        <w:t xml:space="preserve"> is lost. Recovery must inspect committed state before repeating the operation.</w:t>
+      </w:r>
+    </w:p>
+    <w:p>
+      <w:pPr>
+        <w:pStyle w:val="Heading2"/>
+      </w:pPr>
+      <w:r>
+        <w:t>Complete operation-status and authority contract</w:t>
+      </w:r>
+    </w:p>
+    <w:tbl>
+      <w:tblPr>
+        <w:tblStyle w:val="LightShading-Accent1"/>
+        <w:tblW w:type="auto" w:w="0"/>
+        <w:tblLook w:firstColumn="1" w:firstRow="1" w:lastColumn="0" w:lastRow="0" w:noHBand="0" w:noVBand="1" w:val="04A0"/>
+      </w:tblPr>
+      <w:tblGrid>
+        <w:gridCol w:w="5112"/>
+        <w:gridCol w:w="5112"/>
+      </w:tblGrid>
+      <w:tr>
+        <w:trPr>
+          <w:tblHeader/>
+        </w:trPr>
+        <w:tc>
+          <w:tcPr>
+            <w:tcW w:type="dxa" w:w="5112"/>
+          </w:tcPr>
+          <w:p>
+            <w:r>
+              <w:t>Recovery fixture or requirement</w:t>
+            </w:r>
+          </w:p>
+        </w:tc>
+        <w:tc>
+          <w:tcPr>
+            <w:tcW w:type="dxa" w:w="5112"/>
+          </w:tcPr>
+          <w:p>
+            <w:r>
+              <w:t>Complete local meaning</w:t>
+            </w:r>
+          </w:p>
+        </w:tc>
+      </w:tr>
+      <w:tr>
+        <w:tc>
+          <w:tcPr>
+            <w:tcW w:type="dxa" w:w="5112"/>
+          </w:tcPr>
+          <w:p>
+            <w:r>
+              <w:t>Original operation ID</w:t>
+            </w:r>
+          </w:p>
+        </w:tc>
+        <w:tc>
+          <w:tcPr>
+            <w:tcW w:type="dxa" w:w="5112"/>
+          </w:tcPr>
+          <w:p>
+            <w:r>
+              <w:t>BOOK-1, kept stable during recovery</w:t>
+            </w:r>
+          </w:p>
+        </w:tc>
+      </w:tr>
+      <w:tr>
+        <w:tc>
+          <w:tcPr>
+            <w:tcW w:type="dxa" w:w="5112"/>
+          </w:tcPr>
+          <w:p>
+            <w:r>
+              <w:t>Committed fixture</w:t>
+            </w:r>
+          </w:p>
+        </w:tc>
+        <w:tc>
+          <w:tcPr>
+            <w:tcW w:type="dxa" w:w="5112"/>
+          </w:tcPr>
+          <w:p>
+            <w:r>
+              <w:t>Authoritative matching status; result booking B1 already exists</w:t>
+            </w:r>
+          </w:p>
+        </w:tc>
+      </w:tr>
+      <w:tr>
+        <w:tc>
+          <w:tcPr>
+            <w:tcW w:type="dxa" w:w="5112"/>
+          </w:tcPr>
+          <w:p>
+            <w:r>
+              <w:t>Prepared fixture</w:t>
+            </w:r>
+          </w:p>
+        </w:tc>
+        <w:tc>
+          <w:tcPr>
+            <w:tcW w:type="dxa" w:w="5112"/>
+          </w:tcPr>
+          <w:p>
+            <w:r>
+              <w:t>Work was prepared; not proof it failed or is safe to repeat</w:t>
+            </w:r>
+          </w:p>
+        </w:tc>
+      </w:tr>
+      <w:tr>
+        <w:tc>
+          <w:tcPr>
+            <w:tcW w:type="dxa" w:w="5112"/>
+          </w:tcPr>
+          <w:p>
+            <w:r>
+              <w:t>Unknown/unavailable fixture</w:t>
+            </w:r>
+          </w:p>
+        </w:tc>
+        <w:tc>
+          <w:tcPr>
+            <w:tcW w:type="dxa" w:w="5112"/>
+          </w:tcPr>
+          <w:p>
+            <w:r>
+              <w:t>Outcome unresolved; review/reconcile rather than assume failure</w:t>
+            </w:r>
+          </w:p>
+        </w:tc>
+      </w:tr>
+      <w:tr>
+        <w:tc>
+          <w:tcPr>
+            <w:tcW w:type="dxa" w:w="5112"/>
+          </w:tcPr>
+          <w:p>
+            <w:r>
+              <w:t>Reliable absent fixture</w:t>
+            </w:r>
+          </w:p>
+        </w:tc>
+        <w:tc>
+          <w:tcPr>
+            <w:tcW w:type="dxa" w:w="5112"/>
+          </w:tcPr>
+          <w:p>
+            <w:r>
+              <w:t>Different evidence from silence; still needs separate resend authority and provider duplicate controls</w:t>
+            </w:r>
+          </w:p>
+        </w:tc>
+      </w:tr>
+      <w:tr>
+        <w:tc>
+          <w:tcPr>
+            <w:tcW w:type="dxa" w:w="5112"/>
+          </w:tcPr>
+          <w:p>
+            <w:r>
+              <w:t>Status access</w:t>
+            </w:r>
+          </w:p>
+        </w:tc>
+        <w:tc>
+          <w:tcPr>
+            <w:tcW w:type="dxa" w:w="5112"/>
+          </w:tcPr>
+          <w:p>
+            <w:r>
+              <w:t>Trusted permission to inspect the operation is assumed or denied by a supplied fixture flag</w:t>
+            </w:r>
+          </w:p>
+        </w:tc>
+      </w:tr>
+      <w:tr>
+        <w:tc>
+          <w:tcPr>
+            <w:tcW w:type="dxa" w:w="5112"/>
+          </w:tcPr>
+          <w:p>
+            <w:r>
+              <w:t>Compensation</w:t>
+            </w:r>
+          </w:p>
+        </w:tc>
+        <w:tc>
+          <w:tcPr>
+            <w:tcW w:type="dxa" w:w="5112"/>
+          </w:tcPr>
+          <w:p>
+            <w:r>
+              <w:t>A separate proposed cancel-booking operation COMP-1, with its own exact approval fixture</w:t>
+            </w:r>
+          </w:p>
+        </w:tc>
+      </w:tr>
+      <w:tr>
+        <w:tc>
+          <w:tcPr>
+            <w:tcW w:type="dxa" w:w="5112"/>
+          </w:tcPr>
+          <w:p>
+            <w:r>
+              <w:t>Code scope</w:t>
+            </w:r>
+          </w:p>
+        </w:tc>
+        <w:tc>
+          <w:tcPr>
+            <w:tcW w:type="dxa" w:w="5112"/>
+          </w:tcPr>
+          <w:p>
+            <w:r>
+              <w:t>Pure local decision helper; no status provider, booking, printer or token-transfer call</w:t>
+            </w:r>
+          </w:p>
+        </w:tc>
+      </w:tr>
+    </w:tbl>
+    <w:p>
+      <w:pPr>
+        <w:pStyle w:val="Heading2"/>
+      </w:pPr>
+      <w:r>
+        <w:t>Name supplied and missing evidence</w:t>
+      </w:r>
+    </w:p>
+    <w:p>
+      <w:pPr>
+        <w:pStyle w:val="Heading3"/>
+      </w:pPr>
+      <w:r>
+        <w:t>List the given facts and one fact that is not supplied.</w:t>
+      </w:r>
+    </w:p>
+    <w:p>
+      <w:r>
+        <w:t>________________________________________________________________</w:t>
+      </w:r>
+    </w:p>
+    <w:p>
+      <w:r>
+        <w:t>________________________________________________________________</w:t>
+      </w:r>
+    </w:p>
+    <w:p>
+      <w:r>
+        <w:t>________________________________________________________________</w:t>
+      </w:r>
+    </w:p>
+    <w:p>
+      <w:pPr>
+        <w:pStyle w:val="Heading2"/>
+      </w:pPr>
+      <w:r>
+        <w:t>Earlier wording, alternatives and picture transcripts · reference / check after trying</w:t>
+      </w:r>
+    </w:p>
+    <w:p>
+      <w:pPr>
+        <w:spacing w:line="336" w:lineRule="auto" w:after="180"/>
+      </w:pPr>
+      <w:r>
+        <w:rPr>
+          <w:b w:val="0"/>
+        </w:rPr>
+        <w:t>Begin by writing the question the procedure is intended to answer. Identify the information already supplied, the information it will produce and the information still missing.</w:t>
+      </w:r>
+    </w:p>
+    <w:p>
+      <w:pPr>
+        <w:spacing w:line="336" w:lineRule="auto" w:after="180"/>
+      </w:pPr>
+      <w:r>
+        <w:rPr>
+          <w:b w:val="0"/>
+        </w:rPr>
+        <w:t>These are constructed classroom examples; they do not require live accounts, private records or an external service. Do not treat a plausible explanation as a measured outcome.</w:t>
+      </w:r>
+    </w:p>
+    <w:p>
+      <w:pPr>
+        <w:pStyle w:val="Heading1"/>
+      </w:pPr>
+      <w:r>
+        <w:t>03. Trace the existing committed result without creating another effect</w:t>
+      </w:r>
+    </w:p>
+    <w:p>
+      <w:r>
+        <w:t>Stable identity and trustworthy status matter more than whether a reply arrived.</w:t>
+      </w:r>
+    </w:p>
+    <w:p>
+      <w:pPr>
+        <w:pStyle w:val="Heading2"/>
+      </w:pPr>
+      <w:r>
+        <w:t>Original prepared/committed/unknown policy</w:t>
+      </w:r>
+    </w:p>
+    <w:p>
+      <w:pPr>
+        <w:spacing w:line="336" w:lineRule="auto" w:after="180"/>
+      </w:pPr>
+      <w:r>
+        <w:rPr>
+          <w:b w:val="0"/>
+        </w:rPr>
+        <w:t>The mock ledger records prepared, committed or unknown per operation ID. Retry a committed operation by returning its result; reconcile unknown status instead of assuming failure.</w:t>
+      </w:r>
+    </w:p>
+    <w:p>
+      <w:pPr>
+        <w:spacing w:line="336" w:lineRule="auto" w:after="180"/>
+      </w:pPr>
+      <w:r>
+        <w:rPr>
+          <w:b w:val="0"/>
+        </w:rPr>
+        <w:t xml:space="preserve">Preserve </w:t>
+      </w:r>
+      <w:r>
+        <w:rPr>
+          <w:b/>
+        </w:rPr>
+        <w:t>compensation</w:t>
+      </w:r>
+      <w:r>
+        <w:rPr>
+          <w:b w:val="0"/>
+        </w:rPr>
+        <w:t xml:space="preserve"> as a separate authorised action.</w:t>
+      </w:r>
+    </w:p>
+    <w:p>
+      <w:pPr>
+        <w:pStyle w:val="Heading2"/>
+      </w:pPr>
+      <w:r>
+        <w:t>Complete status-to-decision recovery map</w:t>
+      </w:r>
+    </w:p>
+    <w:p>
+      <w:pPr>
+        <w:pStyle w:val="Heading3"/>
+      </w:pPr>
+      <w:r>
+        <w:t>Reconcile the original operation before any new side effect</w:t>
+      </w:r>
+    </w:p>
+    <w:tbl>
+      <w:tblPr>
+        <w:tblStyle w:val="LightShading-Accent1"/>
+        <w:tblW w:type="auto" w:w="0"/>
+        <w:tblLook w:firstColumn="1" w:firstRow="1" w:lastColumn="0" w:lastRow="0" w:noHBand="0" w:noVBand="1" w:val="04A0"/>
+      </w:tblPr>
+      <w:tblGrid>
+        <w:gridCol w:w="3408"/>
+        <w:gridCol w:w="3408"/>
+        <w:gridCol w:w="3408"/>
+      </w:tblGrid>
+      <w:tr>
+        <w:trPr>
+          <w:tblHeader/>
+        </w:trPr>
+        <w:tc>
+          <w:tcPr>
+            <w:tcW w:type="dxa" w:w="3408"/>
+          </w:tcPr>
+          <w:p>
+            <w:r>
+              <w:t>Reliable matching evidence</w:t>
+            </w:r>
+          </w:p>
+        </w:tc>
+        <w:tc>
+          <w:tcPr>
+            <w:tcW w:type="dxa" w:w="3408"/>
+          </w:tcPr>
+          <w:p>
+            <w:r>
+              <w:t>Recovery decision</w:t>
+            </w:r>
+          </w:p>
+        </w:tc>
+        <w:tc>
+          <w:tcPr>
+            <w:tcW w:type="dxa" w:w="3408"/>
+          </w:tcPr>
+          <w:p>
+            <w:r>
+              <w:t>What must not happen</w:t>
+            </w:r>
+          </w:p>
+        </w:tc>
+      </w:tr>
+      <w:tr>
+        <w:tc>
+          <w:tcPr>
+            <w:tcW w:type="dxa" w:w="3408"/>
+          </w:tcPr>
+          <w:p>
+            <w:r>
+              <w:t>BOOK-1 committed, existing booking B1</w:t>
+            </w:r>
+          </w:p>
+        </w:tc>
+        <w:tc>
+          <w:tcPr>
+            <w:tcW w:type="dxa" w:w="3408"/>
+          </w:tcPr>
+          <w:p>
+            <w:r>
+              <w:t>Return the existing result to an authorized caller</w:t>
+            </w:r>
+          </w:p>
+        </w:tc>
+        <w:tc>
+          <w:tcPr>
+            <w:tcW w:type="dxa" w:w="3408"/>
+          </w:tcPr>
+          <w:p>
+            <w:r>
+              <w:t>Do not create a second booking</w:t>
+            </w:r>
+          </w:p>
+        </w:tc>
+      </w:tr>
+      <w:tr>
+        <w:tc>
+          <w:tcPr>
+            <w:tcW w:type="dxa" w:w="3408"/>
+          </w:tcPr>
+          <w:p>
+            <w:r>
+              <w:t>BOOK-1 prepared</w:t>
+            </w:r>
+          </w:p>
+        </w:tc>
+        <w:tc>
+          <w:tcPr>
+            <w:tcW w:type="dxa" w:w="3408"/>
+          </w:tcPr>
+          <w:p>
+            <w:r>
+              <w:t>Pending review / inspect authoritative progress</w:t>
+            </w:r>
+          </w:p>
+        </w:tc>
+        <w:tc>
+          <w:tcPr>
+            <w:tcW w:type="dxa" w:w="3408"/>
+          </w:tcPr>
+          <w:p>
+            <w:r>
+              <w:t>Do not call preparation a confirmed failure</w:t>
+            </w:r>
+          </w:p>
+        </w:tc>
+      </w:tr>
+      <w:tr>
+        <w:tc>
+          <w:tcPr>
+            <w:tcW w:type="dxa" w:w="3408"/>
+          </w:tcPr>
+          <w:p>
+            <w:r>
+              <w:t>BOOK-1 unknown or status unavailable</w:t>
+            </w:r>
+          </w:p>
+        </w:tc>
+        <w:tc>
+          <w:tcPr>
+            <w:tcW w:type="dxa" w:w="3408"/>
+          </w:tcPr>
+          <w:p>
+            <w:r>
+              <w:t>Keep outcome unresolved and reconcile</w:t>
+            </w:r>
+          </w:p>
+        </w:tc>
+        <w:tc>
+          <w:tcPr>
+            <w:tcW w:type="dxa" w:w="3408"/>
+          </w:tcPr>
+          <w:p>
+            <w:r>
+              <w:t>Do not repeat blindly with a fresh key</w:t>
+            </w:r>
+          </w:p>
+        </w:tc>
+      </w:tr>
+      <w:tr>
+        <w:tc>
+          <w:tcPr>
+            <w:tcW w:type="dxa" w:w="3408"/>
+          </w:tcPr>
+          <w:p>
+            <w:r>
+              <w:t>Status is for another ID or is unreliable</w:t>
+            </w:r>
+          </w:p>
+        </w:tc>
+        <w:tc>
+          <w:tcPr>
+            <w:tcW w:type="dxa" w:w="3408"/>
+          </w:tcPr>
+          <w:p>
+            <w:r>
+              <w:t>Review the evidence mismatch</w:t>
+            </w:r>
+          </w:p>
+        </w:tc>
+        <w:tc>
+          <w:tcPr>
+            <w:tcW w:type="dxa" w:w="3408"/>
+          </w:tcPr>
+          <w:p>
+            <w:r>
+              <w:t>Do not report it as BOOK-1’s confirmed result</w:t>
+            </w:r>
+          </w:p>
+        </w:tc>
+      </w:tr>
+      <w:tr>
+        <w:tc>
+          <w:tcPr>
+            <w:tcW w:type="dxa" w:w="3408"/>
+          </w:tcPr>
+          <w:p>
+            <w:r>
+              <w:t>Proposed compensation</w:t>
+            </w:r>
+          </w:p>
+        </w:tc>
+        <w:tc>
+          <w:tcPr>
+            <w:tcW w:type="dxa" w:w="3408"/>
+          </w:tcPr>
+          <w:p>
+            <w:r>
+              <w:t>Check separate exact authority and preserve original history</w:t>
+            </w:r>
+          </w:p>
+        </w:tc>
+        <w:tc>
+          <w:tcPr>
+            <w:tcW w:type="dxa" w:w="3408"/>
+          </w:tcPr>
+          <w:p>
+            <w:r>
+              <w:t>Do not silently cancel/delete/refund as part of reading status</w:t>
+            </w:r>
+          </w:p>
+        </w:tc>
+      </w:tr>
+    </w:tbl>
+    <w:p>
+      <w:r>
+        <w:t>The helper starts from supplied status fixtures and creates no effects. A recovery decision and an executed recovery action are separate stages.</w:t>
+      </w:r>
+    </w:p>
+    <w:p>
+      <w:pPr>
+        <w:pStyle w:val="Heading2"/>
+      </w:pPr>
+      <w:r>
+        <w:t>State operation identity and evidence assumptions</w:t>
+      </w:r>
+    </w:p>
+    <w:p>
+      <w:pPr>
+        <w:spacing w:line="336" w:lineRule="auto" w:after="180"/>
+      </w:pPr>
+      <w:r>
+        <w:rPr>
+          <w:b w:val="0"/>
+        </w:rPr>
+        <w:t xml:space="preserve">Before applying the procedure, write its units, denominator or decision boundary where relevant. A partner should be able to repeat each step using the same </w:t>
       </w:r>
       <w:r>
         <w:rPr>
@@ -258,50 +988,38 @@
         <w:rPr>
           <w:b w:val="0"/>
         </w:rPr>
-        <w:t xml:space="preserve"> conditions and </w:t>
+        <w:t>s.</w:t>
+      </w:r>
+    </w:p>
+    <w:p>
+      <w:pPr>
+        <w:spacing w:line="336" w:lineRule="auto" w:after="180"/>
+      </w:pPr>
+      <w:r>
+        <w:rPr>
+          <w:b w:val="0"/>
+        </w:rPr>
+        <w:t xml:space="preserve">If a required </w:t>
       </w:r>
       <w:r>
         <w:rPr>
           <w:b/>
         </w:rPr>
-        <w:t>evidence</w:t>
+        <w:t>input</w:t>
       </w:r>
       <w:r>
         <w:rPr>
           <w:b w:val="0"/>
         </w:rPr>
-        <w:t xml:space="preserve"> source before it can support a claim.</w:t>
-      </w:r>
-    </w:p>
-    <w:p>
-      <w:pPr>
-        <w:pStyle w:val="Heading3"/>
-      </w:pPr>
-      <w:r>
-        <w:t>My starting explanation</w:t>
-      </w:r>
-    </w:p>
-    <w:p>
-      <w:r>
-        <w:t>________________________________________________________________</w:t>
-      </w:r>
-    </w:p>
-    <w:p>
-      <w:r>
-        <w:t>________________________________________________________________</w:t>
-      </w:r>
-    </w:p>
-    <w:p>
-      <w:r>
-        <w:t>________________________________________________________________</w:t>
-      </w:r>
-    </w:p>
-    <w:p>
-      <w:pPr>
-        <w:pStyle w:val="Heading3"/>
-      </w:pPr>
-      <w:r>
-        <w:t>This week’s end goal</w:t>
+        <w:t xml:space="preserve"> is absent or violates the stated contract, record that condition explicitly instead of quietly replacing it with a convenient value.</w:t>
+      </w:r>
+    </w:p>
+    <w:p>
+      <w:pPr>
+        <w:pStyle w:val="Heading2"/>
+      </w:pPr>
+      <w:r>
+        <w:t>Explain the visual</w:t>
       </w:r>
     </w:p>
     <w:p>
@@ -312,135 +1030,27 @@
         <w:rPr>
           <w:b w:val="0"/>
         </w:rPr>
-        <w:t>Explain external side effects and recovery using the deciding step in this fictional service.</w:t>
-      </w:r>
-    </w:p>
-    <w:p>
-      <w:pPr>
-        <w:pStyle w:val="Heading1"/>
-      </w:pPr>
-      <w:r>
-        <w:t>02. Notice the evidence</w:t>
-      </w:r>
-    </w:p>
-    <w:p>
-      <w:r>
-        <w:t>Investigate the supplied External side effects and recovery case. Separate observations, given facts and assumptions before choosing an explanation.</w:t>
-      </w:r>
-    </w:p>
-    <w:p>
-      <w:pPr>
-        <w:spacing w:line="336" w:lineRule="auto" w:after="180"/>
-      </w:pPr>
+        <w:t xml:space="preserve">Point to the </w:t>
+      </w:r>
+      <w:r>
+        <w:rPr>
+          <w:b/>
+        </w:rPr>
+        <w:t>input</w:t>
+      </w:r>
       <w:r>
         <w:rPr>
           <w:b w:val="0"/>
         </w:rPr>
-        <w:t xml:space="preserve">External effects can succeed while their </w:t>
-      </w:r>
-      <w:r>
-        <w:rPr>
-          <w:b/>
-        </w:rPr>
-        <w:t>acknowledgement</w:t>
-      </w:r>
-      <w:r>
-        <w:rPr>
-          <w:b w:val="0"/>
-        </w:rPr>
-        <w:t xml:space="preserve"> is lost. Recovery must inspect committed state before repeating the operation.</w:t>
-      </w:r>
-    </w:p>
-    <w:p>
-      <w:pPr>
-        <w:spacing w:line="336" w:lineRule="auto" w:after="180"/>
-      </w:pPr>
-      <w:r>
-        <w:rPr>
-          <w:b w:val="0"/>
-        </w:rPr>
-        <w:t>Begin by writing the question the procedure is intended to answer. Identify the information already supplied, the information it will produce and the information still missing.</w:t>
-      </w:r>
-    </w:p>
-    <w:p>
-      <w:pPr>
-        <w:spacing w:line="336" w:lineRule="auto" w:after="180"/>
-      </w:pPr>
-      <w:r>
-        <w:rPr>
-          <w:b w:val="0"/>
-        </w:rPr>
-        <w:t>These are constructed classroom examples; they do not require live accounts, private records or an external service. Do not treat a plausible explanation as a measured outcome.</w:t>
-      </w:r>
-    </w:p>
-    <w:p>
-      <w:pPr>
-        <w:pStyle w:val="Heading3"/>
-      </w:pPr>
-      <w:r>
-        <w:t>List the given facts and one fact that is not supplied.</w:t>
-      </w:r>
-    </w:p>
-    <w:p>
-      <w:r>
-        <w:t>________________________________________________________________</w:t>
-      </w:r>
-    </w:p>
-    <w:p>
-      <w:r>
-        <w:t>________________________________________________________________</w:t>
-      </w:r>
-    </w:p>
-    <w:p>
-      <w:r>
-        <w:t>________________________________________________________________</w:t>
-      </w:r>
-    </w:p>
-    <w:p>
-      <w:pPr>
-        <w:pStyle w:val="Heading1"/>
-      </w:pPr>
-      <w:r>
-        <w:t>03. See how it works</w:t>
-      </w:r>
-    </w:p>
-    <w:p>
-      <w:r>
-        <w:t>Follow the mechanism for External side effects and recovery. Connect each labelled input, deciding step and result.</w:t>
-      </w:r>
-    </w:p>
-    <w:p>
-      <w:pPr>
-        <w:spacing w:line="336" w:lineRule="auto" w:after="180"/>
-      </w:pPr>
-      <w:r>
-        <w:rPr>
-          <w:b w:val="0"/>
-        </w:rPr>
-        <w:t>The mock ledger records prepared, committed or unknown per operation ID. Retry a committed operation by returning its result; reconcile unknown status instead of assuming failure.</w:t>
-      </w:r>
-    </w:p>
-    <w:p>
-      <w:pPr>
-        <w:spacing w:line="336" w:lineRule="auto" w:after="180"/>
-      </w:pPr>
-      <w:r>
-        <w:rPr>
-          <w:b w:val="0"/>
-        </w:rPr>
-        <w:t xml:space="preserve">Preserve </w:t>
-      </w:r>
-      <w:r>
-        <w:rPr>
-          <w:b/>
-        </w:rPr>
-        <w:t>compensation</w:t>
-      </w:r>
-      <w:r>
-        <w:rPr>
-          <w:b w:val="0"/>
-        </w:rPr>
-        <w:t xml:space="preserve"> as a separate authorised action.</w:t>
+        <w:t>, the deciding step and the result in this week’s visual. Explain the same step in ordinary words. A picture helps when you can say what each part represents.</w:t>
+      </w:r>
+    </w:p>
+    <w:p>
+      <w:pPr>
+        <w:pStyle w:val="Heading2"/>
+      </w:pPr>
+      <w:r>
+        <w:t>Earlier wording, alternatives and picture transcripts · reference / check after trying</w:t>
       </w:r>
     </w:p>
     <w:p>
@@ -537,13 +1147,246 @@
     </w:p>
     <w:p>
       <w:pPr>
+        <w:pStyle w:val="Heading3"/>
+      </w:pPr>
+      <w:r>
+        <w:t>Connect the picture and the explanation</w:t>
+      </w:r>
+    </w:p>
+    <w:p>
+      <w:pPr>
+        <w:pStyle w:val="Heading1"/>
+      </w:pPr>
+      <w:r>
+        <w:t>04. Change the status evidence without inventing permission</w:t>
+      </w:r>
+    </w:p>
+    <w:p>
+      <w:r>
+        <w:t>Reliable absence can change the next proposal; it is not automatic approval to act.</w:t>
+      </w:r>
+    </w:p>
+    <w:p>
+      <w:pPr>
+        <w:pStyle w:val="Heading2"/>
+      </w:pPr>
+      <w:r>
+        <w:t>Current task and response</w:t>
+      </w:r>
+    </w:p>
+    <w:p>
+      <w:pPr>
+        <w:pStyle w:val="ListBullet"/>
+      </w:pPr>
+      <w:r>
+        <w:t>A booking is committed in storage, but response delivery times out. Caller asks to repeat. Show the intermediate steps and give the conclusion with its scope.</w:t>
+      </w:r>
+    </w:p>
+    <w:p>
+      <w:pPr>
+        <w:pStyle w:val="Heading3"/>
+      </w:pPr>
+      <w:r>
+        <w:t>Keep the procedure fixed. Explain what changed in the inputs and result.</w:t>
+      </w:r>
+    </w:p>
+    <w:p>
+      <w:r>
+        <w:t>________________________________________________________________</w:t>
+      </w:r>
+    </w:p>
+    <w:p>
+      <w:r>
+        <w:t>________________________________________________________________</w:t>
+      </w:r>
+    </w:p>
+    <w:p>
+      <w:r>
+        <w:t>________________________________________________________________</w:t>
+      </w:r>
+    </w:p>
+    <w:p>
+      <w:r>
+        <w:t>________________________________________________________________</w:t>
+      </w:r>
+    </w:p>
+    <w:p>
+      <w:r>
+        <w:t>________________________________________________________________</w:t>
+      </w:r>
+    </w:p>
+    <w:p>
+      <w:pPr>
+        <w:pStyle w:val="Heading2"/>
+      </w:pPr>
+      <w:r>
+        <w:t>Predict reliably absent printer status</w:t>
+      </w:r>
+    </w:p>
+    <w:p>
+      <w:pPr>
+        <w:pStyle w:val="ListBullet"/>
+      </w:pPr>
+      <w:r>
+        <w:t>Change: Status reliably reports J6 absent.</w:t>
+      </w:r>
+    </w:p>
+    <w:p>
+      <w:pPr>
+        <w:pStyle w:val="Heading2"/>
+      </w:pPr>
+      <w:r>
+        <w:t>Check after predicting · reference / check after trying</w:t>
+      </w:r>
+    </w:p>
+    <w:p>
+      <w:pPr>
         <w:spacing w:line="336" w:lineRule="auto" w:after="180"/>
       </w:pPr>
+      <w:r>
+        <w:rPr>
+          <w:b/>
+        </w:rPr>
+        <w:t>Prediction</w:t>
+      </w:r>
       <w:r>
         <w:rPr>
           <w:b w:val="0"/>
         </w:rPr>
-        <w:t xml:space="preserve">Before applying the procedure, write its units, denominator or decision boundary where relevant. A partner should be able to repeat each step using the same </w:t>
+        <w:t>: A policy-approved resend using the same deduplication key may be considered.</w:t>
+      </w:r>
+    </w:p>
+    <w:p>
+      <w:pPr>
+        <w:spacing w:line="336" w:lineRule="auto" w:after="180"/>
+      </w:pPr>
+      <w:r>
+        <w:rPr>
+          <w:b w:val="0"/>
+        </w:rPr>
+        <w:t xml:space="preserve">Reason: Confirmed absence supplies different </w:t>
+      </w:r>
+      <w:r>
+        <w:rPr>
+          <w:b/>
+        </w:rPr>
+        <w:t>evidence</w:t>
+      </w:r>
+      <w:r>
+        <w:rPr>
+          <w:b w:val="0"/>
+        </w:rPr>
+        <w:t xml:space="preserve"> from silence.</w:t>
+      </w:r>
+    </w:p>
+    <w:p>
+      <w:pPr>
+        <w:pStyle w:val="Heading2"/>
+      </w:pPr>
+      <w:r>
+        <w:t>Earlier wording, alternatives and picture transcripts · reference / check after trying</w:t>
+      </w:r>
+    </w:p>
+    <w:p>
+      <w:pPr>
+        <w:pStyle w:val="Heading3"/>
+      </w:pPr>
+      <w:r>
+        <w:t>Compare a familiar case with a changed case</w:t>
+      </w:r>
+    </w:p>
+    <w:p>
+      <w:pPr>
+        <w:pStyle w:val="Heading3"/>
+      </w:pPr>
+      <w:r>
+        <w:t>Change one thing in the pictured case</w:t>
+      </w:r>
+    </w:p>
+    <w:p>
+      <w:pPr>
+        <w:pStyle w:val="Heading1"/>
+      </w:pPr>
+      <w:r>
+        <w:t>06. Compare an unknown printer outcome with reliable completion or absence</w:t>
+      </w:r>
+    </w:p>
+    <w:p>
+      <w:r>
+        <w:t>A changed evidence state does not silently grant a new action.</w:t>
+      </w:r>
+    </w:p>
+    <w:p>
+      <w:pPr>
+        <w:pStyle w:val="Heading2"/>
+      </w:pPr>
+      <w:r>
+        <w:t>Main committed-booking scenario and existing-result conclusion</w:t>
+      </w:r>
+    </w:p>
+    <w:p>
+      <w:pPr>
+        <w:spacing w:line="336" w:lineRule="auto" w:after="180"/>
+      </w:pPr>
+      <w:r>
+        <w:rPr>
+          <w:b w:val="0"/>
+        </w:rPr>
+        <w:t>A booking is committed in storage, but response delivery times out. Caller asks to repeat.</w:t>
+      </w:r>
+    </w:p>
+    <w:p>
+      <w:pPr>
+        <w:spacing w:line="336" w:lineRule="auto" w:after="180"/>
+      </w:pPr>
+      <w:r>
+        <w:rPr>
+          <w:b w:val="0"/>
+        </w:rPr>
+        <w:t xml:space="preserve">Lookup the operation ID and return the committed booking; do not create a second booking. A lost </w:t>
+      </w:r>
+      <w:r>
+        <w:rPr>
+          <w:b/>
+        </w:rPr>
+        <w:t>acknowledgement</w:t>
+      </w:r>
+      <w:r>
+        <w:rPr>
+          <w:b w:val="0"/>
+        </w:rPr>
+        <w:t xml:space="preserve"> does not undo the effect.</w:t>
+      </w:r>
+    </w:p>
+    <w:p>
+      <w:pPr>
+        <w:pStyle w:val="Heading2"/>
+      </w:pPr>
+      <w:r>
+        <w:t>Keep the reasoning’s scope</w:t>
+      </w:r>
+    </w:p>
+    <w:p>
+      <w:pPr>
+        <w:spacing w:line="336" w:lineRule="auto" w:after="180"/>
+      </w:pPr>
+      <w:r>
+        <w:rPr>
+          <w:b w:val="0"/>
+        </w:rPr>
+        <w:t xml:space="preserve">Compare the intermediate </w:t>
+      </w:r>
+      <w:r>
+        <w:rPr>
+          <w:b/>
+        </w:rPr>
+        <w:t>evidence</w:t>
+      </w:r>
+      <w:r>
+        <w:rPr>
+          <w:b w:val="0"/>
+        </w:rPr>
+        <w:t xml:space="preserve"> with the final statement. Explain why each number or decision follows from the stated </w:t>
       </w:r>
       <w:r>
         <w:rPr>
@@ -566,7 +1409,7 @@
         <w:rPr>
           <w:b w:val="0"/>
         </w:rPr>
-        <w:t xml:space="preserve">If a required </w:t>
+        <w:t xml:space="preserve">The conclusion belongs to this scenario and procedure; changing the </w:t>
       </w:r>
       <w:r>
         <w:rPr>
@@ -578,15 +1421,15 @@
         <w:rPr>
           <w:b w:val="0"/>
         </w:rPr>
-        <w:t xml:space="preserve"> is absent or violates the stated contract, record that condition explicitly instead of quietly replacing it with a convenient value.</w:t>
-      </w:r>
-    </w:p>
-    <w:p>
-      <w:pPr>
-        <w:pStyle w:val="Heading3"/>
-      </w:pPr>
-      <w:r>
-        <w:t>Connect the picture and the explanation</w:t>
+        <w:t>s, evaluation population or authority can change what it establishes. Retain the raw record so a later revision can be compared honestly.</w:t>
+      </w:r>
+    </w:p>
+    <w:p>
+      <w:pPr>
+        <w:pStyle w:val="Heading2"/>
+      </w:pPr>
+      <w:r>
+        <w:t>Separate printer job, stable key and complete conditions</w:t>
       </w:r>
     </w:p>
     <w:p>
@@ -597,343 +1440,18 @@
         <w:rPr>
           <w:b w:val="0"/>
         </w:rPr>
-        <w:t xml:space="preserve">Point to the </w:t>
-      </w:r>
-      <w:r>
-        <w:rPr>
-          <w:b/>
-        </w:rPr>
-        <w:t>input</w:t>
-      </w:r>
+        <w:t>Recover an uncertain print job. A badge printer loses its reply after receiving a print request.</w:t>
+      </w:r>
+    </w:p>
+    <w:p>
+      <w:pPr>
+        <w:spacing w:line="336" w:lineRule="auto" w:after="180"/>
+      </w:pPr>
       <w:r>
         <w:rPr>
           <w:b w:val="0"/>
         </w:rPr>
-        <w:t>, the deciding step and the result in this week’s visual. Explain the same step in ordinary words. A picture helps when you can say what each part represents.</w:t>
-      </w:r>
-    </w:p>
-    <w:p>
-      <w:pPr>
-        <w:pStyle w:val="Heading1"/>
-      </w:pPr>
-      <w:r>
-        <w:t>04. Compare the cases</w:t>
-      </w:r>
-    </w:p>
-    <w:p>
-      <w:r>
-        <w:t>Compare the supplied cases for External side effects and recovery. Identify the detail that changes the conclusion.</w:t>
-      </w:r>
-    </w:p>
-    <w:p>
-      <w:pPr>
-        <w:pStyle w:val="Heading3"/>
-      </w:pPr>
-      <w:r>
-        <w:t>Compare a familiar case with a changed case</w:t>
-      </w:r>
-    </w:p>
-    <w:p>
-      <w:pPr>
-        <w:spacing w:line="336" w:lineRule="auto" w:after="180"/>
-      </w:pPr>
-      <w:r>
-        <w:rPr>
-          <w:b w:val="0"/>
-        </w:rPr>
-        <w:t>A booking is committed in storage, but response delivery times out. Caller asks to repeat. Show the intermediate steps and give the conclusion with its scope.</w:t>
-      </w:r>
-    </w:p>
-    <w:p>
-      <w:pPr>
-        <w:pStyle w:val="Heading3"/>
-      </w:pPr>
-      <w:r>
-        <w:t>Keep the procedure fixed. Explain what changed in the inputs and result.</w:t>
-      </w:r>
-    </w:p>
-    <w:p>
-      <w:r>
-        <w:t>________________________________________________________________</w:t>
-      </w:r>
-    </w:p>
-    <w:p>
-      <w:r>
-        <w:t>________________________________________________________________</w:t>
-      </w:r>
-    </w:p>
-    <w:p>
-      <w:r>
-        <w:t>________________________________________________________________</w:t>
-      </w:r>
-    </w:p>
-    <w:p>
-      <w:r>
-        <w:t>________________________________________________________________</w:t>
-      </w:r>
-    </w:p>
-    <w:p>
-      <w:r>
-        <w:t>________________________________________________________________</w:t>
-      </w:r>
-    </w:p>
-    <w:p>
-      <w:pPr>
-        <w:pStyle w:val="Heading3"/>
-      </w:pPr>
-      <w:r>
-        <w:t>Change one thing in the pictured case</w:t>
-      </w:r>
-    </w:p>
-    <w:p>
-      <w:pPr>
-        <w:pStyle w:val="Heading3"/>
-      </w:pPr>
-      <w:r>
-        <w:t>Change one thing</w:t>
-      </w:r>
-    </w:p>
-    <w:p>
-      <w:pPr>
-        <w:spacing w:line="336" w:lineRule="auto" w:after="180"/>
-        <w:shd w:fill="F5F1FB"/>
-      </w:pPr>
-      <w:r>
-        <w:rPr>
-          <w:b w:val="0"/>
-        </w:rPr>
-        <w:t>Change: Status reliably reports J6 absent.</w:t>
-      </w:r>
-    </w:p>
-    <w:p>
-      <w:pPr>
-        <w:pStyle w:val="Heading3"/>
-      </w:pPr>
-      <w:r>
-        <w:t>Predicted result</w:t>
-      </w:r>
-    </w:p>
-    <w:p>
-      <w:pPr>
-        <w:spacing w:line="336" w:lineRule="auto" w:after="180"/>
-        <w:shd w:fill="F1F6FC"/>
-      </w:pPr>
-      <w:r>
-        <w:rPr>
-          <w:b/>
-        </w:rPr>
-        <w:t>Prediction</w:t>
-      </w:r>
-      <w:r>
-        <w:rPr>
-          <w:b w:val="0"/>
-        </w:rPr>
-        <w:t>: A policy-approved resend using the same deduplication key may be considered.</w:t>
-      </w:r>
-    </w:p>
-    <w:p>
-      <w:pPr>
-        <w:pStyle w:val="Heading3"/>
-      </w:pPr>
-      <w:r>
-        <w:t>Why the result follows</w:t>
-      </w:r>
-    </w:p>
-    <w:p>
-      <w:pPr>
-        <w:spacing w:line="336" w:lineRule="auto" w:after="180"/>
-        <w:shd w:fill="F1F6FC"/>
-      </w:pPr>
-      <w:r>
-        <w:rPr>
-          <w:b w:val="0"/>
-        </w:rPr>
-        <w:t xml:space="preserve">Reason: Confirmed absence supplies different </w:t>
-      </w:r>
-      <w:r>
-        <w:rPr>
-          <w:b/>
-        </w:rPr>
-        <w:t>evidence</w:t>
-      </w:r>
-      <w:r>
-        <w:rPr>
-          <w:b w:val="0"/>
-        </w:rPr>
-        <w:t xml:space="preserve"> from silence.</w:t>
-      </w:r>
-    </w:p>
-    <w:p>
-      <w:pPr>
-        <w:pStyle w:val="Heading1"/>
-      </w:pPr>
-      <w:r>
-        <w:t>05. Words that unlock the idea</w:t>
-      </w:r>
-    </w:p>
-    <w:p>
-      <w:r>
-        <w:t>Use the vocabulary of External side effects and recovery to explain a concrete decision, rather than only memorising definitions.</w:t>
-      </w:r>
-    </w:p>
-    <w:tbl>
-      <w:tblPr>
-        <w:tblStyle w:val="LightShading-Accent1"/>
-        <w:tblW w:type="auto" w:w="0"/>
-        <w:tblLook w:firstColumn="1" w:firstRow="1" w:lastColumn="0" w:lastRow="0" w:noHBand="0" w:noVBand="1" w:val="04A0"/>
-      </w:tblPr>
-      <w:tblGrid>
-        <w:gridCol w:w="5112"/>
-        <w:gridCol w:w="5112"/>
-      </w:tblGrid>
-      <w:tr>
-        <w:trPr>
-          <w:tblHeader/>
-        </w:trPr>
-        <w:tc>
-          <w:tcPr>
-            <w:tcW w:type="dxa" w:w="5112"/>
-          </w:tcPr>
-          <w:p>
-            <w:r>
-              <w:t>Word</w:t>
-            </w:r>
-          </w:p>
-        </w:tc>
-        <w:tc>
-          <w:tcPr>
-            <w:tcW w:type="dxa" w:w="5112"/>
-          </w:tcPr>
-          <w:p>
-            <w:r>
-              <w:t>Meaning</w:t>
-            </w:r>
-          </w:p>
-        </w:tc>
-      </w:tr>
-      <w:tr>
-        <w:tc>
-          <w:tcPr>
-            <w:tcW w:type="dxa" w:w="5112"/>
-          </w:tcPr>
-          <w:p>
-            <w:r>
-              <w:t>Acknowledgement</w:t>
-            </w:r>
-          </w:p>
-        </w:tc>
-        <w:tc>
-          <w:tcPr>
-            <w:tcW w:type="dxa" w:w="5112"/>
-          </w:tcPr>
-          <w:p>
-            <w:r>
-              <w:t>A response confirming operation status</w:t>
-            </w:r>
-          </w:p>
-        </w:tc>
-      </w:tr>
-      <w:tr>
-        <w:tc>
-          <w:tcPr>
-            <w:tcW w:type="dxa" w:w="5112"/>
-          </w:tcPr>
-          <w:p>
-            <w:r>
-              <w:t>Reconciliation</w:t>
-            </w:r>
-          </w:p>
-        </w:tc>
-        <w:tc>
-          <w:tcPr>
-            <w:tcW w:type="dxa" w:w="5112"/>
-          </w:tcPr>
-          <w:p>
-            <w:r>
-              <w:t>Checking authoritative state after uncertainty</w:t>
-            </w:r>
-          </w:p>
-        </w:tc>
-      </w:tr>
-      <w:tr>
-        <w:tc>
-          <w:tcPr>
-            <w:tcW w:type="dxa" w:w="5112"/>
-          </w:tcPr>
-          <w:p>
-            <w:r>
-              <w:t>Compensation</w:t>
-            </w:r>
-          </w:p>
-        </w:tc>
-        <w:tc>
-          <w:tcPr>
-            <w:tcW w:type="dxa" w:w="5112"/>
-          </w:tcPr>
-          <w:p>
-            <w:r>
-              <w:t>A separate action intended to offset a prior effect</w:t>
-            </w:r>
-          </w:p>
-        </w:tc>
-      </w:tr>
-    </w:tbl>
-    <w:p>
-      <w:pPr>
-        <w:pStyle w:val="Heading3"/>
-      </w:pPr>
-      <w:r>
-        <w:t>Use two terms to explain a step in this week’s example.</w:t>
-      </w:r>
-    </w:p>
-    <w:p>
-      <w:r>
-        <w:t>________________________________________________________________</w:t>
-      </w:r>
-    </w:p>
-    <w:p>
-      <w:r>
-        <w:t>________________________________________________________________</w:t>
-      </w:r>
-    </w:p>
-    <w:p>
-      <w:r>
-        <w:t>________________________________________________________________</w:t>
-      </w:r>
-    </w:p>
-    <w:p>
-      <w:pPr>
-        <w:pStyle w:val="Heading1"/>
-      </w:pPr>
-      <w:r>
-        <w:t>06. Follow a worked example</w:t>
-      </w:r>
-    </w:p>
-    <w:p>
-      <w:r>
-        <w:t>Follow the worked trace for External side effects and recovery, predict a step, then compare with its explanation.</w:t>
-      </w:r>
-    </w:p>
-    <w:p>
-      <w:pPr>
-        <w:spacing w:line="336" w:lineRule="auto" w:after="180"/>
-      </w:pPr>
-      <w:r>
-        <w:rPr>
-          <w:b w:val="0"/>
-        </w:rPr>
-        <w:t>A booking is committed in storage, but response delivery times out. Caller asks to repeat.</w:t>
-      </w:r>
-    </w:p>
-    <w:p>
-      <w:pPr>
-        <w:spacing w:line="336" w:lineRule="auto" w:after="180"/>
-      </w:pPr>
-      <w:r>
-        <w:rPr>
-          <w:b w:val="0"/>
-        </w:rPr>
-        <w:t xml:space="preserve">Lookup the operation ID and return the committed booking; do not create a second booking. A lost </w:t>
+        <w:t xml:space="preserve">Job key J6 identifies one badge. The printer supports status lookup by key; missing </w:t>
       </w:r>
       <w:r>
         <w:rPr>
@@ -945,161 +1463,45 @@
         <w:rPr>
           <w:b w:val="0"/>
         </w:rPr>
-        <w:t xml:space="preserve"> does not undo the effect.</w:t>
-      </w:r>
-    </w:p>
-    <w:p>
-      <w:pPr>
-        <w:pStyle w:val="Heading3"/>
-      </w:pPr>
-      <w:r>
-        <w:t>Worked explanation · External side effects and recovery</w:t>
+        <w:t xml:space="preserve"> leaves outcome unknown.</w:t>
       </w:r>
     </w:p>
     <w:p>
       <w:pPr>
         <w:spacing w:line="336" w:lineRule="auto" w:after="180"/>
-        <w:shd w:fill="F1F6FC"/>
       </w:pPr>
       <w:r>
         <w:rPr>
           <w:b w:val="0"/>
         </w:rPr>
-        <w:t xml:space="preserve">Compare the intermediate </w:t>
-      </w:r>
-      <w:r>
-        <w:rPr>
-          <w:b/>
-        </w:rPr>
-        <w:t>evidence</w:t>
-      </w:r>
+        <w:t>The main booking uses BOOK-1/B1; the picture is a separate printer job J6 for one fictional badge. A missing reply leaves printing outcome unknown. An authorized status lookup that reliably reports J6 complete supports returning the existing result without another print.</w:t>
+      </w:r>
+    </w:p>
+    <w:p>
+      <w:pPr>
+        <w:spacing w:line="336" w:lineRule="auto" w:after="180"/>
+      </w:pPr>
       <w:r>
         <w:rPr>
           <w:b w:val="0"/>
         </w:rPr>
-        <w:t xml:space="preserve"> with the final statement. Explain why each number or decision follows from the stated </w:t>
-      </w:r>
-      <w:r>
-        <w:rPr>
-          <w:b/>
-        </w:rPr>
-        <w:t>input</w:t>
-      </w:r>
-      <w:r>
-        <w:rPr>
-          <w:b w:val="0"/>
-        </w:rPr>
-        <w:t>s.</w:t>
-      </w:r>
-    </w:p>
-    <w:p>
-      <w:pPr>
-        <w:spacing w:line="336" w:lineRule="auto" w:after="180"/>
-        <w:shd w:fill="F1F6FC"/>
-      </w:pPr>
-      <w:r>
-        <w:rPr>
-          <w:b w:val="0"/>
-        </w:rPr>
-        <w:t xml:space="preserve">The conclusion belongs to this scenario and procedure; changing the </w:t>
-      </w:r>
-      <w:r>
-        <w:rPr>
-          <w:b/>
-        </w:rPr>
-        <w:t>input</w:t>
-      </w:r>
-      <w:r>
-        <w:rPr>
-          <w:b w:val="0"/>
-        </w:rPr>
-        <w:t>s, evaluation population or authority can change what it establishes. Retain the raw record so a later revision can be compared honestly.</w:t>
-      </w:r>
-    </w:p>
-    <w:p>
-      <w:pPr>
-        <w:pStyle w:val="Heading3"/>
-      </w:pPr>
-      <w:r>
-        <w:t>Learn from the worked case</w:t>
-      </w:r>
-    </w:p>
-    <w:p>
-      <w:pPr>
-        <w:spacing w:line="336" w:lineRule="auto" w:after="180"/>
-      </w:pPr>
-      <w:r>
-        <w:rPr>
-          <w:b w:val="0"/>
-        </w:rPr>
-        <w:t>Cover the result before checking it. Say what is given, choose the procedure, and follow one step at a time. Then uncover the result and explain your first mismatch. Ask why a step is allowed, not only what number it produces.</w:t>
-      </w:r>
-    </w:p>
-    <w:p>
-      <w:pPr>
-        <w:pStyle w:val="Heading3"/>
-      </w:pPr>
-      <w:r>
-        <w:t>A pictorial worked case: External side effects and recovery</w:t>
-      </w:r>
-    </w:p>
-    <w:p>
-      <w:pPr>
-        <w:spacing w:line="336" w:lineRule="auto" w:after="180"/>
-      </w:pPr>
-      <w:r>
-        <w:rPr>
-          <w:b w:val="0"/>
-        </w:rPr>
-        <w:t>Recover an uncertain print job. A badge printer loses its reply after receiving a print request.</w:t>
-      </w:r>
-    </w:p>
-    <w:p>
-      <w:pPr>
-        <w:pStyle w:val="Heading3"/>
-      </w:pPr>
-      <w:r>
-        <w:t>The facts we will use</w:t>
-      </w:r>
-    </w:p>
-    <w:p>
-      <w:pPr>
-        <w:pStyle w:val="Heading3"/>
-      </w:pPr>
-      <w:r>
-        <w:t>Supplied facts</w:t>
-      </w:r>
-    </w:p>
-    <w:p>
-      <w:pPr>
-        <w:spacing w:line="336" w:lineRule="auto" w:after="180"/>
-        <w:shd w:fill="F1F6FC"/>
-      </w:pPr>
-      <w:r>
-        <w:rPr>
-          <w:b w:val="0"/>
-        </w:rPr>
-        <w:t xml:space="preserve">Job key J6 identifies one badge. The printer supports status lookup by key; missing </w:t>
-      </w:r>
-      <w:r>
-        <w:rPr>
-          <w:b/>
-        </w:rPr>
-        <w:t>acknowledgement</w:t>
-      </w:r>
-      <w:r>
-        <w:rPr>
-          <w:b w:val="0"/>
-        </w:rPr>
-        <w:t xml:space="preserve"> leaves outcome unknown.</w:t>
+        <w:t>Reliable absence is different from silence, but only a separately approved same-key resend with the required provider duplicate controls may be considered. If those controls or reliable status are missing, keep review/uncertainty. No print command is executed in this lesson.</w:t>
+      </w:r>
+    </w:p>
+    <w:p>
+      <w:pPr>
+        <w:pStyle w:val="Heading2"/>
+      </w:pPr>
+      <w:r>
+        <w:t>Trace uncertainty, status query and completion recovery</w:t>
       </w:r>
     </w:p>
     <w:p>
       <w:r>
         <w:drawing>
           <wp:inline xmlns:a="http://schemas.openxmlformats.org/drawingml/2006/main" xmlns:pic="http://schemas.openxmlformats.org/drawingml/2006/picture">
-            <wp:extent cx="5486400" cy="5225143"/>
-            <wp:docPr id="1" name="Picture 1" descr="External side effects and recovery. Record uncertainty: Sending occurred, but printing completion is not yet known.. Query J6: Ask for the existing job’s recorded state.. Recover from status: If complete, return that result without issuing another print job."/>
+            <wp:extent cx="5486400" cy="3182112"/>
+            <wp:docPr id="1" name="Picture 1" descr="Record uncertainty: Sending occurred, but printing completion is not yet known. → Query J6: Ask for the existing job’s recorded state. → Recover from status: If complete, return that result without issuing another print job."/>
             <wp:cNvGraphicFramePr>
               <a:graphicFrameLocks noChangeAspect="1"/>
             </wp:cNvGraphicFramePr>
@@ -1107,7 +1509,7 @@
               <a:graphicData uri="http://schemas.openxmlformats.org/drawingml/2006/picture">
                 <pic:pic>
                   <pic:nvPicPr>
-                    <pic:cNvPr id="0" name="academy-visual-ai-6-17.png"/>
+                    <pic:cNvPr id="0" name="academy-story-ai-6-17-02.png"/>
                     <pic:cNvPicPr/>
                   </pic:nvPicPr>
                   <pic:blipFill>
@@ -1119,7 +1521,7 @@
                   <pic:spPr>
                     <a:xfrm>
                       <a:off x="0" y="0"/>
-                      <a:ext cx="5486400" cy="5225143"/>
+                      <a:ext cx="5486400" cy="3182112"/>
                     </a:xfrm>
                     <a:prstGeom prst="rect"/>
                   </pic:spPr>
@@ -1247,24 +1649,7 @@
     </w:p>
     <w:p>
       <w:pPr>
-        <w:pStyle w:val="Heading3"/>
-      </w:pPr>
-      <w:r>
-        <w:t>Why this result follows</w:t>
-      </w:r>
-    </w:p>
-    <w:p>
-      <w:pPr>
-        <w:pStyle w:val="Heading3"/>
-      </w:pPr>
-      <w:r>
-        <w:t>Why the result follows</w:t>
-      </w:r>
-    </w:p>
-    <w:p>
-      <w:pPr>
         <w:spacing w:line="336" w:lineRule="auto" w:after="180"/>
-        <w:shd w:fill="F1F6FC"/>
       </w:pPr>
       <w:r>
         <w:rPr>
@@ -1275,30 +1660,113 @@
     </w:p>
     <w:p>
       <w:pPr>
+        <w:pStyle w:val="Heading2"/>
+      </w:pPr>
+      <w:r>
+        <w:t>Predict reliably reported J6 absence</w:t>
+      </w:r>
+    </w:p>
+    <w:p>
+      <w:pPr>
+        <w:pStyle w:val="ListBullet"/>
+      </w:pPr>
+      <w:r>
+        <w:t>Change one thing: Status reliably reports J6 absent. Predict the result before checking the explanation. What remains the same?</w:t>
+      </w:r>
+    </w:p>
+    <w:p>
+      <w:pPr>
+        <w:pStyle w:val="Heading2"/>
+      </w:pPr>
+      <w:r>
+        <w:t>Check after predicting · reference / check after trying</w:t>
+      </w:r>
+    </w:p>
+    <w:p>
+      <w:r>
+        <w:drawing>
+          <wp:inline xmlns:a="http://schemas.openxmlformats.org/drawingml/2006/main" xmlns:pic="http://schemas.openxmlformats.org/drawingml/2006/picture">
+            <wp:extent cx="5486400" cy="3026664"/>
+            <wp:docPr id="2" name="Picture 2" descr="Original case: If complete, return that result without issuing another print job. Changed condition: Status reliably reports J6 absent. Expected result: A policy-approved resend using the same deduplication key may be considered. Reason: Confirmed absence supplies different evidence from silence."/>
+            <wp:cNvGraphicFramePr>
+              <a:graphicFrameLocks noChangeAspect="1"/>
+            </wp:cNvGraphicFramePr>
+            <a:graphic>
+              <a:graphicData uri="http://schemas.openxmlformats.org/drawingml/2006/picture">
+                <pic:pic>
+                  <pic:nvPicPr>
+                    <pic:cNvPr id="0" name="academy-story-ai-6-17-04.png"/>
+                    <pic:cNvPicPr/>
+                  </pic:nvPicPr>
+                  <pic:blipFill>
+                    <a:blip r:embed="rId10"/>
+                    <a:stretch>
+                      <a:fillRect/>
+                    </a:stretch>
+                  </pic:blipFill>
+                  <pic:spPr>
+                    <a:xfrm>
+                      <a:off x="0" y="0"/>
+                      <a:ext cx="5486400" cy="3026664"/>
+                    </a:xfrm>
+                    <a:prstGeom prst="rect"/>
+                  </pic:spPr>
+                </pic:pic>
+              </a:graphicData>
+            </a:graphic>
+          </wp:inline>
+        </w:drawing>
+      </w:r>
+    </w:p>
+    <w:p>
+      <w:pPr>
+        <w:pStyle w:val="Heading2"/>
+      </w:pPr>
+      <w:r>
+        <w:t>Explain the changed evidence and remaining guarantee limits</w:t>
+      </w:r>
+    </w:p>
+    <w:p>
+      <w:pPr>
+        <w:pStyle w:val="ListBullet"/>
+      </w:pPr>
+      <w:r>
+        <w:t>Without reliable status or deduplication, escalate uncertainty rather than claiming one and only one print.</w:t>
+      </w:r>
+    </w:p>
+    <w:p>
+      <w:pPr>
+        <w:pStyle w:val="ListBullet"/>
+      </w:pPr>
+      <w:r>
+        <w:t>Read the labelled picture: Distinguish a missing printer acknowledgement from confirmed failure. What should happen if J6 is complete, and what evidence changes when J6 is reliably reported absent?</w:t>
+      </w:r>
+    </w:p>
+    <w:p>
+      <w:pPr>
+        <w:pStyle w:val="Heading2"/>
+      </w:pPr>
+      <w:r>
+        <w:t>Earlier wording, alternatives and picture transcripts · reference / check after trying</w:t>
+      </w:r>
+    </w:p>
+    <w:p>
+      <w:pPr>
         <w:pStyle w:val="Heading3"/>
       </w:pPr>
       <w:r>
-        <w:t>What this example does not establish</w:t>
-      </w:r>
-    </w:p>
-    <w:p>
-      <w:pPr>
-        <w:pStyle w:val="Heading3"/>
-      </w:pPr>
-      <w:r>
-        <w:t>Keep the stated limit</w:t>
+        <w:t>Learn from the worked case</w:t>
       </w:r>
     </w:p>
     <w:p>
       <w:pPr>
         <w:spacing w:line="336" w:lineRule="auto" w:after="180"/>
-        <w:shd w:fill="FFF5E6"/>
       </w:pPr>
       <w:r>
         <w:rPr>
           <w:b w:val="0"/>
         </w:rPr>
-        <w:t>Without reliable status or deduplication, escalate uncertainty rather than claiming one and only one print.</w:t>
+        <w:t>Cover the result before checking it. Say what is given, choose the procedure, and follow one step at a time. Then uncover the result and explain your first mismatch. Ask why a step is allowed, not only what number it produces.</w:t>
       </w:r>
     </w:p>
     <w:p>
@@ -1306,31 +1774,121 @@
         <w:pStyle w:val="Heading3"/>
       </w:pPr>
       <w:r>
-        <w:t>Keep the stated limit</w:t>
+        <w:t>A pictorial worked case: External side effects and recovery</w:t>
+      </w:r>
+    </w:p>
+    <w:p>
+      <w:pPr>
+        <w:pStyle w:val="Heading3"/>
+      </w:pPr>
+      <w:r>
+        <w:t>The facts we will use</w:t>
+      </w:r>
+    </w:p>
+    <w:p>
+      <w:r>
+        <w:drawing>
+          <wp:inline xmlns:a="http://schemas.openxmlformats.org/drawingml/2006/main" xmlns:pic="http://schemas.openxmlformats.org/drawingml/2006/picture">
+            <wp:extent cx="5486400" cy="5225143"/>
+            <wp:docPr id="3" name="Picture 3" descr="External side effects and recovery. Record uncertainty: Sending occurred, but printing completion is not yet known.. Query J6: Ask for the existing job’s recorded state.. Recover from status: If complete, return that result without issuing another print job."/>
+            <wp:cNvGraphicFramePr>
+              <a:graphicFrameLocks noChangeAspect="1"/>
+            </wp:cNvGraphicFramePr>
+            <a:graphic>
+              <a:graphicData uri="http://schemas.openxmlformats.org/drawingml/2006/picture">
+                <pic:pic>
+                  <pic:nvPicPr>
+                    <pic:cNvPr id="0" name="academy-visual-ai-6-17.png"/>
+                    <pic:cNvPicPr/>
+                  </pic:nvPicPr>
+                  <pic:blipFill>
+                    <a:blip r:embed="rId11"/>
+                    <a:stretch>
+                      <a:fillRect/>
+                    </a:stretch>
+                  </pic:blipFill>
+                  <pic:spPr>
+                    <a:xfrm>
+                      <a:off x="0" y="0"/>
+                      <a:ext cx="5486400" cy="5225143"/>
+                    </a:xfrm>
+                    <a:prstGeom prst="rect"/>
+                  </pic:spPr>
+                </pic:pic>
+              </a:graphicData>
+            </a:graphic>
+          </wp:inline>
+        </w:drawing>
+      </w:r>
+    </w:p>
+    <w:p>
+      <w:pPr>
+        <w:pStyle w:val="Heading3"/>
+      </w:pPr>
+      <w:r>
+        <w:t>Why this result follows</w:t>
+      </w:r>
+    </w:p>
+    <w:p>
+      <w:pPr>
+        <w:pStyle w:val="Heading3"/>
+      </w:pPr>
+      <w:r>
+        <w:t>What this example does not establish</w:t>
+      </w:r>
+    </w:p>
+    <w:p>
+      <w:pPr>
+        <w:pStyle w:val="Heading1"/>
+      </w:pPr>
+      <w:r>
+        <w:t>07. Check evidence, authority and duplicate controls separately</w:t>
+      </w:r>
+    </w:p>
+    <w:p>
+      <w:r>
+        <w:t>Compensation is another side effect, not a free consequence of uncertainty.</w:t>
+      </w:r>
+    </w:p>
+    <w:p>
+      <w:pPr>
+        <w:pStyle w:val="Heading2"/>
+      </w:pPr>
+      <w:r>
+        <w:t>Core separate-compensation-authority qualification</w:t>
       </w:r>
     </w:p>
     <w:p>
       <w:pPr>
         <w:spacing w:line="336" w:lineRule="auto" w:after="180"/>
-        <w:shd w:fill="FFF5E6"/>
       </w:pPr>
       <w:r>
         <w:rPr>
           <w:b w:val="0"/>
         </w:rPr>
-        <w:t xml:space="preserve">Read the labelled picture: Distinguish a missing printer </w:t>
-      </w:r>
-      <w:r>
-        <w:rPr>
-          <w:b/>
-        </w:rPr>
-        <w:t>acknowledgement</w:t>
-      </w:r>
+        <w:t>A compensating action is itself a side effect requiring authority; recovery does not silently permit deletion or refund.</w:t>
+      </w:r>
+    </w:p>
+    <w:p>
+      <w:pPr>
+        <w:spacing w:line="336" w:lineRule="auto" w:after="180"/>
+      </w:pPr>
       <w:r>
         <w:rPr>
           <w:b w:val="0"/>
         </w:rPr>
-        <w:t xml:space="preserve"> from confirmed failure. What should happen if J6 is complete, and what </w:t>
+        <w:t>A useful check asks what would make the reasoning fail. Distinguish a failure to execute the declared procedure from a weakness in the procedure itself.</w:t>
+      </w:r>
+    </w:p>
+    <w:p>
+      <w:pPr>
+        <w:spacing w:line="336" w:lineRule="auto" w:after="180"/>
+      </w:pPr>
+      <w:r>
+        <w:rPr>
+          <w:b w:val="0"/>
+        </w:rPr>
+        <w:t xml:space="preserve">The first may require a correction; the second requires an explicitly revised method and new </w:t>
       </w:r>
       <w:r>
         <w:rPr>
@@ -1342,7 +1900,257 @@
         <w:rPr>
           <w:b w:val="0"/>
         </w:rPr>
-        <w:t xml:space="preserve"> changes when J6 is reliably reported absent?</w:t>
+        <w:t>. Preserve unsuccessful cases so an improved result cannot hide the original problem.</w:t>
+      </w:r>
+    </w:p>
+    <w:p>
+      <w:pPr>
+        <w:pStyle w:val="Heading2"/>
+      </w:pPr>
+      <w:r>
+        <w:t>Complete status, read-access and resend-control probes</w:t>
+      </w:r>
+    </w:p>
+    <w:tbl>
+      <w:tblPr>
+        <w:tblStyle w:val="LightShading-Accent1"/>
+        <w:tblW w:type="auto" w:w="0"/>
+        <w:tblLook w:firstColumn="1" w:firstRow="1" w:lastColumn="0" w:lastRow="0" w:noHBand="0" w:noVBand="1" w:val="04A0"/>
+      </w:tblPr>
+      <w:tblGrid>
+        <w:gridCol w:w="5112"/>
+        <w:gridCol w:w="5112"/>
+      </w:tblGrid>
+      <w:tr>
+        <w:trPr>
+          <w:tblHeader/>
+        </w:trPr>
+        <w:tc>
+          <w:tcPr>
+            <w:tcW w:type="dxa" w:w="5112"/>
+          </w:tcPr>
+          <w:p>
+            <w:r>
+              <w:t>Recovery probe</w:t>
+            </w:r>
+          </w:p>
+        </w:tc>
+        <w:tc>
+          <w:tcPr>
+            <w:tcW w:type="dxa" w:w="5112"/>
+          </w:tcPr>
+          <w:p>
+            <w:r>
+              <w:t>Expected decision or limit</w:t>
+            </w:r>
+          </w:p>
+        </w:tc>
+      </w:tr>
+      <w:tr>
+        <w:tc>
+          <w:tcPr>
+            <w:tcW w:type="dxa" w:w="5112"/>
+          </w:tcPr>
+          <w:p>
+            <w:r>
+              <w:t>Committed matching status with a valid result</w:t>
+            </w:r>
+          </w:p>
+        </w:tc>
+        <w:tc>
+          <w:tcPr>
+            <w:tcW w:type="dxa" w:w="5112"/>
+          </w:tcPr>
+          <w:p>
+            <w:r>
+              <w:t>Return existing copied result, no new effect</w:t>
+            </w:r>
+          </w:p>
+        </w:tc>
+      </w:tr>
+      <w:tr>
+        <w:tc>
+          <w:tcPr>
+            <w:tcW w:type="dxa" w:w="5112"/>
+          </w:tcPr>
+          <w:p>
+            <w:r>
+              <w:t>Prepared</w:t>
+            </w:r>
+          </w:p>
+        </w:tc>
+        <w:tc>
+          <w:tcPr>
+            <w:tcW w:type="dxa" w:w="5112"/>
+          </w:tcPr>
+          <w:p>
+            <w:r>
+              <w:t>Pending review; do not infer confirmed non-execution</w:t>
+            </w:r>
+          </w:p>
+        </w:tc>
+      </w:tr>
+      <w:tr>
+        <w:tc>
+          <w:tcPr>
+            <w:tcW w:type="dxa" w:w="5112"/>
+          </w:tcPr>
+          <w:p>
+            <w:r>
+              <w:t>Unknown or unavailable</w:t>
+            </w:r>
+          </w:p>
+        </w:tc>
+        <w:tc>
+          <w:tcPr>
+            <w:tcW w:type="dxa" w:w="5112"/>
+          </w:tcPr>
+          <w:p>
+            <w:r>
+              <w:t>Reconcile, no blind repeat</w:t>
+            </w:r>
+          </w:p>
+        </w:tc>
+      </w:tr>
+      <w:tr>
+        <w:tc>
+          <w:tcPr>
+            <w:tcW w:type="dxa" w:w="5112"/>
+          </w:tcPr>
+          <w:p>
+            <w:r>
+              <w:t>Reliable absence but no resend approval</w:t>
+            </w:r>
+          </w:p>
+        </w:tc>
+        <w:tc>
+          <w:tcPr>
+            <w:tcW w:type="dxa" w:w="5112"/>
+          </w:tcPr>
+          <w:p>
+            <w:r>
+              <w:t>Review; evidence does not authorize the action</w:t>
+            </w:r>
+          </w:p>
+        </w:tc>
+      </w:tr>
+      <w:tr>
+        <w:tc>
+          <w:tcPr>
+            <w:tcW w:type="dxa" w:w="5112"/>
+          </w:tcPr>
+          <w:p>
+            <w:r>
+              <w:t>Resend approval but unreliable status</w:t>
+            </w:r>
+          </w:p>
+        </w:tc>
+        <w:tc>
+          <w:tcPr>
+            <w:tcW w:type="dxa" w:w="5112"/>
+          </w:tcPr>
+          <w:p>
+            <w:r>
+              <w:t>Review; permission does not supply missing evidence</w:t>
+            </w:r>
+          </w:p>
+        </w:tc>
+      </w:tr>
+      <w:tr>
+        <w:tc>
+          <w:tcPr>
+            <w:tcW w:type="dxa" w:w="5112"/>
+          </w:tcPr>
+          <w:p>
+            <w:r>
+              <w:t>Reliable absence + trusted resend approval + provider deduplication</w:t>
+            </w:r>
+          </w:p>
+        </w:tc>
+        <w:tc>
+          <w:tcPr>
+            <w:tcW w:type="dxa" w:w="5112"/>
+          </w:tcPr>
+          <w:p>
+            <w:r>
+              <w:t>Return a same-key resend candidate, not evidence it was executed</w:t>
+            </w:r>
+          </w:p>
+        </w:tc>
+      </w:tr>
+      <w:tr>
+        <w:tc>
+          <w:tcPr>
+            <w:tcW w:type="dxa" w:w="5112"/>
+          </w:tcPr>
+          <w:p>
+            <w:r>
+              <w:t>No status-read permission</w:t>
+            </w:r>
+          </w:p>
+        </w:tc>
+        <w:tc>
+          <w:tcPr>
+            <w:tcW w:type="dxa" w:w="5112"/>
+          </w:tcPr>
+          <w:p>
+            <w:r>
+              <w:t>Deny disclosure under the supplied policy fixture</w:t>
+            </w:r>
+          </w:p>
+        </w:tc>
+      </w:tr>
+      <w:tr>
+        <w:tc>
+          <w:tcPr>
+            <w:tcW w:type="dxa" w:w="5112"/>
+          </w:tcPr>
+          <w:p>
+            <w:r>
+              <w:t>Compensation requested without its own authority</w:t>
+            </w:r>
+          </w:p>
+        </w:tc>
+        <w:tc>
+          <w:tcPr>
+            <w:tcW w:type="dxa" w:w="5112"/>
+          </w:tcPr>
+          <w:p>
+            <w:r>
+              <w:t>Reject that separate action; preserve original committed record</w:t>
+            </w:r>
+          </w:p>
+        </w:tc>
+      </w:tr>
+      <w:tr>
+        <w:tc>
+          <w:tcPr>
+            <w:tcW w:type="dxa" w:w="5112"/>
+          </w:tcPr>
+          <w:p>
+            <w:r>
+              <w:t>Pure local recovery checks pass</w:t>
+            </w:r>
+          </w:p>
+        </w:tc>
+        <w:tc>
+          <w:tcPr>
+            <w:tcW w:type="dxa" w:w="5112"/>
+          </w:tcPr>
+          <w:p>
+            <w:r>
+              <w:t>No real provider consistency, durable recovery or exactly-once guarantee established</w:t>
+            </w:r>
+          </w:p>
+        </w:tc>
+      </w:tr>
+    </w:tbl>
+    <w:p>
+      <w:pPr>
+        <w:pStyle w:val="Heading2"/>
+      </w:pPr>
+      <w:r>
+        <w:t>Guided explanation and repair</w:t>
       </w:r>
     </w:p>
     <w:p>
@@ -1350,19 +2158,94 @@
         <w:pStyle w:val="Heading3"/>
       </w:pPr>
       <w:r>
-        <w:t>Keep the stated limit</w:t>
-      </w:r>
-    </w:p>
-    <w:p>
-      <w:pPr>
-        <w:spacing w:line="336" w:lineRule="auto" w:after="180"/>
-        <w:shd w:fill="FFF5E6"/>
-      </w:pPr>
-      <w:r>
-        <w:rPr>
-          <w:b w:val="0"/>
-        </w:rPr>
-        <w:t>Change one thing: Status reliably reports J6 absent. Predict the result before checking the explanation. What remains the same?</w:t>
+        <w:t>Guided: restate the worked result, then name the assumption or limitation that prevents a broader conclusion.</w:t>
+      </w:r>
+    </w:p>
+    <w:p>
+      <w:r>
+        <w:t>________________________________________________________________</w:t>
+      </w:r>
+    </w:p>
+    <w:p>
+      <w:r>
+        <w:t>________________________________________________________________</w:t>
+      </w:r>
+    </w:p>
+    <w:p>
+      <w:r>
+        <w:t>________________________________________________________________</w:t>
+      </w:r>
+    </w:p>
+    <w:p>
+      <w:r>
+        <w:t>________________________________________________________________</w:t>
+      </w:r>
+    </w:p>
+    <w:p>
+      <w:r>
+        <w:t>________________________________________________________________</w:t>
+      </w:r>
+    </w:p>
+    <w:p>
+      <w:pPr>
+        <w:pStyle w:val="ListBullet"/>
+      </w:pPr>
+      <w:r>
+        <w:t>A report omits this qualification: A compensating action is itself a side effect requiring authority; recovery does not silently permit deletion or refund. Explain how omitting it could change a reader's interpretation, and write an accurate replacement.</w:t>
+      </w:r>
+    </w:p>
+    <w:p>
+      <w:pPr>
+        <w:pStyle w:val="Heading3"/>
+      </w:pPr>
+      <w:r>
+        <w:t>State one repair and the checks you would rerun.</w:t>
+      </w:r>
+    </w:p>
+    <w:p>
+      <w:r>
+        <w:t>________________________________________________________________</w:t>
+      </w:r>
+    </w:p>
+    <w:p>
+      <w:r>
+        <w:t>________________________________________________________________</w:t>
+      </w:r>
+    </w:p>
+    <w:p>
+      <w:r>
+        <w:t>________________________________________________________________</w:t>
+      </w:r>
+    </w:p>
+    <w:p>
+      <w:r>
+        <w:t>________________________________________________________________</w:t>
+      </w:r>
+    </w:p>
+    <w:p>
+      <w:r>
+        <w:t>________________________________________________________________</w:t>
+      </w:r>
+    </w:p>
+    <w:p>
+      <w:r>
+        <w:t>________________________________________________________________</w:t>
+      </w:r>
+    </w:p>
+    <w:p>
+      <w:pPr>
+        <w:pStyle w:val="Heading2"/>
+      </w:pPr>
+      <w:r>
+        <w:t>Earlier wording, alternatives and picture transcripts · reference / check after trying</w:t>
+      </w:r>
+    </w:p>
+    <w:p>
+      <w:pPr>
+        <w:pStyle w:val="Heading3"/>
+      </w:pPr>
+      <w:r>
+        <w:t>Locate the earliest unsupported step</w:t>
       </w:r>
     </w:p>
     <w:p>
@@ -1370,23 +2253,28 @@
         <w:pStyle w:val="Heading1"/>
       </w:pPr>
       <w:r>
-        <w:t>07. Find and repair a mistake</w:t>
-      </w:r>
-    </w:p>
-    <w:p>
-      <w:r>
-        <w:t>Find the unsupported step in the External side effects and recovery claim and explain a repair using the supplied evidence.</w:t>
-      </w:r>
-    </w:p>
-    <w:p>
-      <w:pPr>
-        <w:spacing w:line="336" w:lineRule="auto" w:after="180"/>
-      </w:pPr>
-      <w:r>
-        <w:rPr>
-          <w:b w:val="0"/>
-        </w:rPr>
-        <w:t>A compensating action is itself a side effect requiring authority; recovery does not silently permit deletion or refund.</w:t>
+        <w:t>08. Practise naming what is known and what remains uncertain</w:t>
+      </w:r>
+    </w:p>
+    <w:p>
+      <w:r>
+        <w:t>Use the original operation ID and distinguish a decision from an action.</w:t>
+      </w:r>
+    </w:p>
+    <w:p>
+      <w:pPr>
+        <w:pStyle w:val="Heading2"/>
+      </w:pPr>
+      <w:r>
+        <w:t>Current explanation and guided scope check</w:t>
+      </w:r>
+    </w:p>
+    <w:p>
+      <w:pPr>
+        <w:pStyle w:val="ListBullet"/>
+      </w:pPr>
+      <w:r>
+        <w:t>Explain the weekly mechanism in your own words. Use the worked scenario to name its input, decision rule and output.</w:t>
       </w:r>
     </w:p>
     <w:p>
@@ -1394,43 +2282,32 @@
         <w:pStyle w:val="Heading3"/>
       </w:pPr>
       <w:r>
-        <w:t>Check the claim against the facts</w:t>
-      </w:r>
-    </w:p>
-    <w:p>
-      <w:pPr>
-        <w:spacing w:line="336" w:lineRule="auto" w:after="180"/>
-        <w:shd w:fill="FFF5E6"/>
-      </w:pPr>
-      <w:r>
-        <w:rPr>
-          <w:b w:val="0"/>
-        </w:rPr>
-        <w:t>A useful check asks what would make the reasoning fail. Distinguish a failure to execute the declared procedure from a weakness in the procedure itself.</w:t>
-      </w:r>
-    </w:p>
-    <w:p>
-      <w:pPr>
-        <w:spacing w:line="336" w:lineRule="auto" w:after="180"/>
-        <w:shd w:fill="FFF5E6"/>
-      </w:pPr>
-      <w:r>
-        <w:rPr>
-          <w:b w:val="0"/>
-        </w:rPr>
-        <w:t xml:space="preserve">The first may require a correction; the second requires an explicitly revised method and new </w:t>
-      </w:r>
-      <w:r>
-        <w:rPr>
-          <w:b/>
-        </w:rPr>
-        <w:t>evidence</w:t>
-      </w:r>
-      <w:r>
-        <w:rPr>
-          <w:b w:val="0"/>
-        </w:rPr>
-        <w:t>. Preserve unsuccessful cases so an improved result cannot hide the original problem.</w:t>
+        <w:t>Guided: restate the worked result, then name the assumption or limitation that prevents a broader conclusion.</w:t>
+      </w:r>
+    </w:p>
+    <w:p>
+      <w:r>
+        <w:t>________________________________________________________________</w:t>
+      </w:r>
+    </w:p>
+    <w:p>
+      <w:r>
+        <w:t>________________________________________________________________</w:t>
+      </w:r>
+    </w:p>
+    <w:p>
+      <w:r>
+        <w:t>________________________________________________________________</w:t>
+      </w:r>
+    </w:p>
+    <w:p>
+      <w:r>
+        <w:t>________________________________________________________________</w:t>
+      </w:r>
+    </w:p>
+    <w:p>
+      <w:r>
+        <w:t>________________________________________________________________</w:t>
       </w:r>
     </w:p>
     <w:p>
@@ -1438,7 +2315,7 @@
         <w:pStyle w:val="Heading3"/>
       </w:pPr>
       <w:r>
-        <w:t>Guided: restate the worked result, then name the assumption or limitation that prevents a broader conclusion.</w:t>
+        <w:t>Explain your prediction to a partner before comparing results.</w:t>
       </w:r>
     </w:p>
     <w:p>
@@ -1462,205 +2339,11 @@
       </w:r>
     </w:p>
     <w:p>
-      <w:r>
-        <w:t>________________________________________________________________</w:t>
-      </w:r>
-    </w:p>
-    <w:p>
-      <w:pPr>
-        <w:pStyle w:val="Heading3"/>
-      </w:pPr>
-      <w:r>
-        <w:t>Locate the earliest unsupported step</w:t>
-      </w:r>
-    </w:p>
-    <w:p>
-      <w:pPr>
-        <w:spacing w:line="336" w:lineRule="auto" w:after="180"/>
-      </w:pPr>
-      <w:r>
-        <w:rPr>
-          <w:b w:val="0"/>
-        </w:rPr>
-        <w:t>A report omits this qualification: A compensating action is itself a side effect requiring authority; recovery does not silently permit deletion or refund.</w:t>
-      </w:r>
-    </w:p>
-    <w:p>
-      <w:pPr>
-        <w:spacing w:line="336" w:lineRule="auto" w:after="180"/>
-      </w:pPr>
-      <w:r>
-        <w:rPr>
-          <w:b w:val="0"/>
-        </w:rPr>
-        <w:t>Explain how omitting it could change a reader's interpretation, and write an accurate replacement.</w:t>
-      </w:r>
-    </w:p>
-    <w:p>
-      <w:pPr>
-        <w:pStyle w:val="Heading3"/>
-      </w:pPr>
-      <w:r>
-        <w:t>State one repair and the checks you would rerun.</w:t>
-      </w:r>
-    </w:p>
-    <w:p>
-      <w:r>
-        <w:t>________________________________________________________________</w:t>
-      </w:r>
-    </w:p>
-    <w:p>
-      <w:r>
-        <w:t>________________________________________________________________</w:t>
-      </w:r>
-    </w:p>
-    <w:p>
-      <w:r>
-        <w:t>________________________________________________________________</w:t>
-      </w:r>
-    </w:p>
-    <w:p>
-      <w:r>
-        <w:t>________________________________________________________________</w:t>
-      </w:r>
-    </w:p>
-    <w:p>
-      <w:r>
-        <w:t>________________________________________________________________</w:t>
-      </w:r>
-    </w:p>
-    <w:p>
-      <w:r>
-        <w:t>________________________________________________________________</w:t>
-      </w:r>
-    </w:p>
-    <w:p>
-      <w:pPr>
-        <w:pStyle w:val="Heading1"/>
-      </w:pPr>
-      <w:r>
-        <w:t>08. Practise together</w:t>
-      </w:r>
-    </w:p>
-    <w:p>
-      <w:r>
-        <w:t>Practise External side effects and recovery with support, then explain the deciding step in your own words.</w:t>
-      </w:r>
-    </w:p>
-    <w:p>
-      <w:pPr>
-        <w:spacing w:line="336" w:lineRule="auto" w:after="180"/>
-      </w:pPr>
-      <w:r>
-        <w:rPr>
-          <w:b w:val="0"/>
-        </w:rPr>
-        <w:t xml:space="preserve">Explain the weekly </w:t>
-      </w:r>
-      <w:r>
-        <w:rPr>
-          <w:b/>
-        </w:rPr>
-        <w:t>mechanism</w:t>
-      </w:r>
-      <w:r>
-        <w:rPr>
-          <w:b w:val="0"/>
-        </w:rPr>
-        <w:t xml:space="preserve"> in your own words. Use the worked scenario to name its </w:t>
-      </w:r>
-      <w:r>
-        <w:rPr>
-          <w:b/>
-        </w:rPr>
-        <w:t>input</w:t>
-      </w:r>
-      <w:r>
-        <w:rPr>
-          <w:b w:val="0"/>
-        </w:rPr>
-        <w:t xml:space="preserve">, decision rule and </w:t>
-      </w:r>
-      <w:r>
-        <w:rPr>
-          <w:b/>
-        </w:rPr>
-        <w:t>output</w:t>
-      </w:r>
-      <w:r>
-        <w:rPr>
-          <w:b w:val="0"/>
-        </w:rPr>
-        <w:t>.</w:t>
-      </w:r>
-    </w:p>
-    <w:p>
-      <w:pPr>
-        <w:pStyle w:val="Heading3"/>
-      </w:pPr>
-      <w:r>
-        <w:t>Guided: restate the worked result, then name the assumption or limitation that prevents a broader conclusion.</w:t>
-      </w:r>
-    </w:p>
-    <w:p>
-      <w:r>
-        <w:t>________________________________________________________________</w:t>
-      </w:r>
-    </w:p>
-    <w:p>
-      <w:r>
-        <w:t>________________________________________________________________</w:t>
-      </w:r>
-    </w:p>
-    <w:p>
-      <w:r>
-        <w:t>________________________________________________________________</w:t>
-      </w:r>
-    </w:p>
-    <w:p>
-      <w:r>
-        <w:t>________________________________________________________________</w:t>
-      </w:r>
-    </w:p>
-    <w:p>
-      <w:r>
-        <w:t>________________________________________________________________</w:t>
-      </w:r>
-    </w:p>
-    <w:p>
-      <w:pPr>
-        <w:pStyle w:val="Heading3"/>
-      </w:pPr>
-      <w:r>
-        <w:t>Explain your prediction to a partner before comparing results.</w:t>
-      </w:r>
-    </w:p>
-    <w:p>
-      <w:r>
-        <w:t>________________________________________________________________</w:t>
-      </w:r>
-    </w:p>
-    <w:p>
-      <w:r>
-        <w:t>________________________________________________________________</w:t>
-      </w:r>
-    </w:p>
-    <w:p>
-      <w:r>
-        <w:t>________________________________________________________________</w:t>
-      </w:r>
-    </w:p>
-    <w:p>
-      <w:r>
-        <w:t>________________________________________________________________</w:t>
-      </w:r>
-    </w:p>
-    <w:p>
-      <w:pPr>
-        <w:pStyle w:val="Heading3"/>
-      </w:pPr>
-      <w:r>
-        <w:t>Practise with less help: Trace the worked case</w:t>
+      <w:pPr>
+        <w:pStyle w:val="Heading2"/>
+      </w:pPr>
+      <w:r>
+        <w:t>Supported W2 record</w:t>
       </w:r>
     </w:p>
     <w:p>
@@ -1778,94 +2461,49 @@
     </w:p>
     <w:p>
       <w:pPr>
+        <w:pStyle w:val="Heading2"/>
+      </w:pPr>
+      <w:r>
+        <w:t>Individual compensation-limit check</w:t>
+      </w:r>
+    </w:p>
+    <w:p>
+      <w:pPr>
+        <w:pStyle w:val="ListBullet"/>
+      </w:pPr>
+      <w:r>
+        <w:t>Use the worked case for External side effects and recovery. Proposed explanation: “The worked result establishes every future case”. Decide whether this explanation is supported. Point to the step or supplied fact that decides; explain your repair if needed.</w:t>
+      </w:r>
+    </w:p>
+    <w:p>
+      <w:pPr>
+        <w:pStyle w:val="ListBullet"/>
+      </w:pPr>
+      <w:r>
+        <w:t>Answer on your own before discussion. If you are unsure, say which step you need help with.</w:t>
+      </w:r>
+    </w:p>
+    <w:p>
+      <w:pPr>
+        <w:pStyle w:val="Heading2"/>
+      </w:pPr>
+      <w:r>
+        <w:t>Printer picture response</w:t>
+      </w:r>
+    </w:p>
+    <w:p>
+      <w:pPr>
+        <w:pStyle w:val="ListBullet"/>
+      </w:pPr>
+      <w:r>
+        <w:t>Distinguish a missing printer acknowledgement from confirmed failure. What should happen if J6 is complete, and what evidence changes when J6 is reliably reported absent?</w:t>
+      </w:r>
+    </w:p>
+    <w:p>
+      <w:pPr>
         <w:pStyle w:val="Heading3"/>
       </w:pPr>
       <w:r>
-        <w:t>Check your reasoning</w:t>
-      </w:r>
-    </w:p>
-    <w:p>
-      <w:pPr>
-        <w:spacing w:line="336" w:lineRule="auto" w:after="180"/>
-      </w:pPr>
-      <w:r>
-        <w:rPr>
-          <w:b w:val="0"/>
-        </w:rPr>
-        <w:t>Use the worked case for External side effects and recovery. Proposed explanation: “The worked result establishes every future case”. Decide whether this explanation is supported.</w:t>
-      </w:r>
-    </w:p>
-    <w:p>
-      <w:pPr>
-        <w:spacing w:line="336" w:lineRule="auto" w:after="180"/>
-      </w:pPr>
-      <w:r>
-        <w:rPr>
-          <w:b w:val="0"/>
-        </w:rPr>
-        <w:t>Point to the step or supplied fact that decides; explain your repair if needed.</w:t>
-      </w:r>
-    </w:p>
-    <w:p>
-      <w:pPr>
-        <w:spacing w:line="336" w:lineRule="auto" w:after="180"/>
-      </w:pPr>
-      <w:r>
-        <w:rPr>
-          <w:b w:val="0"/>
-        </w:rPr>
-        <w:t>Answer on your own before discussion. If you are unsure, say which step you need help with.</w:t>
-      </w:r>
-    </w:p>
-    <w:p>
-      <w:pPr>
-        <w:pStyle w:val="Heading3"/>
-      </w:pPr>
-      <w:r>
-        <w:t>Explain the picture</w:t>
-      </w:r>
-    </w:p>
-    <w:p>
-      <w:pPr>
-        <w:spacing w:line="336" w:lineRule="auto" w:after="180"/>
-        <w:shd w:fill="F5F1FB"/>
-      </w:pPr>
-      <w:r>
-        <w:rPr>
-          <w:b w:val="0"/>
-        </w:rPr>
-        <w:t xml:space="preserve">Distinguish a missing printer </w:t>
-      </w:r>
-      <w:r>
-        <w:rPr>
-          <w:b/>
-        </w:rPr>
-        <w:t>acknowledgement</w:t>
-      </w:r>
-      <w:r>
-        <w:rPr>
-          <w:b w:val="0"/>
-        </w:rPr>
-        <w:t xml:space="preserve"> from confirmed failure. What should happen if J6 is complete, and what </w:t>
-      </w:r>
-      <w:r>
-        <w:rPr>
-          <w:b/>
-        </w:rPr>
-        <w:t>evidence</w:t>
-      </w:r>
-      <w:r>
-        <w:rPr>
-          <w:b w:val="0"/>
-        </w:rPr>
-        <w:t xml:space="preserve"> changes when J6 is reliably reported absent?</w:t>
-      </w:r>
-    </w:p>
-    <w:p>
-      <w:pPr>
-        <w:pStyle w:val="Heading3"/>
-      </w:pPr>
-      <w:r>
         <w:t>My explanation using a pictured step and the given facts</w:t>
       </w:r>
     </w:p>
@@ -1887,6 +2525,14 @@
     <w:p>
       <w:r>
         <w:t>________________________________________________________________</w:t>
+      </w:r>
+    </w:p>
+    <w:p>
+      <w:pPr>
+        <w:pStyle w:val="Heading2"/>
+      </w:pPr>
+      <w:r>
+        <w:t>Reserve independent classroom-token uncertainty task</w:t>
       </w:r>
     </w:p>
     <w:p>
@@ -1902,23 +2548,55 @@
     </w:p>
     <w:p>
       <w:pPr>
+        <w:pStyle w:val="Heading2"/>
+      </w:pPr>
+      <w:r>
+        <w:t>Earlier wording, alternatives and picture transcripts · reference / check after trying</w:t>
+      </w:r>
+    </w:p>
+    <w:p>
+      <w:pPr>
+        <w:pStyle w:val="Heading3"/>
+      </w:pPr>
+      <w:r>
+        <w:t>Practise with less help: Trace the worked case</w:t>
+      </w:r>
+    </w:p>
+    <w:p>
+      <w:pPr>
+        <w:pStyle w:val="Heading3"/>
+      </w:pPr>
+      <w:r>
+        <w:t>Check your reasoning</w:t>
+      </w:r>
+    </w:p>
+    <w:p>
+      <w:pPr>
+        <w:pStyle w:val="Heading3"/>
+      </w:pPr>
+      <w:r>
+        <w:t>Explain the picture</w:t>
+      </w:r>
+    </w:p>
+    <w:p>
+      <w:pPr>
         <w:pStyle w:val="Heading1"/>
       </w:pPr>
       <w:r>
-        <w:t>09. Run the investigation</w:t>
-      </w:r>
-    </w:p>
-    <w:p>
-      <w:r>
-        <w:t>Investigate External side effects and recovery. Record the prediction, actual observation or labelled paper trace, explanation and next test separately.</w:t>
-      </w:r>
-    </w:p>
-    <w:p>
-      <w:pPr>
-        <w:pStyle w:val="Heading3"/>
-      </w:pPr>
-      <w:r>
-        <w:t>Predict, investigate and preserve the evidence</w:t>
+        <w:t>09. Run the complete status-evidence and recovery-decision audit</w:t>
+      </w:r>
+    </w:p>
+    <w:p>
+      <w:r>
+        <w:t>Inspect unchanged original state and explicit conditions before proposing a new effect.</w:t>
+      </w:r>
+    </w:p>
+    <w:p>
+      <w:pPr>
+        <w:pStyle w:val="Heading2"/>
+      </w:pPr>
+      <w:r>
+        <w:t>Current lost-booking-acknowledgement investigation</w:t>
       </w:r>
     </w:p>
     <w:p>
@@ -1930,6 +2608,174 @@
           <w:b w:val="0"/>
         </w:rPr>
         <w:t>A booking is committed in storage, but response delivery times out. Caller asks to repeat. Show the intermediate steps and give the conclusion with its scope.</w:t>
+      </w:r>
+    </w:p>
+    <w:p>
+      <w:pPr>
+        <w:pStyle w:val="Heading2"/>
+      </w:pPr>
+      <w:r>
+        <w:t>Complete runnable local recovery decisions</w:t>
+      </w:r>
+    </w:p>
+    <w:p>
+      <w:r>
+        <w:rPr>
+          <w:rFonts w:ascii="Courier New" w:hAnsi="Courier New"/>
+          <w:sz w:val="18"/>
+        </w:rPr>
+        <w:t>"""Pure recovery decisions on trusted classroom status fixtures; no effects."""</w:t>
+        <w:br/>
+        <w:t>from copy import deepcopy</w:t>
+        <w:br/>
+        <w:br/>
+        <w:t>def reconcile(operation_id,status_record,*,can_read_status=True,</w:t>
+        <w:br/>
+        <w:t xml:space="preserve">              resend_approved=False,provider_deduplicates=False):</w:t>
+        <w:br/>
+        <w:t xml:space="preserve">    if type(operation_id) is not str or not operation_id:</w:t>
+        <w:br/>
+        <w:t xml:space="preserve">        raise ValueError('operation ID required')</w:t>
+        <w:br/>
+        <w:t xml:space="preserve">    if any(type(v) is not bool for v in [can_read_status,resend_approved,provider_deduplicates]):</w:t>
+        <w:br/>
+        <w:t xml:space="preserve">        raise ValueError('policy flags must be supplied Booleans')</w:t>
+        <w:br/>
+        <w:t xml:space="preserve">    if not can_read_status:return {'status':'denied'}</w:t>
+        <w:br/>
+        <w:t xml:space="preserve">    if (type(status_record) is not dict or status_record.get('operation_id')!=operation_id</w:t>
+        <w:br/>
+        <w:t xml:space="preserve">        or status_record.get('authoritative') is not True):</w:t>
+        <w:br/>
+        <w:t xml:space="preserve">        return {'status':'review','reason':'missing reliable matching status'}</w:t>
+        <w:br/>
+        <w:t xml:space="preserve">    state=status_record.get('state')</w:t>
+        <w:br/>
+        <w:t xml:space="preserve">    if state=='committed':</w:t>
+        <w:br/>
+        <w:t xml:space="preserve">        result=status_record.get('result')</w:t>
+        <w:br/>
+        <w:t xml:space="preserve">        if type(result) is not dict:return {'status':'review','reason':'missing committed result'}</w:t>
+        <w:br/>
+        <w:t xml:space="preserve">        return {'status':'return_existing','operation_id':operation_id,'result':deepcopy(result)}</w:t>
+        <w:br/>
+        <w:t xml:space="preserve">    if state=='prepared':return {'status':'pending_review','reason':'prepared is not confirmed failed'}</w:t>
+        <w:br/>
+        <w:t xml:space="preserve">    if state in ('unknown','unavailable'):</w:t>
+        <w:br/>
+        <w:t xml:space="preserve">        return {'status':'review','reason':'outcome unresolved; do not repeat blindly'}</w:t>
+        <w:br/>
+        <w:t xml:space="preserve">    if state=='absent':</w:t>
+        <w:br/>
+        <w:t xml:space="preserve">        if resend_approved and provider_deduplicates:</w:t>
+        <w:br/>
+        <w:t xml:space="preserve">            return {'status':'resend_candidate','operation_id':operation_id,</w:t>
+        <w:br/>
+        <w:t xml:space="preserve">                    'requires':'separate authorized execution with same provider key'}</w:t>
+        <w:br/>
+        <w:t xml:space="preserve">        return {'status':'review','reason':'absence alone does not grant resend authority or deduplication'}</w:t>
+        <w:br/>
+        <w:t xml:space="preserve">    return {'status':'review','reason':'unrecognized status'}</w:t>
+        <w:br/>
+        <w:br/>
+        <w:t>committed={'operation_id':'BOOK-1','authoritative':True,'state':'committed',</w:t>
+        <w:br/>
+        <w:t xml:space="preserve">           'result':{'booking_id':'B1','status':'booked_fixture'}}</w:t>
+        <w:br/>
+        <w:t>before=deepcopy(committed)</w:t>
+        <w:br/>
+        <w:t>returned=reconcile('BOOK-1',committed)</w:t>
+        <w:br/>
+        <w:t>assert returned['status']=='return_existing' and committed==before</w:t>
+        <w:br/>
+        <w:t>returned['result']['status']='modified caller copy'</w:t>
+        <w:br/>
+        <w:t>assert committed==before</w:t>
+        <w:br/>
+        <w:t>print('Main lost-acknowledgement recovery:',reconcile('BOOK-1',committed))</w:t>
+        <w:br/>
+        <w:t>unknown={'operation_id':'BOOK-1','authoritative':True,'state':'unknown'}</w:t>
+        <w:br/>
+        <w:t>prepared={**unknown,'state':'prepared'}</w:t>
+        <w:br/>
+        <w:t>assert reconcile('BOOK-1',unknown)['status']=='review'</w:t>
+        <w:br/>
+        <w:t>assert reconcile('BOOK-1',prepared)['status']=='pending_review'</w:t>
+        <w:br/>
+        <w:t>assert reconcile('BOOK-1',committed,can_read_status=False)=={'status':'denied'}</w:t>
+        <w:br/>
+        <w:t>print('Unknown/prepared:',reconcile('BOOK-1',unknown),reconcile('BOOK-1',prepared))</w:t>
+        <w:br/>
+        <w:t># Separate pictured printer job, not an actual print command.</w:t>
+        <w:br/>
+        <w:t>complete={'operation_id':'J6','authoritative':True,'state':'committed',</w:t>
+        <w:br/>
+        <w:t xml:space="preserve">          'result':{'print_job':'one fictional badge'}}</w:t>
+        <w:br/>
+        <w:t>absent={'operation_id':'J6','authoritative':True,'state':'absent'}</w:t>
+        <w:br/>
+        <w:t>assert reconcile('J6',complete)['status']=='return_existing'</w:t>
+        <w:br/>
+        <w:t>assert reconcile('J6',absent)['status']=='review'</w:t>
+        <w:br/>
+        <w:t>candidate=reconcile('J6',absent,resend_approved=True,provider_deduplicates=True)</w:t>
+        <w:br/>
+        <w:t>assert candidate['status']=='resend_candidate' and candidate['operation_id']=='J6'</w:t>
+        <w:br/>
+        <w:t>assert reconcile('J6',{**absent,'authoritative':False},resend_approved=True,provider_deduplicates=True)['status']=='review'</w:t>
+        <w:br/>
+        <w:t>print('Printer complete:',reconcile('J6',complete))</w:t>
+        <w:br/>
+        <w:t>print('Reliable absence without/with separate trusted controls:',reconcile('J6',absent),candidate)</w:t>
+        <w:br/>
+        <w:t># Compensation is its own proposed action with its own exact fixture approval.</w:t>
+        <w:br/>
+        <w:t>compensation={'operation':'cancel_booking','original_id':'BOOK-1','new_operation_id':'COMP-1'}</w:t>
+        <w:br/>
+        <w:t>def plan_compensation(proposal,trusted_approval):</w:t>
+        <w:br/>
+        <w:t xml:space="preserve">    if trusted_approval!=proposal:raise PermissionError('separate exact compensation approval required')</w:t>
+        <w:br/>
+        <w:t xml:space="preserve">    return deepcopy(proposal)  # plan only, not execution or deletion</w:t>
+        <w:br/>
+        <w:t>try:plan_compensation(compensation,None)</w:t>
+        <w:br/>
+        <w:t>except PermissionError:pass</w:t>
+        <w:br/>
+        <w:t>else:raise AssertionError('Unapproved compensation planned')</w:t>
+        <w:br/>
+        <w:t>assert plan_compensation(compensation,deepcopy(compensation))==compensation</w:t>
+        <w:br/>
+        <w:t>assert committed==before</w:t>
+        <w:br/>
+        <w:t>print('Compensation remains a separate approved-plan fixture; original commit is unchanged.')</w:t>
+        <w:br/>
+        <w:t>print('No real status lookup, resend, print, booking, cancellation, token transfer or durable recovery is performed.')</w:t>
+        <w:br/>
+      </w:r>
+    </w:p>
+    <w:p>
+      <w:pPr>
+        <w:pStyle w:val="Heading2"/>
+      </w:pPr>
+      <w:r>
+        <w:t>Expected unchanged records, conditional proposals and limits</w:t>
+      </w:r>
+    </w:p>
+    <w:p>
+      <w:pPr>
+        <w:pStyle w:val="ListNumber"/>
+      </w:pPr>
+      <w:r>
+        <w:t>Predict the decision for each supplied status before running or tracing. The main fixture already contains a committed booking; the helper returns a copied result without changing that record. Prepared and unknown remain unresolved. For J6, reliable absence becomes only a resend candidate when separate supplied authority and provider-deduplication conditions are true; unreliable absence still reviews. The compensation helper checks a separately supplied exact approval fixture and returns a plan, not an executed cancellation. Boolean flags and dictionary equality here are trusted classroom assumptions, not real actor/approval verification. No provider call, print, booking, token transfer, refund or durable recovery occurs.</w:t>
+      </w:r>
+    </w:p>
+    <w:p>
+      <w:pPr>
+        <w:pStyle w:val="Heading2"/>
+      </w:pPr>
+      <w:r>
+        <w:t>Evidence ledger and reflection</w:t>
       </w:r>
     </w:p>
     <w:tbl>
@@ -2081,14 +2927,6 @@
     </w:p>
     <w:p>
       <w:pPr>
-        <w:pStyle w:val="Heading3"/>
-      </w:pPr>
-      <w:r>
-        <w:t>Plan → try → check</w:t>
-      </w:r>
-    </w:p>
-    <w:p>
-      <w:pPr>
         <w:spacing w:line="336" w:lineRule="auto" w:after="180"/>
       </w:pPr>
       <w:r>
@@ -2100,23 +2938,47 @@
     </w:p>
     <w:p>
       <w:pPr>
+        <w:pStyle w:val="Heading2"/>
+      </w:pPr>
+      <w:r>
+        <w:t>Earlier wording, alternatives and picture transcripts · reference / check after trying</w:t>
+      </w:r>
+    </w:p>
+    <w:p>
+      <w:pPr>
+        <w:pStyle w:val="Heading3"/>
+      </w:pPr>
+      <w:r>
+        <w:t>Predict, investigate and preserve the evidence</w:t>
+      </w:r>
+    </w:p>
+    <w:p>
+      <w:pPr>
+        <w:pStyle w:val="Heading3"/>
+      </w:pPr>
+      <w:r>
+        <w:t>Plan → try → check</w:t>
+      </w:r>
+    </w:p>
+    <w:p>
+      <w:pPr>
         <w:pStyle w:val="Heading1"/>
       </w:pPr>
       <w:r>
-        <w:t>10. Build your understanding</w:t>
-      </w:r>
-    </w:p>
-    <w:p>
-      <w:r>
-        <w:t>Move from recall to tracing, diagnosis and transfer in External side effects and recovery. Explain why each step is justified.</w:t>
-      </w:r>
-    </w:p>
-    <w:p>
-      <w:pPr>
-        <w:pStyle w:val="Heading3"/>
-      </w:pPr>
-      <w:r>
-        <w:t>Explain → apply → challenge</w:t>
+        <w:t>14. Try alone: reason about an unknown classroom-token transfer</w:t>
+      </w:r>
+    </w:p>
+    <w:p>
+      <w:r>
+        <w:t>Use the unknown-status evidence and stable operation identity before proposing another action.</w:t>
+      </w:r>
+    </w:p>
+    <w:p>
+      <w:pPr>
+        <w:pStyle w:val="Heading2"/>
+      </w:pPr>
+      <w:r>
+        <w:t>Complete independent unknown-outcome task</w:t>
       </w:r>
     </w:p>
     <w:p>
@@ -2127,43 +2989,123 @@
         <w:rPr>
           <w:b w:val="0"/>
         </w:rPr>
-        <w:t xml:space="preserve">Explain the weekly </w:t>
-      </w:r>
-      <w:r>
-        <w:rPr>
-          <w:b/>
-        </w:rPr>
-        <w:t>mechanism</w:t>
-      </w:r>
+        <w:t>A payment-like classroom token transfer has unknown status after network loss. Should the mock repeat immediately?</w:t>
+      </w:r>
+    </w:p>
+    <w:p>
+      <w:pPr>
+        <w:pStyle w:val="Heading2"/>
+      </w:pPr>
+      <w:r>
+        <w:t>First attempt and support record</w:t>
+      </w:r>
+    </w:p>
+    <w:p>
+      <w:pPr>
+        <w:pStyle w:val="Heading3"/>
+      </w:pPr>
+      <w:r>
+        <w:t>My independent explanation, trace and limits</w:t>
+      </w:r>
+    </w:p>
+    <w:p>
+      <w:r>
+        <w:t>________________________________________________________________</w:t>
+      </w:r>
+    </w:p>
+    <w:p>
+      <w:r>
+        <w:t>________________________________________________________________</w:t>
+      </w:r>
+    </w:p>
+    <w:p>
+      <w:r>
+        <w:t>________________________________________________________________</w:t>
+      </w:r>
+    </w:p>
+    <w:p>
+      <w:r>
+        <w:t>________________________________________________________________</w:t>
+      </w:r>
+    </w:p>
+    <w:p>
+      <w:r>
+        <w:t>________________________________________________________________</w:t>
+      </w:r>
+    </w:p>
+    <w:p>
+      <w:r>
+        <w:t>________________________________________________________________</w:t>
+      </w:r>
+    </w:p>
+    <w:p>
+      <w:r>
+        <w:t>________________________________________________________________</w:t>
+      </w:r>
+    </w:p>
+    <w:p>
+      <w:pPr>
+        <w:spacing w:line="336" w:lineRule="auto" w:after="180"/>
+      </w:pPr>
       <w:r>
         <w:rPr>
           <w:b w:val="0"/>
         </w:rPr>
-        <w:t xml:space="preserve"> in your own words. Use the worked scenario to name its </w:t>
-      </w:r>
-      <w:r>
-        <w:rPr>
-          <w:b/>
-        </w:rPr>
-        <w:t>input</w:t>
-      </w:r>
+        <w:t>Attempt this case before feedback. Record any help. Earlier examples below are further practice; a case already practised with feedback cannot establish fresh transfer.</w:t>
+      </w:r>
+    </w:p>
+    <w:p>
+      <w:pPr>
+        <w:pStyle w:val="Heading2"/>
+      </w:pPr>
+      <w:r>
+        <w:t>Feedback after trying</w:t>
+      </w:r>
+    </w:p>
+    <w:p>
+      <w:pPr>
+        <w:spacing w:line="336" w:lineRule="auto" w:after="180"/>
+      </w:pPr>
       <w:r>
         <w:rPr>
           <w:b w:val="0"/>
         </w:rPr>
-        <w:t xml:space="preserve">, decision rule and </w:t>
-      </w:r>
-      <w:r>
-        <w:rPr>
-          <w:b/>
-        </w:rPr>
-        <w:t>output</w:t>
-      </w:r>
+        <w:t>Attempt the independent case before hints. Record whether you worked alone, used a hint or followed a model. After feedback, fix the first unsupported step and explain why it changed.</w:t>
+      </w:r>
+    </w:p>
+    <w:p>
+      <w:pPr>
+        <w:spacing w:line="336" w:lineRule="auto" w:after="180"/>
+      </w:pPr>
       <w:r>
         <w:rPr>
           <w:b w:val="0"/>
         </w:rPr>
-        <w:t>.</w:t>
+        <w:t>A later check uses a changed case, not a copied answer.</w:t>
+      </w:r>
+    </w:p>
+    <w:p>
+      <w:pPr>
+        <w:pStyle w:val="Heading2"/>
+      </w:pPr>
+      <w:r>
+        <w:t>Earlier wording, alternatives and picture transcripts · reference / check after trying</w:t>
+      </w:r>
+    </w:p>
+    <w:p>
+      <w:pPr>
+        <w:pStyle w:val="Heading3"/>
+      </w:pPr>
+      <w:r>
+        <w:t>Independent case: Apply a new case independently</w:t>
+      </w:r>
+    </w:p>
+    <w:p>
+      <w:pPr>
+        <w:pStyle w:val="Heading3"/>
+      </w:pPr>
+      <w:r>
+        <w:t>Attempt this without hints</w:t>
       </w:r>
     </w:p>
     <w:p>
@@ -2174,7 +3116,55 @@
         <w:rPr>
           <w:b w:val="0"/>
         </w:rPr>
-        <w:t>A report omits this qualification: A compensating action is itself a side effect requiring authority; recovery does not silently permit deletion or refund.</w:t>
+        <w:t>A payment-like classroom token transfer has unknown status after network loss. Should the mock repeat immediately?</w:t>
+      </w:r>
+    </w:p>
+    <w:p>
+      <w:pPr>
+        <w:pStyle w:val="Heading3"/>
+      </w:pPr>
+      <w:r>
+        <w:t>My independent procedure, result and limitation</w:t>
+      </w:r>
+    </w:p>
+    <w:p>
+      <w:r>
+        <w:t>________________________________________________________________</w:t>
+      </w:r>
+    </w:p>
+    <w:p>
+      <w:r>
+        <w:t>________________________________________________________________</w:t>
+      </w:r>
+    </w:p>
+    <w:p>
+      <w:r>
+        <w:t>________________________________________________________________</w:t>
+      </w:r>
+    </w:p>
+    <w:p>
+      <w:r>
+        <w:t>________________________________________________________________</w:t>
+      </w:r>
+    </w:p>
+    <w:p>
+      <w:r>
+        <w:t>________________________________________________________________</w:t>
+      </w:r>
+    </w:p>
+    <w:p>
+      <w:r>
+        <w:t>________________________________________________________________</w:t>
+      </w:r>
+    </w:p>
+    <w:p>
+      <w:r>
+        <w:t>________________________________________________________________</w:t>
+      </w:r>
+    </w:p>
+    <w:p>
+      <w:r>
+        <w:t>________________________________________________________________</w:t>
       </w:r>
     </w:p>
     <w:p>
@@ -2185,29 +3175,7 @@
         <w:rPr>
           <w:b w:val="0"/>
         </w:rPr>
-        <w:t>Explain how omitting it could change a reader's interpretation, and write an accurate replacement.</w:t>
-      </w:r>
-    </w:p>
-    <w:p>
-      <w:pPr>
-        <w:spacing w:line="336" w:lineRule="auto" w:after="180"/>
-      </w:pPr>
-      <w:r>
-        <w:rPr>
-          <w:b w:val="0"/>
-        </w:rPr>
-        <w:t>For the worked scenario, propose one additional case that could reveal a failure, describe its expected outcome before running it, and explain what would need to remain fixed for a fair comparison.</w:t>
-      </w:r>
-    </w:p>
-    <w:p>
-      <w:pPr>
-        <w:spacing w:line="336" w:lineRule="auto" w:after="180"/>
-      </w:pPr>
-      <w:r>
-        <w:rPr>
-          <w:b w:val="0"/>
-        </w:rPr>
-        <w:t>Do not reuse W4 as a new final test after receiving feedback.</w:t>
+        <w:t>Record support used: none, hint or teacher explanation. After feedback, a different case is needed to demonstrate independence.</w:t>
       </w:r>
     </w:p>
     <w:p>
@@ -2215,32 +3183,7 @@
         <w:pStyle w:val="Heading3"/>
       </w:pPr>
       <w:r>
-        <w:t>Explain which evidence supports your conclusion and which claim remains unproved.</w:t>
-      </w:r>
-    </w:p>
-    <w:p>
-      <w:r>
-        <w:t>________________________________________________________________</w:t>
-      </w:r>
-    </w:p>
-    <w:p>
-      <w:r>
-        <w:t>________________________________________________________________</w:t>
-      </w:r>
-    </w:p>
-    <w:p>
-      <w:r>
-        <w:t>________________________________________________________________</w:t>
-      </w:r>
-    </w:p>
-    <w:p>
-      <w:r>
-        <w:t>________________________________________________________________</w:t>
-      </w:r>
-    </w:p>
-    <w:p>
-      <w:r>
-        <w:t>________________________________________________________________</w:t>
+        <w:t>Use feedback to improve</w:t>
       </w:r>
     </w:p>
     <w:p>
@@ -2248,12 +3191,20 @@
         <w:pStyle w:val="Heading1"/>
       </w:pPr>
       <w:r>
-        <w:t>11. Connect your project</w:t>
-      </w:r>
-    </w:p>
-    <w:p>
-      <w:r>
-        <w:t>Apply this week’s idea to Grounded Learning Service. Keep an annotated decision and the evidence supporting it.</w:t>
+        <w:t>11. Save operation identity and reconciliation evidence with each decision</w:t>
+      </w:r>
+    </w:p>
+    <w:p>
+      <w:r>
+        <w:t>Keep uncertain outcomes, authority assumptions and separately proposed compensation records.</w:t>
+      </w:r>
+    </w:p>
+    <w:p>
+      <w:pPr>
+        <w:pStyle w:val="Heading2"/>
+      </w:pPr>
+      <w:r>
+        <w:t>Project task and artifact</w:t>
       </w:r>
     </w:p>
     <w:p>
@@ -2444,10 +3395,10 @@
     </w:tbl>
     <w:p>
       <w:pPr>
-        <w:pStyle w:val="Heading3"/>
-      </w:pPr>
-      <w:r>
-        <w:t>Evidence for your project</w:t>
+        <w:pStyle w:val="Heading2"/>
+      </w:pPr>
+      <w:r>
+        <w:t>Actual run or trace and limitations</w:t>
       </w:r>
     </w:p>
     <w:p>
@@ -2475,15 +3426,88 @@
     </w:p>
     <w:p>
       <w:pPr>
+        <w:pStyle w:val="Heading2"/>
+      </w:pPr>
+      <w:r>
+        <w:t>Earlier wording, alternatives and picture transcripts · reference / check after trying</w:t>
+      </w:r>
+    </w:p>
+    <w:p>
+      <w:pPr>
+        <w:pStyle w:val="Heading3"/>
+      </w:pPr>
+      <w:r>
+        <w:t>Evidence for your project</w:t>
+      </w:r>
+    </w:p>
+    <w:p>
+      <w:pPr>
         <w:pStyle w:val="Heading1"/>
       </w:pPr>
       <w:r>
-        <w:t>12. Show what you know</w:t>
-      </w:r>
-    </w:p>
-    <w:p>
-      <w:r>
-        <w:t>Use a genuinely new case for independent evidence. Previously discussed examples remain practice; use the separately named independent case before feedback.</w:t>
+        <w:t>16. Finish with a supported state claim and an authorized next proposal</w:t>
+      </w:r>
+    </w:p>
+    <w:p>
+      <w:r>
+        <w:t>Unknown does not mean failed, and compensation does not happen automatically.</w:t>
+      </w:r>
+    </w:p>
+    <w:p>
+      <w:pPr>
+        <w:pStyle w:val="Heading2"/>
+      </w:pPr>
+      <w:r>
+        <w:t>Retrieve and explain</w:t>
+      </w:r>
+    </w:p>
+    <w:p>
+      <w:pPr>
+        <w:pStyle w:val="ListBullet"/>
+      </w:pPr>
+      <w:r>
+        <w:t>Close your notes. Explain this goal in your own words: Explain the mechanism and terminology of external side effects and recovery</w:t>
+      </w:r>
+    </w:p>
+    <w:p>
+      <w:pPr>
+        <w:pStyle w:val="Heading3"/>
+      </w:pPr>
+      <w:r>
+        <w:t>My deciding step, evidence and one remaining question</w:t>
+      </w:r>
+    </w:p>
+    <w:p>
+      <w:r>
+        <w:t>________________________________________________________________</w:t>
+      </w:r>
+    </w:p>
+    <w:p>
+      <w:r>
+        <w:t>________________________________________________________________</w:t>
+      </w:r>
+    </w:p>
+    <w:p>
+      <w:r>
+        <w:t>________________________________________________________________</w:t>
+      </w:r>
+    </w:p>
+    <w:p>
+      <w:r>
+        <w:t>________________________________________________________________</w:t>
+      </w:r>
+    </w:p>
+    <w:p>
+      <w:r>
+        <w:t>________________________________________________________________</w:t>
+      </w:r>
+    </w:p>
+    <w:p>
+      <w:pPr>
+        <w:pStyle w:val="Heading2"/>
+      </w:pPr>
+      <w:r>
+        <w:t>Plan a changed-case return</w:t>
       </w:r>
     </w:p>
     <w:p>
@@ -2494,62 +3518,31 @@
         <w:rPr>
           <w:b w:val="0"/>
         </w:rPr>
-        <w:t>Complete the supported workbook tasks before attempting W4 independently. Record any hints or help used. After feedback, use the teacher's fresh retry rather than copying the earlier answer.</w:t>
-      </w:r>
-    </w:p>
-    <w:p>
-      <w:pPr>
-        <w:spacing w:line="336" w:lineRule="auto" w:after="180"/>
-      </w:pPr>
+        <w:t xml:space="preserve">If you are unsure, return to the worked picture and explain one arrow. If you are ready, change an </w:t>
+      </w:r>
+      <w:r>
+        <w:rPr>
+          <w:b/>
+        </w:rPr>
+        <w:t>input</w:t>
+      </w:r>
       <w:r>
         <w:rPr>
           <w:b w:val="0"/>
         </w:rPr>
-        <w:t>For a project, select a relevant new case, predict the outcome from the declared rule and preserve the result alongside any revision.</w:t>
-      </w:r>
-    </w:p>
-    <w:p>
-      <w:pPr>
-        <w:pStyle w:val="Heading3"/>
-      </w:pPr>
-      <w:r>
-        <w:t>Exit: propose one revealing change to the worked scenario. State the expected outcome and the evidence that would make you revise your explanation.</w:t>
-      </w:r>
-    </w:p>
-    <w:p>
-      <w:r>
-        <w:t>________________________________________________________________</w:t>
-      </w:r>
-    </w:p>
-    <w:p>
-      <w:r>
-        <w:t>________________________________________________________________</w:t>
-      </w:r>
-    </w:p>
-    <w:p>
-      <w:r>
-        <w:t>________________________________________________________________</w:t>
-      </w:r>
-    </w:p>
-    <w:p>
-      <w:r>
-        <w:t>________________________________________________________________</w:t>
-      </w:r>
-    </w:p>
-    <w:p>
-      <w:r>
-        <w:t>________________________________________________________________</w:t>
-      </w:r>
-    </w:p>
-    <w:p>
-      <w:pPr>
-        <w:spacing w:line="336" w:lineRule="auto" w:after="180"/>
-      </w:pPr>
+        <w:t xml:space="preserve"> or assumption and justify your </w:t>
+      </w:r>
+      <w:r>
+        <w:rPr>
+          <w:b/>
+        </w:rPr>
+        <w:t>prediction</w:t>
+      </w:r>
       <w:r>
         <w:rPr>
           <w:b w:val="0"/>
         </w:rPr>
-        <w:t>For the worked scenario, propose one additional case that could reveal a failure, describe its expected outcome before running it, and explain what would need to remain fixed for a fair comparison.</w:t>
+        <w:t>.</w:t>
       </w:r>
     </w:p>
     <w:p>
@@ -2560,14 +3553,336 @@
         <w:rPr>
           <w:b w:val="0"/>
         </w:rPr>
-        <w:t>Do not reuse W4 as a new final test after receiving feedback.</w:t>
-      </w:r>
-    </w:p>
+        <w:t xml:space="preserve">Save your workbook </w:t>
+      </w:r>
+      <w:r>
+        <w:rPr>
+          <w:b/>
+        </w:rPr>
+        <w:t>evidence</w:t>
+      </w:r>
+      <w:r>
+        <w:rPr>
+          <w:b w:val="0"/>
+        </w:rPr>
+        <w:t>. At the next review, try a different case before opening your old answer.</w:t>
+      </w:r>
+    </w:p>
+    <w:p>
+      <w:pPr>
+        <w:pStyle w:val="Heading1"/>
+      </w:pPr>
+      <w:r>
+        <w:t>Reference bank and extra practice</w:t>
+      </w:r>
+    </w:p>
+    <w:p>
+      <w:pPr>
+        <w:pStyle w:val="Heading1"/>
+      </w:pPr>
+      <w:r>
+        <w:t>05. Reference · Use service vocabulary precisely</w:t>
+      </w:r>
+    </w:p>
+    <w:p>
+      <w:r>
+        <w:t>Connect each term to an input, operation, evidence source or outcome.</w:t>
+      </w:r>
+    </w:p>
+    <w:p>
+      <w:pPr>
+        <w:pStyle w:val="Heading2"/>
+      </w:pPr>
+      <w:r>
+        <w:t>Vocabulary and your explanation</w:t>
+      </w:r>
+    </w:p>
+    <w:tbl>
+      <w:tblPr>
+        <w:tblStyle w:val="LightShading-Accent1"/>
+        <w:tblW w:type="auto" w:w="0"/>
+        <w:tblLook w:firstColumn="1" w:firstRow="1" w:lastColumn="0" w:lastRow="0" w:noHBand="0" w:noVBand="1" w:val="04A0"/>
+      </w:tblPr>
+      <w:tblGrid>
+        <w:gridCol w:w="5112"/>
+        <w:gridCol w:w="5112"/>
+      </w:tblGrid>
+      <w:tr>
+        <w:trPr>
+          <w:tblHeader/>
+        </w:trPr>
+        <w:tc>
+          <w:tcPr>
+            <w:tcW w:type="dxa" w:w="5112"/>
+          </w:tcPr>
+          <w:p>
+            <w:r>
+              <w:t>Word</w:t>
+            </w:r>
+          </w:p>
+        </w:tc>
+        <w:tc>
+          <w:tcPr>
+            <w:tcW w:type="dxa" w:w="5112"/>
+          </w:tcPr>
+          <w:p>
+            <w:r>
+              <w:t>Meaning</w:t>
+            </w:r>
+          </w:p>
+        </w:tc>
+      </w:tr>
+      <w:tr>
+        <w:tc>
+          <w:tcPr>
+            <w:tcW w:type="dxa" w:w="5112"/>
+          </w:tcPr>
+          <w:p>
+            <w:r>
+              <w:t>Acknowledgement</w:t>
+            </w:r>
+          </w:p>
+        </w:tc>
+        <w:tc>
+          <w:tcPr>
+            <w:tcW w:type="dxa" w:w="5112"/>
+          </w:tcPr>
+          <w:p>
+            <w:r>
+              <w:t>A response confirming operation status</w:t>
+            </w:r>
+          </w:p>
+        </w:tc>
+      </w:tr>
+      <w:tr>
+        <w:tc>
+          <w:tcPr>
+            <w:tcW w:type="dxa" w:w="5112"/>
+          </w:tcPr>
+          <w:p>
+            <w:r>
+              <w:t>Reconciliation</w:t>
+            </w:r>
+          </w:p>
+        </w:tc>
+        <w:tc>
+          <w:tcPr>
+            <w:tcW w:type="dxa" w:w="5112"/>
+          </w:tcPr>
+          <w:p>
+            <w:r>
+              <w:t>Checking authoritative state after uncertainty</w:t>
+            </w:r>
+          </w:p>
+        </w:tc>
+      </w:tr>
+      <w:tr>
+        <w:tc>
+          <w:tcPr>
+            <w:tcW w:type="dxa" w:w="5112"/>
+          </w:tcPr>
+          <w:p>
+            <w:r>
+              <w:t>Compensation</w:t>
+            </w:r>
+          </w:p>
+        </w:tc>
+        <w:tc>
+          <w:tcPr>
+            <w:tcW w:type="dxa" w:w="5112"/>
+          </w:tcPr>
+          <w:p>
+            <w:r>
+              <w:t>A separate action intended to offset a prior effect</w:t>
+            </w:r>
+          </w:p>
+        </w:tc>
+      </w:tr>
+    </w:tbl>
     <w:p>
       <w:pPr>
         <w:pStyle w:val="Heading3"/>
       </w:pPr>
       <w:r>
+        <w:t>Use two terms to explain a step in this week’s example.</w:t>
+      </w:r>
+    </w:p>
+    <w:p>
+      <w:r>
+        <w:t>________________________________________________________________</w:t>
+      </w:r>
+    </w:p>
+    <w:p>
+      <w:r>
+        <w:t>________________________________________________________________</w:t>
+      </w:r>
+    </w:p>
+    <w:p>
+      <w:r>
+        <w:t>________________________________________________________________</w:t>
+      </w:r>
+    </w:p>
+    <w:p>
+      <w:pPr>
+        <w:pStyle w:val="Heading1"/>
+      </w:pPr>
+      <w:r>
+        <w:t>10. Extra challenge · Explain a stronger case</w:t>
+      </w:r>
+    </w:p>
+    <w:p>
+      <w:r>
+        <w:t>Choose the next challenge after the main route.</w:t>
+      </w:r>
+    </w:p>
+    <w:p>
+      <w:pPr>
+        <w:pStyle w:val="Heading2"/>
+      </w:pPr>
+      <w:r>
+        <w:t>Explain,repair and extend</w:t>
+      </w:r>
+    </w:p>
+    <w:p>
+      <w:pPr>
+        <w:pStyle w:val="Heading3"/>
+      </w:pPr>
+      <w:r>
+        <w:t>Explain → apply → challenge</w:t>
+      </w:r>
+    </w:p>
+    <w:p>
+      <w:pPr>
+        <w:pStyle w:val="ListBullet"/>
+      </w:pPr>
+      <w:r>
+        <w:t>Explain the weekly mechanism in your own words. Use the worked scenario to name its input, decision rule and output.</w:t>
+      </w:r>
+    </w:p>
+    <w:p>
+      <w:pPr>
+        <w:pStyle w:val="ListBullet"/>
+      </w:pPr>
+      <w:r>
+        <w:t>A report omits this qualification: A compensating action is itself a side effect requiring authority; recovery does not silently permit deletion or refund. Explain how omitting it could change a reader's interpretation, and write an accurate replacement.</w:t>
+      </w:r>
+    </w:p>
+    <w:p>
+      <w:pPr>
+        <w:pStyle w:val="ListBullet"/>
+      </w:pPr>
+      <w:r>
+        <w:t>For the worked scenario, propose one additional case that could reveal a failure, describe its expected outcome before running it, and explain what would need to remain fixed for a fair comparison. Do not reuse W4 as a new final test after receiving feedback.</w:t>
+      </w:r>
+    </w:p>
+    <w:p>
+      <w:pPr>
+        <w:pStyle w:val="Heading3"/>
+      </w:pPr>
+      <w:r>
+        <w:t>Explain which evidence supports your conclusion and which claim remains unproved.</w:t>
+      </w:r>
+    </w:p>
+    <w:p>
+      <w:r>
+        <w:t>________________________________________________________________</w:t>
+      </w:r>
+    </w:p>
+    <w:p>
+      <w:r>
+        <w:t>________________________________________________________________</w:t>
+      </w:r>
+    </w:p>
+    <w:p>
+      <w:r>
+        <w:t>________________________________________________________________</w:t>
+      </w:r>
+    </w:p>
+    <w:p>
+      <w:r>
+        <w:t>________________________________________________________________</w:t>
+      </w:r>
+    </w:p>
+    <w:p>
+      <w:r>
+        <w:t>________________________________________________________________</w:t>
+      </w:r>
+    </w:p>
+    <w:p>
+      <w:pPr>
+        <w:pStyle w:val="Heading1"/>
+      </w:pPr>
+      <w:r>
+        <w:t>12. Reference · Check the service reasoning and its limits</w:t>
+      </w:r>
+    </w:p>
+    <w:p>
+      <w:r>
+        <w:t>Use after practice; keep the selected independent case for its first attempt.</w:t>
+      </w:r>
+    </w:p>
+    <w:p>
+      <w:pPr>
+        <w:pStyle w:val="Heading2"/>
+      </w:pPr>
+      <w:r>
+        <w:t>Current explanation and response</w:t>
+      </w:r>
+    </w:p>
+    <w:p>
+      <w:pPr>
+        <w:pStyle w:val="ListBullet"/>
+      </w:pPr>
+      <w:r>
+        <w:t>Complete the supported workbook tasks before attempting W4 independently. Record any hints or help used. After feedback, use the teacher's fresh retry rather than copying the earlier answer. For a project, select a relevant new case, predict the outcome from the declared rule and preserve the result alongside any revision.</w:t>
+      </w:r>
+    </w:p>
+    <w:p>
+      <w:pPr>
+        <w:pStyle w:val="Heading3"/>
+      </w:pPr>
+      <w:r>
+        <w:t>Exit: propose one revealing change to the worked scenario. State the expected outcome and the evidence that would make you revise your explanation.</w:t>
+      </w:r>
+    </w:p>
+    <w:p>
+      <w:r>
+        <w:t>________________________________________________________________</w:t>
+      </w:r>
+    </w:p>
+    <w:p>
+      <w:r>
+        <w:t>________________________________________________________________</w:t>
+      </w:r>
+    </w:p>
+    <w:p>
+      <w:r>
+        <w:t>________________________________________________________________</w:t>
+      </w:r>
+    </w:p>
+    <w:p>
+      <w:r>
+        <w:t>________________________________________________________________</w:t>
+      </w:r>
+    </w:p>
+    <w:p>
+      <w:r>
+        <w:t>________________________________________________________________</w:t>
+      </w:r>
+    </w:p>
+    <w:p>
+      <w:pPr>
+        <w:pStyle w:val="ListBullet"/>
+      </w:pPr>
+      <w:r>
+        <w:t>For the worked scenario, propose one additional case that could reveal a failure, describe its expected outcome before running it, and explain what would need to remain fixed for a fair comparison. Do not reuse W4 as a new final test after receiving feedback.</w:t>
+      </w:r>
+    </w:p>
+    <w:p>
+      <w:pPr>
+        <w:pStyle w:val="Heading3"/>
+      </w:pPr>
+      <w:r>
         <w:t>My limited claim and a useful next check</w:t>
       </w:r>
     </w:p>
@@ -2596,12 +3911,20 @@
         <w:pStyle w:val="Heading1"/>
       </w:pPr>
       <w:r>
-        <w:t>13. Study a complete case</w:t>
-      </w:r>
-    </w:p>
-    <w:p>
-      <w:r>
-        <w:t>Revisit the complete External side effects and recovery case for supported practice. Repeated examples do not become fresh assessments.</w:t>
+        <w:t>13. Extra practice · Revisit the complete trace</w:t>
+      </w:r>
+    </w:p>
+    <w:p>
+      <w:r>
+        <w:t>Predict before reading the supplied steps.</w:t>
+      </w:r>
+    </w:p>
+    <w:p>
+      <w:pPr>
+        <w:pStyle w:val="Heading2"/>
+      </w:pPr>
+      <w:r>
+        <w:t>Complete trace and evidence</w:t>
       </w:r>
     </w:p>
     <w:p>
@@ -2770,208 +4093,20 @@
         <w:pStyle w:val="Heading1"/>
       </w:pPr>
       <w:r>
-        <w:t>14. Try a new case independently</w:t>
-      </w:r>
-    </w:p>
-    <w:p>
-      <w:r>
-        <w:t>Attempt the reserved new case before feedback. Record support; the earlier examples below remain additional practice.</w:t>
-      </w:r>
-    </w:p>
-    <w:p>
-      <w:pPr>
-        <w:pStyle w:val="Heading3"/>
-      </w:pPr>
-      <w:r>
-        <w:t>Independent case: Apply a new case independently</w:t>
-      </w:r>
-    </w:p>
-    <w:p>
-      <w:pPr>
-        <w:spacing w:line="336" w:lineRule="auto" w:after="180"/>
-        <w:shd w:fill="F5F1FB"/>
-      </w:pPr>
-      <w:r>
-        <w:rPr>
-          <w:b w:val="0"/>
-        </w:rPr>
-        <w:t>A payment-like classroom token transfer has unknown status after network loss. Should the mock repeat immediately?</w:t>
-      </w:r>
-    </w:p>
-    <w:p>
-      <w:pPr>
-        <w:pStyle w:val="Heading3"/>
-      </w:pPr>
-      <w:r>
-        <w:t>My independent explanation, trace and limits</w:t>
-      </w:r>
-    </w:p>
-    <w:p>
-      <w:r>
-        <w:t>________________________________________________________________</w:t>
-      </w:r>
-    </w:p>
-    <w:p>
-      <w:r>
-        <w:t>________________________________________________________________</w:t>
-      </w:r>
-    </w:p>
-    <w:p>
-      <w:r>
-        <w:t>________________________________________________________________</w:t>
-      </w:r>
-    </w:p>
-    <w:p>
-      <w:r>
-        <w:t>________________________________________________________________</w:t>
-      </w:r>
-    </w:p>
-    <w:p>
-      <w:r>
-        <w:t>________________________________________________________________</w:t>
-      </w:r>
-    </w:p>
-    <w:p>
-      <w:r>
-        <w:t>________________________________________________________________</w:t>
-      </w:r>
-    </w:p>
-    <w:p>
-      <w:r>
-        <w:t>________________________________________________________________</w:t>
-      </w:r>
-    </w:p>
-    <w:p>
-      <w:pPr>
-        <w:spacing w:line="336" w:lineRule="auto" w:after="180"/>
-      </w:pPr>
-      <w:r>
-        <w:rPr>
-          <w:b w:val="0"/>
-        </w:rPr>
-        <w:t>Attempt this case before feedback. Record any help. Earlier examples below are further practice; a case already practised with feedback cannot establish fresh transfer.</w:t>
-      </w:r>
-    </w:p>
-    <w:p>
-      <w:pPr>
-        <w:pStyle w:val="Heading3"/>
-      </w:pPr>
-      <w:r>
-        <w:t>Attempt this without hints</w:t>
-      </w:r>
-    </w:p>
-    <w:p>
-      <w:pPr>
-        <w:spacing w:line="336" w:lineRule="auto" w:after="180"/>
-        <w:shd w:fill="F5F1FB"/>
-      </w:pPr>
-      <w:r>
-        <w:rPr>
-          <w:b w:val="0"/>
-        </w:rPr>
-        <w:t>A payment-like classroom token transfer has unknown status after network loss. Should the mock repeat immediately?</w:t>
-      </w:r>
-    </w:p>
-    <w:p>
-      <w:pPr>
-        <w:pStyle w:val="Heading3"/>
-      </w:pPr>
-      <w:r>
-        <w:t>My independent procedure, result and limitation</w:t>
-      </w:r>
-    </w:p>
-    <w:p>
-      <w:r>
-        <w:t>________________________________________________________________</w:t>
-      </w:r>
-    </w:p>
-    <w:p>
-      <w:r>
-        <w:t>________________________________________________________________</w:t>
-      </w:r>
-    </w:p>
-    <w:p>
-      <w:r>
-        <w:t>________________________________________________________________</w:t>
-      </w:r>
-    </w:p>
-    <w:p>
-      <w:r>
-        <w:t>________________________________________________________________</w:t>
-      </w:r>
-    </w:p>
-    <w:p>
-      <w:r>
-        <w:t>________________________________________________________________</w:t>
-      </w:r>
-    </w:p>
-    <w:p>
-      <w:r>
-        <w:t>________________________________________________________________</w:t>
-      </w:r>
-    </w:p>
-    <w:p>
-      <w:r>
-        <w:t>________________________________________________________________</w:t>
-      </w:r>
-    </w:p>
-    <w:p>
-      <w:r>
-        <w:t>________________________________________________________________</w:t>
-      </w:r>
-    </w:p>
-    <w:p>
-      <w:pPr>
-        <w:spacing w:line="336" w:lineRule="auto" w:after="180"/>
-      </w:pPr>
-      <w:r>
-        <w:rPr>
-          <w:b w:val="0"/>
-        </w:rPr>
-        <w:t>Record support used: none, hint or teacher explanation. After feedback, a different case is needed to demonstrate independence.</w:t>
-      </w:r>
-    </w:p>
-    <w:p>
-      <w:pPr>
-        <w:pStyle w:val="Heading3"/>
-      </w:pPr>
-      <w:r>
-        <w:t>Use feedback to improve</w:t>
-      </w:r>
-    </w:p>
-    <w:p>
-      <w:pPr>
-        <w:spacing w:line="336" w:lineRule="auto" w:after="180"/>
-      </w:pPr>
-      <w:r>
-        <w:rPr>
-          <w:b w:val="0"/>
-        </w:rPr>
-        <w:t>Attempt the independent case before hints. Record whether you worked alone, used a hint or followed a model. After feedback, fix the first unsupported step and explain why it changed.</w:t>
-      </w:r>
-    </w:p>
-    <w:p>
-      <w:pPr>
-        <w:spacing w:line="336" w:lineRule="auto" w:after="180"/>
-      </w:pPr>
-      <w:r>
-        <w:rPr>
-          <w:b w:val="0"/>
-        </w:rPr>
-        <w:t>A later check uses a changed case, not a copied answer.</w:t>
-      </w:r>
-    </w:p>
-    <w:p>
-      <w:pPr>
-        <w:pStyle w:val="Heading1"/>
-      </w:pPr>
-      <w:r>
-        <w:t>15. Your lesson route</w:t>
-      </w:r>
-    </w:p>
-    <w:p>
-      <w:r>
-        <w:t>Use this map to navigate External side effects and recovery, connect the goals to tasks and keep one evidence record for each attempt.</w:t>
+        <w:t>15. Reference · The earlier route checklist</w:t>
+      </w:r>
+    </w:p>
+    <w:p>
+      <w:r>
+        <w:t>Use one main route rather than repeating the lesson.</w:t>
+      </w:r>
+    </w:p>
+    <w:p>
+      <w:pPr>
+        <w:pStyle w:val="Heading2"/>
+      </w:pPr>
+      <w:r>
+        <w:t>Targets,route and first prediction</w:t>
       </w:r>
     </w:p>
     <w:p>
@@ -3150,12 +4285,117 @@
         <w:pStyle w:val="Heading1"/>
       </w:pPr>
       <w:r>
-        <w:t>16. Finish and return</w:t>
-      </w:r>
-    </w:p>
-    <w:p>
-      <w:r>
-        <w:t>Explain External side effects and recovery without notes, identify a remaining question and plan a later check with a changed case.</w:t>
+        <w:t>17. Extra practice · Predict,check and repair</w:t>
+      </w:r>
+    </w:p>
+    <w:p>
+      <w:r>
+        <w:t>Keep supported feedback separate from the independent case.</w:t>
+      </w:r>
+    </w:p>
+    <w:p>
+      <w:pPr>
+        <w:pStyle w:val="Heading2"/>
+      </w:pPr>
+      <w:r>
+        <w:t>First supported question and optional hint</w:t>
+      </w:r>
+    </w:p>
+    <w:p>
+      <w:pPr>
+        <w:pStyle w:val="ListBullet"/>
+      </w:pPr>
+      <w:r>
+        <w:t>Recover an uncertain print job. A badge printer loses its reply after receiving a print request.</w:t>
+      </w:r>
+    </w:p>
+    <w:p>
+      <w:pPr>
+        <w:pStyle w:val="Heading3"/>
+      </w:pPr>
+      <w:r>
+        <w:t>Practice 1: explain the deciding evidence</w:t>
+      </w:r>
+    </w:p>
+    <w:p>
+      <w:pPr>
+        <w:pStyle w:val="ListBullet"/>
+      </w:pPr>
+      <w:r>
+        <w:t>Which labelled step matches this detail? If complete, return that result without issuing another print job.</w:t>
+      </w:r>
+    </w:p>
+    <w:p>
+      <w:pPr>
+        <w:pStyle w:val="ListBullet"/>
+      </w:pPr>
+      <w:r>
+        <w:t>1. Record uncertainty</w:t>
+      </w:r>
+    </w:p>
+    <w:p>
+      <w:pPr>
+        <w:pStyle w:val="ListBullet"/>
+      </w:pPr>
+      <w:r>
+        <w:t>2. Recover from status</w:t>
+      </w:r>
+    </w:p>
+    <w:p>
+      <w:pPr>
+        <w:pStyle w:val="ListBullet"/>
+      </w:pPr>
+      <w:r>
+        <w:t>3. Query J6</w:t>
+      </w:r>
+    </w:p>
+    <w:p>
+      <w:pPr>
+        <w:pStyle w:val="Heading3"/>
+      </w:pPr>
+      <w:r>
+        <w:t>My selected conclusion, deciding fact and explanation</w:t>
+      </w:r>
+    </w:p>
+    <w:p>
+      <w:r>
+        <w:t>________________________________________________________________</w:t>
+      </w:r>
+    </w:p>
+    <w:p>
+      <w:r>
+        <w:t>________________________________________________________________</w:t>
+      </w:r>
+    </w:p>
+    <w:p>
+      <w:r>
+        <w:t>________________________________________________________________</w:t>
+      </w:r>
+    </w:p>
+    <w:p>
+      <w:r>
+        <w:t>________________________________________________________________</w:t>
+      </w:r>
+    </w:p>
+    <w:p>
+      <w:r>
+        <w:t>________________________________________________________________</w:t>
+      </w:r>
+    </w:p>
+    <w:p>
+      <w:pPr>
+        <w:pStyle w:val="ListBullet"/>
+      </w:pPr>
+      <w:r>
+        <w:t>Hint if needed: Read the steps in the pictorial case. Match the supplied detail to the stage that performs or records it.</w:t>
+      </w:r>
+    </w:p>
+    <w:p>
+      <w:pPr>
+        <w:pStyle w:val="Heading2"/>
+      </w:pPr>
+      <w:r>
+        <w:t>Check after the first attempt · reference / check after trying</w:t>
       </w:r>
     </w:p>
     <w:p>
@@ -3166,7 +4406,157 @@
         <w:rPr>
           <w:b w:val="0"/>
         </w:rPr>
-        <w:t xml:space="preserve">Close your notes. Explain this goal in your own words: Explain the </w:t>
+        <w:t>After your attempt, compare with the supported explanation: Recover from status If complete, return that result without issuing another print job. A lost response does not show whether an external effect occurred.</w:t>
+      </w:r>
+    </w:p>
+    <w:p>
+      <w:pPr>
+        <w:spacing w:line="336" w:lineRule="auto" w:after="180"/>
+      </w:pPr>
+      <w:r>
+        <w:rPr>
+          <w:b w:val="0"/>
+        </w:rPr>
+        <w:t>Recovery distinguishes unknown outcome from a confirmed failed action.</w:t>
+      </w:r>
+    </w:p>
+    <w:p>
+      <w:pPr>
+        <w:pStyle w:val="Heading2"/>
+      </w:pPr>
+      <w:r>
+        <w:t>Changed-case question and optional hint</w:t>
+      </w:r>
+    </w:p>
+    <w:p>
+      <w:pPr>
+        <w:pStyle w:val="Heading3"/>
+      </w:pPr>
+      <w:r>
+        <w:t>Practice 2: explain the deciding evidence</w:t>
+      </w:r>
+    </w:p>
+    <w:p>
+      <w:pPr>
+        <w:pStyle w:val="ListBullet"/>
+      </w:pPr>
+      <w:r>
+        <w:t>Changed-case practice: Status reliably reports J6 absent. Which conclusion is supported by the supplied facts?</w:t>
+      </w:r>
+    </w:p>
+    <w:p>
+      <w:pPr>
+        <w:pStyle w:val="ListBullet"/>
+      </w:pPr>
+      <w:r>
+        <w:t>1. This one example guarantees correct results for every future input.</w:t>
+      </w:r>
+    </w:p>
+    <w:p>
+      <w:pPr>
+        <w:pStyle w:val="ListBullet"/>
+      </w:pPr>
+      <w:r>
+        <w:t>2. A policy-approved resend using the same deduplication key may be considered.</w:t>
+      </w:r>
+    </w:p>
+    <w:p>
+      <w:pPr>
+        <w:pStyle w:val="ListBullet"/>
+      </w:pPr>
+      <w:r>
+        <w:t>3. We can decide the result without examining the changed input or the procedure.</w:t>
+      </w:r>
+    </w:p>
+    <w:p>
+      <w:pPr>
+        <w:pStyle w:val="Heading3"/>
+      </w:pPr>
+      <w:r>
+        <w:t>My selected conclusion, deciding fact and explanation</w:t>
+      </w:r>
+    </w:p>
+    <w:p>
+      <w:r>
+        <w:t>________________________________________________________________</w:t>
+      </w:r>
+    </w:p>
+    <w:p>
+      <w:r>
+        <w:t>________________________________________________________________</w:t>
+      </w:r>
+    </w:p>
+    <w:p>
+      <w:r>
+        <w:t>________________________________________________________________</w:t>
+      </w:r>
+    </w:p>
+    <w:p>
+      <w:r>
+        <w:t>________________________________________________________________</w:t>
+      </w:r>
+    </w:p>
+    <w:p>
+      <w:r>
+        <w:t>________________________________________________________________</w:t>
+      </w:r>
+    </w:p>
+    <w:p>
+      <w:pPr>
+        <w:pStyle w:val="ListBullet"/>
+      </w:pPr>
+      <w:r>
+        <w:t>Hint if needed: Use the changed condition and the deciding step in the pictorial trace. The answer must say what follows from those facts.</w:t>
+      </w:r>
+    </w:p>
+    <w:p>
+      <w:pPr>
+        <w:pStyle w:val="Heading2"/>
+      </w:pPr>
+      <w:r>
+        <w:t>Check after the changed attempt · reference / check after trying</w:t>
+      </w:r>
+    </w:p>
+    <w:p>
+      <w:pPr>
+        <w:spacing w:line="336" w:lineRule="auto" w:after="180"/>
+      </w:pPr>
+      <w:r>
+        <w:rPr>
+          <w:b w:val="0"/>
+        </w:rPr>
+        <w:t xml:space="preserve">After your attempt, compare with the supported explanation: A policy-approved resend using the same deduplication key may be considered. Confirmed absence supplies different </w:t>
+      </w:r>
+      <w:r>
+        <w:rPr>
+          <w:b/>
+        </w:rPr>
+        <w:t>evidence</w:t>
+      </w:r>
+      <w:r>
+        <w:rPr>
+          <w:b w:val="0"/>
+        </w:rPr>
+        <w:t xml:space="preserve"> from silence.</w:t>
+      </w:r>
+    </w:p>
+    <w:p>
+      <w:pPr>
+        <w:pStyle w:val="Heading2"/>
+      </w:pPr>
+      <w:r>
+        <w:t>Repair and retain the record</w:t>
+      </w:r>
+    </w:p>
+    <w:p>
+      <w:pPr>
+        <w:spacing w:line="336" w:lineRule="auto" w:after="180"/>
+      </w:pPr>
+      <w:r>
+        <w:rPr>
+          <w:b w:val="0"/>
+        </w:rPr>
+        <w:t xml:space="preserve">Review Timeouts retries and cancellation (ai-6/16). Goal: Explain the </w:t>
       </w:r>
       <w:r>
         <w:rPr>
@@ -3178,40 +4568,7 @@
         <w:rPr>
           <w:b w:val="0"/>
         </w:rPr>
-        <w:t xml:space="preserve"> and terminology of external side effects and recovery</w:t>
-      </w:r>
-    </w:p>
-    <w:p>
-      <w:pPr>
-        <w:pStyle w:val="Heading3"/>
-      </w:pPr>
-      <w:r>
-        <w:t>My deciding step, evidence and one remaining question</w:t>
-      </w:r>
-    </w:p>
-    <w:p>
-      <w:r>
-        <w:t>________________________________________________________________</w:t>
-      </w:r>
-    </w:p>
-    <w:p>
-      <w:r>
-        <w:t>________________________________________________________________</w:t>
-      </w:r>
-    </w:p>
-    <w:p>
-      <w:r>
-        <w:t>________________________________________________________________</w:t>
-      </w:r>
-    </w:p>
-    <w:p>
-      <w:r>
-        <w:t>________________________________________________________________</w:t>
-      </w:r>
-    </w:p>
-    <w:p>
-      <w:r>
-        <w:t>________________________________________________________________</w:t>
+        <w:t xml:space="preserve"> and terminology of timeouts retries and cancellation.</w:t>
       </w:r>
     </w:p>
     <w:p>
@@ -3222,31 +4579,75 @@
         <w:rPr>
           <w:b w:val="0"/>
         </w:rPr>
-        <w:t xml:space="preserve">If you are unsure, return to the worked picture and explain one arrow. If you are ready, change an </w:t>
+        <w:t>Short practice: Calculate waiting time for a one-second timeout followed by a 0.4-second success. What changes if cancellation arrives after the first attempt but before the retry?.</w:t>
+      </w:r>
+    </w:p>
+    <w:p>
+      <w:pPr>
+        <w:spacing w:line="336" w:lineRule="auto" w:after="180"/>
+      </w:pPr>
+      <w:r>
+        <w:rPr>
+          <w:b w:val="0"/>
+        </w:rPr>
+        <w:t>Return to this week and explain what you changed.</w:t>
+      </w:r>
+    </w:p>
+    <w:p>
+      <w:pPr>
+        <w:spacing w:line="336" w:lineRule="auto" w:after="180"/>
+      </w:pPr>
+      <w:r>
+        <w:rPr>
+          <w:b w:val="0"/>
+        </w:rPr>
+        <w:t xml:space="preserve">Review Planning and action selection (ai-6/14). Goal: Explain the </w:t>
       </w:r>
       <w:r>
         <w:rPr>
           <w:b/>
         </w:rPr>
-        <w:t>input</w:t>
+        <w:t>mechanism</w:t>
       </w:r>
       <w:r>
         <w:rPr>
           <w:b w:val="0"/>
         </w:rPr>
-        <w:t xml:space="preserve"> or assumption and justify your </w:t>
+        <w:t xml:space="preserve"> and terminology of planning and action selection. Short practice: Choose a permitted plan when no approved tower-height card exists.</w:t>
+      </w:r>
+    </w:p>
+    <w:p>
+      <w:pPr>
+        <w:spacing w:line="336" w:lineRule="auto" w:after="180"/>
+      </w:pPr>
+      <w:r>
+        <w:rPr>
+          <w:b w:val="0"/>
+        </w:rPr>
+        <w:t>What new answer becomes supported after a card records 24 metres, and why could the bot not invent it earlier?. Return to this week and explain what you changed.</w:t>
+      </w:r>
+    </w:p>
+    <w:p>
+      <w:pPr>
+        <w:spacing w:line="336" w:lineRule="auto" w:after="180"/>
+      </w:pPr>
+      <w:r>
+        <w:rPr>
+          <w:b w:val="0"/>
+        </w:rPr>
+        <w:t xml:space="preserve">Review Failure budgets and service objectives (ai-6/11). Goal: Explain the </w:t>
       </w:r>
       <w:r>
         <w:rPr>
           <w:b/>
         </w:rPr>
-        <w:t>prediction</w:t>
+        <w:t>mechanism</w:t>
       </w:r>
       <w:r>
         <w:rPr>
           <w:b w:val="0"/>
         </w:rPr>
-        <w:t>.</w:t>
+        <w:t xml:space="preserve"> and terminology of failure budgets and service objectives. Short practice: Calculate the maximum allowed failures among 100 requests.</w:t>
       </w:r>
     </w:p>
     <w:p>
@@ -3257,7 +4658,18 @@
         <w:rPr>
           <w:b w:val="0"/>
         </w:rPr>
-        <w:t xml:space="preserve">Save your workbook </w:t>
+        <w:t>Does 97 successes and 3 failures meet the target, and what changes after one failure becomes a success?. Return to this week and explain what you changed.</w:t>
+      </w:r>
+    </w:p>
+    <w:p>
+      <w:pPr>
+        <w:spacing w:line="336" w:lineRule="auto" w:after="180"/>
+      </w:pPr>
+      <w:r>
+        <w:rPr>
+          <w:b w:val="0"/>
+        </w:rPr>
+        <w:t xml:space="preserve">Use Download completed work in the hosted lesson to export your answers, reflections, practice feedback and code-run </w:t>
       </w:r>
       <w:r>
         <w:rPr>
@@ -3269,20 +4681,26 @@
         <w:rPr>
           <w:b w:val="0"/>
         </w:rPr>
-        <w:t>. At the next review, try a different case before opening your old answer.</w:t>
-      </w:r>
-    </w:p>
-    <w:p>
-      <w:pPr>
-        <w:pStyle w:val="Heading1"/>
-      </w:pPr>
-      <w:r>
-        <w:t>17. Supported practice, repair and portfolio</w:t>
-      </w:r>
-    </w:p>
-    <w:p>
-      <w:r>
-        <w:t>Attempt supported questions before using hints or feedback. Review a missing building block, then keep the completed work.</w:t>
+        <w:t>. Open the HTML copy to read or print it.</w:t>
+      </w:r>
+    </w:p>
+    <w:p>
+      <w:pPr>
+        <w:spacing w:line="336" w:lineRule="auto" w:after="180"/>
+      </w:pPr>
+      <w:r>
+        <w:rPr>
+          <w:b w:val="0"/>
+        </w:rPr>
+        <w:t>Drafts stay in this browser when storage is available; clear drafts on a shared device.</w:t>
+      </w:r>
+    </w:p>
+    <w:p>
+      <w:pPr>
+        <w:pStyle w:val="Heading2"/>
+      </w:pPr>
+      <w:r>
+        <w:t>Earlier wording, alternatives and picture transcripts · reference / check after trying</w:t>
       </w:r>
     </w:p>
     <w:p>
@@ -3298,68 +4716,10 @@
     </w:p>
     <w:p>
       <w:pPr>
-        <w:spacing w:line="336" w:lineRule="auto" w:after="180"/>
-      </w:pPr>
-      <w:r>
-        <w:rPr>
-          <w:b w:val="0"/>
-        </w:rPr>
-        <w:t>Recover an uncertain print job. A badge printer loses its reply after receiving a print request.</w:t>
-      </w:r>
-    </w:p>
-    <w:p>
-      <w:pPr>
         <w:pStyle w:val="Heading3"/>
       </w:pPr>
       <w:r>
-        <w:t>Practice 1: explain the deciding evidence</w:t>
-      </w:r>
-    </w:p>
-    <w:p>
-      <w:pPr>
-        <w:spacing w:line="336" w:lineRule="auto" w:after="180"/>
-      </w:pPr>
-      <w:r>
-        <w:rPr>
-          <w:b w:val="0"/>
-        </w:rPr>
-        <w:t>Which labelled step matches this detail? If complete, return that result without issuing another print job.</w:t>
-      </w:r>
-    </w:p>
-    <w:p>
-      <w:pPr>
-        <w:spacing w:line="336" w:lineRule="auto" w:after="180"/>
-        <w:shd w:fill="F4F9FC"/>
-      </w:pPr>
-      <w:r>
-        <w:rPr>
-          <w:b w:val="0"/>
-        </w:rPr>
-        <w:t>1. Record uncertainty</w:t>
-      </w:r>
-    </w:p>
-    <w:p>
-      <w:pPr>
-        <w:spacing w:line="336" w:lineRule="auto" w:after="180"/>
-        <w:shd w:fill="F4F9FC"/>
-      </w:pPr>
-      <w:r>
-        <w:rPr>
-          <w:b w:val="0"/>
-        </w:rPr>
-        <w:t>2. Recover from status</w:t>
-      </w:r>
-    </w:p>
-    <w:p>
-      <w:pPr>
-        <w:spacing w:line="336" w:lineRule="auto" w:after="180"/>
-        <w:shd w:fill="F4F9FC"/>
-      </w:pPr>
-      <w:r>
-        <w:rPr>
-          <w:b w:val="0"/>
-        </w:rPr>
-        <w:t>3. Query J6</w:t>
+        <w:t>Repair a missing building block</w:t>
       </w:r>
     </w:p>
     <w:p>
@@ -3367,438 +4727,25 @@
         <w:pStyle w:val="Heading3"/>
       </w:pPr>
       <w:r>
-        <w:t>My selected conclusion, deciding fact and explanation</w:t>
-      </w:r>
-    </w:p>
-    <w:p>
-      <w:r>
-        <w:t>________________________________________________________________</w:t>
-      </w:r>
-    </w:p>
-    <w:p>
-      <w:r>
-        <w:t>________________________________________________________________</w:t>
-      </w:r>
-    </w:p>
-    <w:p>
-      <w:r>
-        <w:t>________________________________________________________________</w:t>
-      </w:r>
-    </w:p>
-    <w:p>
-      <w:r>
-        <w:t>________________________________________________________________</w:t>
-      </w:r>
-    </w:p>
-    <w:p>
-      <w:r>
-        <w:t>________________________________________________________________</w:t>
-      </w:r>
-    </w:p>
-    <w:p>
-      <w:pPr>
-        <w:pStyle w:val="Heading3"/>
-      </w:pPr>
-      <w:r>
-        <w:t>Hint · try first</w:t>
-      </w:r>
-    </w:p>
-    <w:p>
-      <w:pPr>
-        <w:spacing w:line="336" w:lineRule="auto" w:after="180"/>
-        <w:shd w:fill="F1F6F8"/>
-      </w:pPr>
-      <w:r>
-        <w:rPr>
-          <w:b w:val="0"/>
-        </w:rPr>
-        <w:t>Hint if needed: Read the steps in the pictorial case. Match the supplied detail to the stage that performs or records it.</w:t>
-      </w:r>
-    </w:p>
-    <w:p>
-      <w:pPr>
-        <w:pStyle w:val="Heading3"/>
-      </w:pPr>
-      <w:r>
-        <w:t>Feedback · compare after trying</w:t>
-      </w:r>
-    </w:p>
-    <w:p>
-      <w:pPr>
-        <w:spacing w:line="336" w:lineRule="auto" w:after="180"/>
-        <w:shd w:fill="F1F6FC"/>
-      </w:pPr>
-      <w:r>
-        <w:rPr>
-          <w:b w:val="0"/>
-        </w:rPr>
-        <w:t>After your attempt, compare with the supported explanation: Recover from status If complete, return that result without issuing another print job. A lost response does not show whether an external effect occurred.</w:t>
-      </w:r>
-    </w:p>
-    <w:p>
-      <w:pPr>
-        <w:spacing w:line="336" w:lineRule="auto" w:after="180"/>
-        <w:shd w:fill="F1F6FC"/>
-      </w:pPr>
-      <w:r>
-        <w:rPr>
-          <w:b w:val="0"/>
-        </w:rPr>
-        <w:t>Recovery distinguishes unknown outcome from a confirmed failed action.</w:t>
-      </w:r>
-    </w:p>
-    <w:p>
-      <w:pPr>
-        <w:pStyle w:val="Heading3"/>
-      </w:pPr>
-      <w:r>
-        <w:t>Practice 2: explain the deciding evidence</w:t>
-      </w:r>
-    </w:p>
-    <w:p>
-      <w:pPr>
-        <w:pStyle w:val="Heading3"/>
-      </w:pPr>
-      <w:r>
-        <w:t>Changed case · predict first</w:t>
-      </w:r>
-    </w:p>
-    <w:p>
-      <w:pPr>
-        <w:spacing w:line="336" w:lineRule="auto" w:after="180"/>
-        <w:shd w:fill="F5F1FB"/>
-      </w:pPr>
-      <w:r>
-        <w:rPr>
-          <w:b w:val="0"/>
-        </w:rPr>
-        <w:t>Changed-case practice: Status reliably reports J6 absent. Which conclusion is supported by the supplied facts?</w:t>
-      </w:r>
-    </w:p>
-    <w:p>
-      <w:pPr>
-        <w:spacing w:line="336" w:lineRule="auto" w:after="180"/>
-        <w:shd w:fill="F4F9FC"/>
-      </w:pPr>
-      <w:r>
-        <w:rPr>
-          <w:b w:val="0"/>
-        </w:rPr>
-        <w:t xml:space="preserve">1. This one example guarantees correct results for every future </w:t>
-      </w:r>
-      <w:r>
-        <w:rPr>
-          <w:b/>
-        </w:rPr>
-        <w:t>input</w:t>
-      </w:r>
-      <w:r>
-        <w:rPr>
-          <w:b w:val="0"/>
-        </w:rPr>
-        <w:t>.</w:t>
-      </w:r>
-    </w:p>
-    <w:p>
-      <w:pPr>
-        <w:spacing w:line="336" w:lineRule="auto" w:after="180"/>
-        <w:shd w:fill="F4F9FC"/>
-      </w:pPr>
-      <w:r>
-        <w:rPr>
-          <w:b w:val="0"/>
-        </w:rPr>
-        <w:t>2. A policy-approved resend using the same deduplication key may be considered.</w:t>
-      </w:r>
-    </w:p>
-    <w:p>
-      <w:pPr>
-        <w:spacing w:line="336" w:lineRule="auto" w:after="180"/>
-        <w:shd w:fill="F4F9FC"/>
-      </w:pPr>
-      <w:r>
-        <w:rPr>
-          <w:b w:val="0"/>
-        </w:rPr>
-        <w:t xml:space="preserve">3. We can decide the result without examining the changed </w:t>
-      </w:r>
-      <w:r>
-        <w:rPr>
-          <w:b/>
-        </w:rPr>
-        <w:t>input</w:t>
-      </w:r>
-      <w:r>
-        <w:rPr>
-          <w:b w:val="0"/>
-        </w:rPr>
-        <w:t xml:space="preserve"> or the procedure.</w:t>
-      </w:r>
-    </w:p>
-    <w:p>
-      <w:pPr>
-        <w:pStyle w:val="Heading3"/>
-      </w:pPr>
-      <w:r>
-        <w:t>My selected conclusion, deciding fact and explanation</w:t>
-      </w:r>
-    </w:p>
-    <w:p>
-      <w:r>
-        <w:t>________________________________________________________________</w:t>
-      </w:r>
-    </w:p>
-    <w:p>
-      <w:r>
-        <w:t>________________________________________________________________</w:t>
-      </w:r>
-    </w:p>
-    <w:p>
-      <w:r>
-        <w:t>________________________________________________________________</w:t>
-      </w:r>
-    </w:p>
-    <w:p>
-      <w:r>
-        <w:t>________________________________________________________________</w:t>
-      </w:r>
-    </w:p>
-    <w:p>
-      <w:r>
-        <w:t>________________________________________________________________</w:t>
-      </w:r>
-    </w:p>
-    <w:p>
-      <w:pPr>
-        <w:pStyle w:val="Heading3"/>
-      </w:pPr>
-      <w:r>
-        <w:t>Hint · try first</w:t>
-      </w:r>
-    </w:p>
-    <w:p>
-      <w:pPr>
-        <w:spacing w:line="336" w:lineRule="auto" w:after="180"/>
-        <w:shd w:fill="F1F6F8"/>
-      </w:pPr>
-      <w:r>
-        <w:rPr>
-          <w:b w:val="0"/>
-        </w:rPr>
-        <w:t>Hint if needed: Use the changed condition and the deciding step in the pictorial trace. The answer must say what follows from those facts.</w:t>
-      </w:r>
-    </w:p>
-    <w:p>
-      <w:pPr>
-        <w:pStyle w:val="Heading3"/>
-      </w:pPr>
-      <w:r>
-        <w:t>Feedback · compare after trying</w:t>
-      </w:r>
-    </w:p>
-    <w:p>
-      <w:pPr>
-        <w:spacing w:line="336" w:lineRule="auto" w:after="180"/>
-        <w:shd w:fill="F1F6FC"/>
-      </w:pPr>
-      <w:r>
-        <w:rPr>
-          <w:b w:val="0"/>
-        </w:rPr>
-        <w:t xml:space="preserve">After your attempt, compare with the supported explanation: A policy-approved resend using the same deduplication key may be considered. Confirmed absence supplies different </w:t>
-      </w:r>
-      <w:r>
-        <w:rPr>
-          <w:b/>
-        </w:rPr>
-        <w:t>evidence</w:t>
-      </w:r>
-      <w:r>
-        <w:rPr>
-          <w:b w:val="0"/>
-        </w:rPr>
-        <w:t xml:space="preserve"> from silence.</w:t>
-      </w:r>
-    </w:p>
-    <w:p>
-      <w:pPr>
-        <w:pStyle w:val="Heading3"/>
-      </w:pPr>
-      <w:r>
-        <w:t>Repair a missing building block</w:t>
-      </w:r>
-    </w:p>
-    <w:p>
-      <w:pPr>
-        <w:spacing w:line="336" w:lineRule="auto" w:after="180"/>
-      </w:pPr>
-      <w:r>
-        <w:rPr>
-          <w:b w:val="0"/>
-        </w:rPr>
-        <w:t xml:space="preserve">Review Timeouts retries and cancellation (ai-6/16). Goal: Explain the </w:t>
-      </w:r>
-      <w:r>
-        <w:rPr>
-          <w:b/>
-        </w:rPr>
-        <w:t>mechanism</w:t>
-      </w:r>
-      <w:r>
-        <w:rPr>
-          <w:b w:val="0"/>
-        </w:rPr>
-        <w:t xml:space="preserve"> and terminology of timeouts retries and cancellation.</w:t>
-      </w:r>
-    </w:p>
-    <w:p>
-      <w:pPr>
-        <w:spacing w:line="336" w:lineRule="auto" w:after="180"/>
-      </w:pPr>
-      <w:r>
-        <w:rPr>
-          <w:b w:val="0"/>
-        </w:rPr>
-        <w:t>Short practice: Calculate waiting time for a one-second timeout followed by a 0.4-second success. What changes if cancellation arrives after the first attempt but before the retry?.</w:t>
-      </w:r>
-    </w:p>
-    <w:p>
-      <w:pPr>
-        <w:spacing w:line="336" w:lineRule="auto" w:after="180"/>
-      </w:pPr>
-      <w:r>
-        <w:rPr>
-          <w:b w:val="0"/>
-        </w:rPr>
-        <w:t>Return to this week and explain what you changed.</w:t>
-      </w:r>
-    </w:p>
-    <w:p>
-      <w:pPr>
-        <w:spacing w:line="336" w:lineRule="auto" w:after="180"/>
-      </w:pPr>
-      <w:r>
-        <w:rPr>
-          <w:b w:val="0"/>
-        </w:rPr>
-        <w:t xml:space="preserve">Review Planning and action selection (ai-6/14). Goal: Explain the </w:t>
-      </w:r>
-      <w:r>
-        <w:rPr>
-          <w:b/>
-        </w:rPr>
-        <w:t>mechanism</w:t>
-      </w:r>
-      <w:r>
-        <w:rPr>
-          <w:b w:val="0"/>
-        </w:rPr>
-        <w:t xml:space="preserve"> and terminology of planning and action selection. Short practice: Choose a permitted plan when no approved tower-height card exists.</w:t>
-      </w:r>
-    </w:p>
-    <w:p>
-      <w:pPr>
-        <w:spacing w:line="336" w:lineRule="auto" w:after="180"/>
-      </w:pPr>
-      <w:r>
-        <w:rPr>
-          <w:b w:val="0"/>
-        </w:rPr>
-        <w:t>What new answer becomes supported after a card records 24 metres, and why could the bot not invent it earlier?. Return to this week and explain what you changed.</w:t>
-      </w:r>
-    </w:p>
-    <w:p>
-      <w:pPr>
-        <w:spacing w:line="336" w:lineRule="auto" w:after="180"/>
-      </w:pPr>
-      <w:r>
-        <w:rPr>
-          <w:b w:val="0"/>
-        </w:rPr>
-        <w:t xml:space="preserve">Review Failure budgets and service objectives (ai-6/11). Goal: Explain the </w:t>
-      </w:r>
-      <w:r>
-        <w:rPr>
-          <w:b/>
-        </w:rPr>
-        <w:t>mechanism</w:t>
-      </w:r>
-      <w:r>
-        <w:rPr>
-          <w:b w:val="0"/>
-        </w:rPr>
-        <w:t xml:space="preserve"> and terminology of failure budgets and service objectives. Short practice: Calculate the maximum allowed failures among 100 requests.</w:t>
-      </w:r>
-    </w:p>
-    <w:p>
-      <w:pPr>
-        <w:spacing w:line="336" w:lineRule="auto" w:after="180"/>
-      </w:pPr>
-      <w:r>
-        <w:rPr>
-          <w:b w:val="0"/>
-        </w:rPr>
-        <w:t>Does 97 successes and 3 failures meet the target, and what changes after one failure becomes a success?. Return to this week and explain what you changed.</w:t>
-      </w:r>
-    </w:p>
-    <w:p>
-      <w:pPr>
-        <w:pStyle w:val="Heading3"/>
-      </w:pPr>
-      <w:r>
         <w:t>Keep your completed work</w:t>
       </w:r>
     </w:p>
     <w:p>
       <w:pPr>
-        <w:spacing w:line="336" w:lineRule="auto" w:after="180"/>
-      </w:pPr>
-      <w:r>
-        <w:rPr>
-          <w:b w:val="0"/>
-        </w:rPr>
-        <w:t xml:space="preserve">Use Download completed work in the hosted lesson to export your answers, reflections, practice feedback and code-run </w:t>
-      </w:r>
-      <w:r>
-        <w:rPr>
-          <w:b/>
-        </w:rPr>
-        <w:t>evidence</w:t>
-      </w:r>
-      <w:r>
-        <w:rPr>
-          <w:b w:val="0"/>
-        </w:rPr>
-        <w:t>. Open the HTML copy to read or print it.</w:t>
-      </w:r>
-    </w:p>
-    <w:p>
-      <w:pPr>
-        <w:spacing w:line="336" w:lineRule="auto" w:after="180"/>
-      </w:pPr>
-      <w:r>
-        <w:rPr>
-          <w:b w:val="0"/>
-        </w:rPr>
-        <w:t>Drafts stay in this browser when storage is available; clear drafts on a shared device.</w:t>
-      </w:r>
-    </w:p>
-    <w:p>
-      <w:pPr>
         <w:pStyle w:val="Heading1"/>
       </w:pPr>
       <w:r>
-        <w:t>18. Visual concept journey</w:t>
-      </w:r>
-    </w:p>
-    <w:p>
-      <w:r>
-        <w:t>Explain each External side effects and recovery graphic using its labels, deciding evidence and relevant limitation.</w:t>
-      </w:r>
-    </w:p>
-    <w:p>
-      <w:pPr>
-        <w:pStyle w:val="Heading3"/>
+        <w:t>18. Reference · Six-picture concept journey</w:t>
+      </w:r>
+    </w:p>
+    <w:p>
+      <w:r>
+        <w:t>Choose the picture that supports the current explanation.</w:t>
+      </w:r>
+    </w:p>
+    <w:p>
+      <w:pPr>
+        <w:pStyle w:val="Heading2"/>
       </w:pPr>
       <w:r>
         <w:t>01. External side effects and recovery: the case</w:t>
@@ -3809,7 +4756,7 @@
         <w:drawing>
           <wp:inline xmlns:a="http://schemas.openxmlformats.org/drawingml/2006/main" xmlns:pic="http://schemas.openxmlformats.org/drawingml/2006/picture">
             <wp:extent cx="5486400" cy="2834640"/>
-            <wp:docPr id="2" name="Picture 2" descr="Recover an uncertain print job. A badge printer loses its reply after receiving a print request. Supplied facts: Job key J6 identifies one badge. The printer supports status lookup by key; missing acknowledgement leaves outcome unknown."/>
+            <wp:docPr id="4" name="Picture 4" descr="Recover an uncertain print job. A badge printer loses its reply after receiving a print request. Supplied facts: Job key J6 identifies one badge. The printer supports status lookup by key; missing acknowledgement leaves outcome unknown."/>
             <wp:cNvGraphicFramePr>
               <a:graphicFrameLocks noChangeAspect="1"/>
             </wp:cNvGraphicFramePr>
@@ -3821,7 +4768,7 @@
                     <pic:cNvPicPr/>
                   </pic:nvPicPr>
                   <pic:blipFill>
-                    <a:blip r:embed="rId10"/>
+                    <a:blip r:embed="rId12"/>
                     <a:stretch>
                       <a:fillRect/>
                     </a:stretch>
@@ -3877,7 +4824,6 @@
     <w:p>
       <w:pPr>
         <w:spacing w:line="336" w:lineRule="auto" w:after="180"/>
-        <w:shd w:fill="F5F1FB"/>
       </w:pPr>
       <w:r>
         <w:rPr>
@@ -3888,7 +4834,7 @@
     </w:p>
     <w:p>
       <w:pPr>
-        <w:pStyle w:val="Heading3"/>
+        <w:pStyle w:val="Heading2"/>
       </w:pPr>
       <w:r>
         <w:t>02. Follow the deciding steps</w:t>
@@ -3899,7 +4845,7 @@
         <w:drawing>
           <wp:inline xmlns:a="http://schemas.openxmlformats.org/drawingml/2006/main" xmlns:pic="http://schemas.openxmlformats.org/drawingml/2006/picture">
             <wp:extent cx="5486400" cy="3182112"/>
-            <wp:docPr id="3" name="Picture 3" descr="Record uncertainty: Sending occurred, but printing completion is not yet known. → Query J6: Ask for the existing job’s recorded state. → Recover from status: If complete, return that result without issuing another print job."/>
+            <wp:docPr id="5" name="Picture 5" descr="Record uncertainty: Sending occurred, but printing completion is not yet known. → Query J6: Ask for the existing job’s recorded state. → Recover from status: If complete, return that result without issuing another print job."/>
             <wp:cNvGraphicFramePr>
               <a:graphicFrameLocks noChangeAspect="1"/>
             </wp:cNvGraphicFramePr>
@@ -3911,7 +4857,7 @@
                     <pic:cNvPicPr/>
                   </pic:nvPicPr>
                   <pic:blipFill>
-                    <a:blip r:embed="rId11"/>
+                    <a:blip r:embed="rId9"/>
                     <a:stretch>
                       <a:fillRect/>
                     </a:stretch>
@@ -3944,7 +4890,6 @@
     <w:p>
       <w:pPr>
         <w:spacing w:line="336" w:lineRule="auto" w:after="180"/>
-        <w:shd w:fill="F5F1FB"/>
       </w:pPr>
       <w:r>
         <w:rPr>
@@ -3967,7 +4912,7 @@
     </w:p>
     <w:p>
       <w:pPr>
-        <w:pStyle w:val="Heading3"/>
+        <w:pStyle w:val="Heading2"/>
       </w:pPr>
       <w:r>
         <w:t>03. External side effects and recovery — evidence trace</w:t>
@@ -3978,7 +4923,7 @@
         <w:drawing>
           <wp:inline xmlns:a="http://schemas.openxmlformats.org/drawingml/2006/main" xmlns:pic="http://schemas.openxmlformats.org/drawingml/2006/picture">
             <wp:extent cx="5486400" cy="3297936"/>
-            <wp:docPr id="4" name="Picture 4" descr="External side effects and recovery — evidence trace. A booking is committed in storage, but response delivery times out. Caller asks to repeat. | The mock ledger records prepared, committed or unknown per operation ID. Retry a committed operation by returning its result; reconcile unknown status instead of assuming failure. Preserve compensation as a separate authorised action. | Lookup the operation ID and return the committed booking; do not create a second booking. A lost acknowledgement does not undo the effect."/>
+            <wp:docPr id="6" name="Picture 6" descr="External side effects and recovery — evidence trace. A booking is committed in storage, but response delivery times out. Caller asks to repeat. | The mock ledger records prepared, committed or unknown per operation ID. Retry a committed operation by returning its result; reconcile unknown status instead of assuming failure. Preserve compensation as a separate authorised action. | Lookup the operation ID and return the committed booking; do not create a second booking. A lost acknowledgement does not undo the effect."/>
             <wp:cNvGraphicFramePr>
               <a:graphicFrameLocks noChangeAspect="1"/>
             </wp:cNvGraphicFramePr>
@@ -3990,7 +4935,7 @@
                     <pic:cNvPicPr/>
                   </pic:nvPicPr>
                   <pic:blipFill>
-                    <a:blip r:embed="rId12"/>
+                    <a:blip r:embed="rId13"/>
                     <a:stretch>
                       <a:fillRect/>
                     </a:stretch>
@@ -4081,7 +5026,6 @@
     <w:p>
       <w:pPr>
         <w:spacing w:line="336" w:lineRule="auto" w:after="180"/>
-        <w:shd w:fill="F5F1FB"/>
       </w:pPr>
       <w:r>
         <w:rPr>
@@ -4092,7 +5036,7 @@
     </w:p>
     <w:p>
       <w:pPr>
-        <w:pStyle w:val="Heading3"/>
+        <w:pStyle w:val="Heading2"/>
       </w:pPr>
       <w:r>
         <w:t>04. Change one thing. Trace what follows.</w:t>
@@ -4103,7 +5047,7 @@
         <w:drawing>
           <wp:inline xmlns:a="http://schemas.openxmlformats.org/drawingml/2006/main" xmlns:pic="http://schemas.openxmlformats.org/drawingml/2006/picture">
             <wp:extent cx="5486400" cy="3026664"/>
-            <wp:docPr id="5" name="Picture 5" descr="Original case: If complete, return that result without issuing another print job. Changed condition: Status reliably reports J6 absent. Expected result: A policy-approved resend using the same deduplication key may be considered. Reason: Confirmed absence supplies different evidence from silence."/>
+            <wp:docPr id="7" name="Picture 7" descr="Original case: If complete, return that result without issuing another print job. Changed condition: Status reliably reports J6 absent. Expected result: A policy-approved resend using the same deduplication key may be considered. Reason: Confirmed absence supplies different evidence from silence."/>
             <wp:cNvGraphicFramePr>
               <a:graphicFrameLocks noChangeAspect="1"/>
             </wp:cNvGraphicFramePr>
@@ -4115,7 +5059,7 @@
                     <pic:cNvPicPr/>
                   </pic:nvPicPr>
                   <pic:blipFill>
-                    <a:blip r:embed="rId13"/>
+                    <a:blip r:embed="rId10"/>
                     <a:stretch>
                       <a:fillRect/>
                     </a:stretch>
@@ -4171,7 +5115,6 @@
     <w:p>
       <w:pPr>
         <w:spacing w:line="336" w:lineRule="auto" w:after="180"/>
-        <w:shd w:fill="F5F1FB"/>
       </w:pPr>
       <w:r>
         <w:rPr>
@@ -4182,7 +5125,7 @@
     </w:p>
     <w:p>
       <w:pPr>
-        <w:pStyle w:val="Heading3"/>
+        <w:pStyle w:val="Heading2"/>
       </w:pPr>
       <w:r>
         <w:t>05. Connect the explanation to its limit</w:t>
@@ -4193,7 +5136,7 @@
         <w:drawing>
           <wp:inline xmlns:a="http://schemas.openxmlformats.org/drawingml/2006/main" xmlns:pic="http://schemas.openxmlformats.org/drawingml/2006/picture">
             <wp:extent cx="5486400" cy="2834640"/>
-            <wp:docPr id="6" name="Picture 6" descr="A lost response does not show whether an external effect occurred. Recovery distinguishes unknown outcome from a confirmed failed action. Limit: Without reliable status or deduplication, escalate uncertainty rather than claiming one and only one print."/>
+            <wp:docPr id="8" name="Picture 8" descr="A lost response does not show whether an external effect occurred. Recovery distinguishes unknown outcome from a confirmed failed action. Limit: Without reliable status or deduplication, escalate uncertainty rather than claiming one and only one print."/>
             <wp:cNvGraphicFramePr>
               <a:graphicFrameLocks noChangeAspect="1"/>
             </wp:cNvGraphicFramePr>
@@ -4249,7 +5192,6 @@
     <w:p>
       <w:pPr>
         <w:spacing w:line="336" w:lineRule="auto" w:after="180"/>
-        <w:shd w:fill="F5F1FB"/>
       </w:pPr>
       <w:r>
         <w:rPr>
@@ -4260,7 +5202,7 @@
     </w:p>
     <w:p>
       <w:pPr>
-        <w:pStyle w:val="Heading3"/>
+        <w:pStyle w:val="Heading2"/>
       </w:pPr>
       <w:r>
         <w:t>06. Make the idea visible in your project</w:t>
@@ -4271,7 +5213,7 @@
         <w:drawing>
           <wp:inline xmlns:a="http://schemas.openxmlformats.org/drawingml/2006/main" xmlns:pic="http://schemas.openxmlformats.org/drawingml/2006/picture">
             <wp:extent cx="5486400" cy="3529584"/>
-            <wp:docPr id="7" name="Picture 7" descr="For the Grounded Learning Service, retain an annotated trace and the changed-case result. Name the contract or evidence that makes the deciding step valid, so another team can review it. Draw your input, deciding step, result and limit. Supported question: Distinguish a missing printer acknowledgement from confirmed failure. What should happen if J6 is complete, and what evidence changes when J6 is reliably reported absent?"/>
+            <wp:docPr id="9" name="Picture 9" descr="For the Grounded Learning Service, retain an annotated trace and the changed-case result. Name the contract or evidence that makes the deciding step valid, so another team can review it. Draw your input, deciding step, result and limit. Supported question: Distinguish a missing printer acknowledgement from confirmed failure. What should happen if J6 is complete, and what evidence changes when J6 is reliably reported absent?"/>
             <wp:cNvGraphicFramePr>
               <a:graphicFrameLocks noChangeAspect="1"/>
             </wp:cNvGraphicFramePr>
@@ -4386,7 +5328,6 @@
     <w:p>
       <w:pPr>
         <w:spacing w:line="336" w:lineRule="auto" w:after="180"/>
-        <w:shd w:fill="F5F1FB"/>
       </w:pPr>
       <w:r>
         <w:rPr>
@@ -4405,6 +5346,62 @@
           <w:b w:val="0"/>
         </w:rPr>
         <w:t>.</w:t>
+      </w:r>
+    </w:p>
+    <w:p>
+      <w:pPr>
+        <w:pStyle w:val="Heading2"/>
+      </w:pPr>
+      <w:r>
+        <w:t>Earlier wording, alternatives and picture transcripts · reference / check after trying</w:t>
+      </w:r>
+    </w:p>
+    <w:p>
+      <w:pPr>
+        <w:pStyle w:val="Heading3"/>
+      </w:pPr>
+      <w:r>
+        <w:t>01. External side effects and recovery: the case</w:t>
+      </w:r>
+    </w:p>
+    <w:p>
+      <w:pPr>
+        <w:pStyle w:val="Heading3"/>
+      </w:pPr>
+      <w:r>
+        <w:t>02. Follow the deciding steps</w:t>
+      </w:r>
+    </w:p>
+    <w:p>
+      <w:pPr>
+        <w:pStyle w:val="Heading3"/>
+      </w:pPr>
+      <w:r>
+        <w:t>03. External side effects and recovery — evidence trace</w:t>
+      </w:r>
+    </w:p>
+    <w:p>
+      <w:pPr>
+        <w:pStyle w:val="Heading3"/>
+      </w:pPr>
+      <w:r>
+        <w:t>04. Change one thing. Trace what follows.</w:t>
+      </w:r>
+    </w:p>
+    <w:p>
+      <w:pPr>
+        <w:pStyle w:val="Heading3"/>
+      </w:pPr>
+      <w:r>
+        <w:t>05. Connect the explanation to its limit</w:t>
+      </w:r>
+    </w:p>
+    <w:p>
+      <w:pPr>
+        <w:pStyle w:val="Heading3"/>
+      </w:pPr>
+      <w:r>
+        <w:t>06. Make the idea visible in your project</w:t>
       </w:r>
     </w:p>
     <w:sectPr>
